--- a/2° Módulo/BD 2 - Banco de Dados 2/Exercicios_BD2.docx
+++ b/2° Módulo/BD 2 - Banco de Dados 2/Exercicios_BD2.docx
@@ -1,6 +1,6 @@
 
 <file path=word/document.xml><?xml version="1.0" encoding="utf-8"?>
-<w:document xmlns:wpc="http://schemas.microsoft.com/office/word/2010/wordprocessingCanvas" xmlns:cx="http://schemas.microsoft.com/office/drawing/2014/chartex" xmlns:cx1="http://schemas.microsoft.com/office/drawing/2015/9/8/chartex" xmlns:mc="http://schemas.openxmlformats.org/markup-compatibility/2006" xmlns:o="urn:schemas-microsoft-com:office:office" xmlns:r="http://schemas.openxmlformats.org/officeDocument/2006/relationships" xmlns:m="http://schemas.openxmlformats.org/officeDocument/2006/math" xmlns:v="urn:schemas-microsoft-com:vml" xmlns:wp14="http://schemas.microsoft.com/office/word/2010/wordprocessingDrawing" xmlns:wp="http://schemas.openxmlformats.org/drawingml/2006/wordprocessingDrawing" xmlns:w10="urn:schemas-microsoft-com:office:word" xmlns:w="http://schemas.openxmlformats.org/wordprocessingml/2006/main" xmlns:w14="http://schemas.microsoft.com/office/word/2010/wordml" xmlns:w15="http://schemas.microsoft.com/office/word/2012/wordml" xmlns:w16se="http://schemas.microsoft.com/office/word/2015/wordml/symex" xmlns:wpg="http://schemas.microsoft.com/office/word/2010/wordprocessingGroup" xmlns:wpi="http://schemas.microsoft.com/office/word/2010/wordprocessingInk" xmlns:wne="http://schemas.microsoft.com/office/word/2006/wordml" xmlns:wps="http://schemas.microsoft.com/office/word/2010/wordprocessingShape" mc:Ignorable="w14 w15 w16se wp14">
+<w:document xmlns:wpc="http://schemas.microsoft.com/office/word/2010/wordprocessingCanvas" xmlns:cx="http://schemas.microsoft.com/office/drawing/2014/chartex" xmlns:cx1="http://schemas.microsoft.com/office/drawing/2015/9/8/chartex" xmlns:cx2="http://schemas.microsoft.com/office/drawing/2015/10/21/chartex" xmlns:cx3="http://schemas.microsoft.com/office/drawing/2016/5/9/chartex" xmlns:cx4="http://schemas.microsoft.com/office/drawing/2016/5/10/chartex" xmlns:cx5="http://schemas.microsoft.com/office/drawing/2016/5/11/chartex" xmlns:cx6="http://schemas.microsoft.com/office/drawing/2016/5/12/chartex" xmlns:cx7="http://schemas.microsoft.com/office/drawing/2016/5/13/chartex" xmlns:cx8="http://schemas.microsoft.com/office/drawing/2016/5/14/chartex" xmlns:mc="http://schemas.openxmlformats.org/markup-compatibility/2006" xmlns:aink="http://schemas.microsoft.com/office/drawing/2016/ink" xmlns:am3d="http://schemas.microsoft.com/office/drawing/2017/model3d" xmlns:o="urn:schemas-microsoft-com:office:office" xmlns:oel="http://schemas.microsoft.com/office/2019/extlst" xmlns:r="http://schemas.openxmlformats.org/officeDocument/2006/relationships" xmlns:m="http://schemas.openxmlformats.org/officeDocument/2006/math" xmlns:v="urn:schemas-microsoft-com:vml" xmlns:wp14="http://schemas.microsoft.com/office/word/2010/wordprocessingDrawing" xmlns:wp="http://schemas.openxmlformats.org/drawingml/2006/wordprocessingDrawing" xmlns:w10="urn:schemas-microsoft-com:office:word" xmlns:w="http://schemas.openxmlformats.org/wordprocessingml/2006/main" xmlns:w14="http://schemas.microsoft.com/office/word/2010/wordml" xmlns:w15="http://schemas.microsoft.com/office/word/2012/wordml" xmlns:w16cex="http://schemas.microsoft.com/office/word/2018/wordml/cex" xmlns:w16cid="http://schemas.microsoft.com/office/word/2016/wordml/cid" xmlns:w16="http://schemas.microsoft.com/office/word/2018/wordml" xmlns:w16sdtdh="http://schemas.microsoft.com/office/word/2020/wordml/sdtdatahash" xmlns:w16se="http://schemas.microsoft.com/office/word/2015/wordml/symex" xmlns:wpg="http://schemas.microsoft.com/office/word/2010/wordprocessingGroup" xmlns:wpi="http://schemas.microsoft.com/office/word/2010/wordprocessingInk" xmlns:wne="http://schemas.microsoft.com/office/word/2006/wordml" xmlns:wps="http://schemas.microsoft.com/office/word/2010/wordprocessingShape" mc:Ignorable="w14 w15 w16se w16cid w16 w16cex w16sdtdh wp14">
   <w:body>
     <w:p>
       <w:pPr>
@@ -265,6 +265,7 @@
       <w:sdtPr>
         <w:rPr>
           <w:rFonts w:asciiTheme="minorHAnsi" w:eastAsiaTheme="minorHAnsi" w:hAnsiTheme="minorHAnsi" w:cstheme="minorBidi"/>
+          <w:b w:val="0"/>
           <w:kern w:val="2"/>
           <w:sz w:val="24"/>
           <w:szCs w:val="24"/>
@@ -1482,30 +1483,13 @@
     </w:sdt>
     <w:p>
       <w:pPr>
+        <w:ind w:firstLine="0"/>
         <w:rPr>
           <w:rFonts w:cs="Arial"/>
           <w:b/>
           <w:bCs/>
         </w:rPr>
       </w:pPr>
-    </w:p>
-    <w:p>
-      <w:pPr>
-        <w:rPr>
-          <w:rFonts w:cs="Arial"/>
-          <w:b/>
-          <w:bCs/>
-        </w:rPr>
-      </w:pPr>
-      <w:r>
-        <w:rPr>
-          <w:rFonts w:cs="Arial"/>
-          <w:b/>
-          <w:bCs/>
-        </w:rPr>
-        <w:lastRenderedPageBreak/>
-        <w:br w:type="page"/>
-      </w:r>
     </w:p>
     <w:p>
       <w:pPr>
@@ -1637,35 +1621,27 @@
         <w:rPr>
           <w:color w:val="0070C0"/>
         </w:rPr>
-        <w:t>vitima_</w:t>
-      </w:r>
-      <w:proofErr w:type="gramStart"/>
+        <w:t>vitima_id</w:t>
+      </w:r>
+      <w:proofErr w:type="spellEnd"/>
       <w:r>
         <w:rPr>
           <w:color w:val="0070C0"/>
         </w:rPr>
-        <w:t>id</w:t>
-      </w:r>
-      <w:proofErr w:type="spellEnd"/>
+        <w:t xml:space="preserve"> </w:t>
+      </w:r>
       <w:r>
         <w:rPr>
           <w:color w:val="0070C0"/>
         </w:rPr>
-        <w:t xml:space="preserve"> </w:t>
+        <w:t>:</w:t>
       </w:r>
       <w:r>
         <w:rPr>
           <w:color w:val="0070C0"/>
         </w:rPr>
-        <w:t>:</w:t>
-      </w:r>
-      <w:r>
-        <w:rPr>
-          <w:color w:val="0070C0"/>
-        </w:rPr>
         <w:t>PK</w:t>
       </w:r>
-      <w:proofErr w:type="gramEnd"/>
       <w:r>
         <w:t xml:space="preserve">, nome, </w:t>
       </w:r>
@@ -1766,474 +1742,6 @@
             <wp:extent cx="3239037" cy="989537"/>
             <wp:effectExtent l="0" t="0" r="0" b="1270"/>
             <wp:docPr id="6" name="Imagem 6"/>
-            <wp:cNvGraphicFramePr>
-              <a:graphicFrameLocks xmlns:a="http://schemas.openxmlformats.org/drawingml/2006/main" noChangeAspect="1"/>
-            </wp:cNvGraphicFramePr>
-            <a:graphic xmlns:a="http://schemas.openxmlformats.org/drawingml/2006/main">
-              <a:graphicData uri="http://schemas.openxmlformats.org/drawingml/2006/picture">
-                <pic:pic xmlns:pic="http://schemas.openxmlformats.org/drawingml/2006/picture">
-                  <pic:nvPicPr>
-                    <pic:cNvPr id="1" name=""/>
-                    <pic:cNvPicPr/>
-                  </pic:nvPicPr>
-                  <pic:blipFill>
-                    <a:blip r:embed="rId6"/>
-                    <a:stretch>
-                      <a:fillRect/>
-                    </a:stretch>
-                  </pic:blipFill>
-                  <pic:spPr>
-                    <a:xfrm>
-                      <a:off x="0" y="0"/>
-                      <a:ext cx="3294488" cy="1006478"/>
-                    </a:xfrm>
-                    <a:prstGeom prst="rect">
-                      <a:avLst/>
-                    </a:prstGeom>
-                  </pic:spPr>
-                </pic:pic>
-              </a:graphicData>
-            </a:graphic>
-          </wp:inline>
-        </w:drawing>
-      </w:r>
-      <w:bookmarkStart w:id="3" w:name="_Toc225362844"/>
-    </w:p>
-    <w:p/>
-    <w:p/>
-    <w:p>
-      <w:pPr>
-        <w:pStyle w:val="Ttulo4"/>
-      </w:pPr>
-      <w:r>
-        <w:t>Exercício 02 –</w:t>
-      </w:r>
-      <w:r>
-        <w:t xml:space="preserve"> </w:t>
-      </w:r>
-      <w:r>
-        <w:t>Crime:</w:t>
-      </w:r>
-      <w:bookmarkEnd w:id="3"/>
-    </w:p>
-    <w:p>
-      <w:pPr>
-        <w:rPr>
-          <w:i/>
-        </w:rPr>
-      </w:pPr>
-      <w:r>
-        <w:rPr>
-          <w:i/>
-        </w:rPr>
-        <w:t>T</w:t>
-      </w:r>
-      <w:r>
-        <w:rPr>
-          <w:i/>
-        </w:rPr>
-        <w:t>extual:</w:t>
-      </w:r>
-    </w:p>
-    <w:p>
-      <w:r>
-        <w:t>CRIME (</w:t>
-      </w:r>
-      <w:proofErr w:type="spellStart"/>
-      <w:r>
-        <w:rPr>
-          <w:color w:val="0070C0"/>
-        </w:rPr>
-        <w:t>crime_id</w:t>
-      </w:r>
-      <w:proofErr w:type="spellEnd"/>
-      <w:r>
-        <w:rPr>
-          <w:color w:val="0070C0"/>
-        </w:rPr>
-        <w:t xml:space="preserve"> PK</w:t>
-      </w:r>
-      <w:r>
-        <w:t xml:space="preserve">, </w:t>
-      </w:r>
-      <w:proofErr w:type="spellStart"/>
-      <w:r>
-        <w:t>desc_ocorrido</w:t>
-      </w:r>
-      <w:proofErr w:type="spellEnd"/>
-      <w:r>
-        <w:t xml:space="preserve">, </w:t>
-      </w:r>
-      <w:proofErr w:type="spellStart"/>
-      <w:r>
-        <w:t>dt_ocorrido</w:t>
-      </w:r>
-      <w:proofErr w:type="spellEnd"/>
-      <w:r>
-        <w:t xml:space="preserve">, </w:t>
-      </w:r>
-      <w:proofErr w:type="spellStart"/>
-      <w:r>
-        <w:rPr>
-          <w:color w:val="FF0000"/>
-        </w:rPr>
-        <w:t>id_ocorrido</w:t>
-      </w:r>
-      <w:proofErr w:type="spellEnd"/>
-      <w:r>
-        <w:rPr>
-          <w:color w:val="FF0000"/>
-        </w:rPr>
-        <w:t>: PK</w:t>
-      </w:r>
-      <w:r>
-        <w:t xml:space="preserve">, </w:t>
-      </w:r>
-      <w:proofErr w:type="spellStart"/>
-      <w:r>
-        <w:rPr>
-          <w:color w:val="000000" w:themeColor="text1"/>
-        </w:rPr>
-        <w:t>local_</w:t>
-      </w:r>
-      <w:r>
-        <w:rPr>
-          <w:color w:val="000000" w:themeColor="text1"/>
-        </w:rPr>
-        <w:t>l</w:t>
-      </w:r>
-      <w:r>
-        <w:rPr>
-          <w:color w:val="000000" w:themeColor="text1"/>
-        </w:rPr>
-        <w:t>ogradouro</w:t>
-      </w:r>
-      <w:proofErr w:type="spellEnd"/>
-      <w:r>
-        <w:rPr>
-          <w:color w:val="000000" w:themeColor="text1"/>
-        </w:rPr>
-        <w:t xml:space="preserve">, </w:t>
-      </w:r>
-      <w:proofErr w:type="spellStart"/>
-      <w:r>
-        <w:rPr>
-          <w:color w:val="000000" w:themeColor="text1"/>
-        </w:rPr>
-        <w:t>local_bairro</w:t>
-      </w:r>
-      <w:proofErr w:type="spellEnd"/>
-      <w:r>
-        <w:rPr>
-          <w:color w:val="000000" w:themeColor="text1"/>
-        </w:rPr>
-        <w:t xml:space="preserve">, </w:t>
-      </w:r>
-      <w:proofErr w:type="spellStart"/>
-      <w:r>
-        <w:rPr>
-          <w:color w:val="000000" w:themeColor="text1"/>
-        </w:rPr>
-        <w:t>local_cidade</w:t>
-      </w:r>
-      <w:proofErr w:type="spellEnd"/>
-      <w:r>
-        <w:rPr>
-          <w:color w:val="000000" w:themeColor="text1"/>
-        </w:rPr>
-        <w:t xml:space="preserve">, </w:t>
-      </w:r>
-      <w:proofErr w:type="spellStart"/>
-      <w:r>
-        <w:rPr>
-          <w:color w:val="000000" w:themeColor="text1"/>
-        </w:rPr>
-        <w:t>local_stado</w:t>
-      </w:r>
-      <w:proofErr w:type="spellEnd"/>
-      <w:r>
-        <w:t>);</w:t>
-      </w:r>
-    </w:p>
-    <w:p/>
-    <w:p>
-      <w:pPr>
-        <w:rPr>
-          <w:i/>
-        </w:rPr>
-      </w:pPr>
-      <w:r>
-        <w:rPr>
-          <w:i/>
-        </w:rPr>
-        <w:t>L</w:t>
-      </w:r>
-      <w:r>
-        <w:rPr>
-          <w:i/>
-        </w:rPr>
-        <w:t>ógico:</w:t>
-      </w:r>
-    </w:p>
-    <w:p>
-      <w:r>
-        <w:rPr>
-          <w:noProof/>
-          <w:lang w:eastAsia="pt-BR"/>
-        </w:rPr>
-        <w:drawing>
-          <wp:inline distT="0" distB="0" distL="0" distR="0" wp14:anchorId="5E81FBD4" wp14:editId="7332F878">
-            <wp:extent cx="1338318" cy="2247364"/>
-            <wp:effectExtent l="0" t="0" r="0" b="635"/>
-            <wp:docPr id="7" name="Imagem 7"/>
-            <wp:cNvGraphicFramePr>
-              <a:graphicFrameLocks xmlns:a="http://schemas.openxmlformats.org/drawingml/2006/main" noChangeAspect="1"/>
-            </wp:cNvGraphicFramePr>
-            <a:graphic xmlns:a="http://schemas.openxmlformats.org/drawingml/2006/main">
-              <a:graphicData uri="http://schemas.openxmlformats.org/drawingml/2006/picture">
-                <pic:pic xmlns:pic="http://schemas.openxmlformats.org/drawingml/2006/picture">
-                  <pic:nvPicPr>
-                    <pic:cNvPr id="1" name=""/>
-                    <pic:cNvPicPr/>
-                  </pic:nvPicPr>
-                  <pic:blipFill>
-                    <a:blip r:embed="rId7"/>
-                    <a:stretch>
-                      <a:fillRect/>
-                    </a:stretch>
-                  </pic:blipFill>
-                  <pic:spPr>
-                    <a:xfrm>
-                      <a:off x="0" y="0"/>
-                      <a:ext cx="1349824" cy="2266686"/>
-                    </a:xfrm>
-                    <a:prstGeom prst="rect">
-                      <a:avLst/>
-                    </a:prstGeom>
-                  </pic:spPr>
-                </pic:pic>
-              </a:graphicData>
-            </a:graphic>
-          </wp:inline>
-        </w:drawing>
-      </w:r>
-    </w:p>
-    <w:p>
-      <w:pPr>
-        <w:rPr>
-          <w:rFonts w:eastAsiaTheme="majorEastAsia" w:cs="Arial"/>
-          <w:b/>
-        </w:rPr>
-      </w:pPr>
-      <w:bookmarkStart w:id="4" w:name="_Toc225362845"/>
-      <w:r>
-        <w:br w:type="page"/>
-      </w:r>
-    </w:p>
-    <w:p>
-      <w:pPr>
-        <w:pStyle w:val="Ttulo4"/>
-      </w:pPr>
-      <w:r>
-        <w:lastRenderedPageBreak/>
-        <w:t>Exercício 03 –</w:t>
-      </w:r>
-      <w:r>
-        <w:t xml:space="preserve"> </w:t>
-      </w:r>
-      <w:r>
-        <w:t>Funcionário:</w:t>
-      </w:r>
-      <w:bookmarkEnd w:id="4"/>
-    </w:p>
-    <w:p>
-      <w:pPr>
-        <w:rPr>
-          <w:i/>
-        </w:rPr>
-      </w:pPr>
-      <w:r>
-        <w:rPr>
-          <w:i/>
-        </w:rPr>
-        <w:t>Textual</w:t>
-      </w:r>
-      <w:r>
-        <w:rPr>
-          <w:i/>
-        </w:rPr>
-        <w:t>:</w:t>
-      </w:r>
-    </w:p>
-    <w:p>
-      <w:r>
-        <w:t>FUNCIONARIO (</w:t>
-      </w:r>
-      <w:proofErr w:type="spellStart"/>
-      <w:r>
-        <w:rPr>
-          <w:color w:val="0070C0"/>
-        </w:rPr>
-        <w:t>Id_func</w:t>
-      </w:r>
-      <w:proofErr w:type="spellEnd"/>
-      <w:r>
-        <w:rPr>
-          <w:color w:val="0070C0"/>
-        </w:rPr>
-        <w:t xml:space="preserve"> F</w:t>
-      </w:r>
-      <w:r>
-        <w:rPr>
-          <w:color w:val="0070C0"/>
-        </w:rPr>
-        <w:t>K</w:t>
-      </w:r>
-      <w:r>
-        <w:t xml:space="preserve">, nome, </w:t>
-      </w:r>
-      <w:proofErr w:type="spellStart"/>
-      <w:r>
-        <w:t>dt_nasc</w:t>
-      </w:r>
-      <w:proofErr w:type="spellEnd"/>
-      <w:r>
-        <w:t xml:space="preserve">, idade, </w:t>
-      </w:r>
-      <w:proofErr w:type="spellStart"/>
-      <w:r>
-        <w:rPr>
-          <w:color w:val="FF0000"/>
-        </w:rPr>
-        <w:t>endereco_log</w:t>
-      </w:r>
-      <w:proofErr w:type="spellEnd"/>
-      <w:r>
-        <w:rPr>
-          <w:color w:val="FF0000"/>
-        </w:rPr>
-        <w:t xml:space="preserve">, </w:t>
-      </w:r>
-      <w:proofErr w:type="spellStart"/>
-      <w:r>
-        <w:rPr>
-          <w:color w:val="FF0000"/>
-        </w:rPr>
-        <w:t>endereco_bairro</w:t>
-      </w:r>
-      <w:proofErr w:type="spellEnd"/>
-      <w:r>
-        <w:rPr>
-          <w:color w:val="FF0000"/>
-        </w:rPr>
-        <w:t>,</w:t>
-      </w:r>
-      <w:r>
-        <w:rPr>
-          <w:color w:val="FF0000"/>
-        </w:rPr>
-        <w:t xml:space="preserve"> </w:t>
-      </w:r>
-      <w:proofErr w:type="spellStart"/>
-      <w:r>
-        <w:rPr>
-          <w:color w:val="FF0000"/>
-        </w:rPr>
-        <w:t>endereco_cidade</w:t>
-      </w:r>
-      <w:proofErr w:type="spellEnd"/>
-      <w:r>
-        <w:t>);</w:t>
-      </w:r>
-    </w:p>
-    <w:p/>
-    <w:p>
-      <w:r>
-        <w:t>TELEFONE (</w:t>
-      </w:r>
-      <w:proofErr w:type="spellStart"/>
-      <w:r>
-        <w:rPr>
-          <w:color w:val="0070C0"/>
-        </w:rPr>
-        <w:t>id_telefone</w:t>
-      </w:r>
-      <w:proofErr w:type="spellEnd"/>
-      <w:r>
-        <w:rPr>
-          <w:color w:val="0070C0"/>
-        </w:rPr>
-        <w:t xml:space="preserve">: PK, </w:t>
-      </w:r>
-      <w:proofErr w:type="spellStart"/>
-      <w:r>
-        <w:t>num_</w:t>
-      </w:r>
-      <w:proofErr w:type="gramStart"/>
-      <w:r>
-        <w:t>telefone</w:t>
-      </w:r>
-      <w:proofErr w:type="spellEnd"/>
-      <w:r>
-        <w:t>,  (</w:t>
-      </w:r>
-      <w:proofErr w:type="spellStart"/>
-      <w:proofErr w:type="gramEnd"/>
-      <w:r>
-        <w:rPr>
-          <w:color w:val="FF0000"/>
-        </w:rPr>
-        <w:t>id_func</w:t>
-      </w:r>
-      <w:proofErr w:type="spellEnd"/>
-      <w:r>
-        <w:rPr>
-          <w:color w:val="FF0000"/>
-        </w:rPr>
-        <w:t>:</w:t>
-      </w:r>
-      <w:r>
-        <w:rPr>
-          <w:color w:val="FF0000"/>
-        </w:rPr>
-        <w:t xml:space="preserve"> </w:t>
-      </w:r>
-      <w:r>
-        <w:rPr>
-          <w:color w:val="FF0000"/>
-        </w:rPr>
-        <w:t>FK</w:t>
-      </w:r>
-      <w:r>
-        <w:t>, telefone);</w:t>
-      </w:r>
-      <w:r>
-        <w:rPr>
-          <w:color w:val="FF0000"/>
-        </w:rPr>
-        <w:t xml:space="preserve"> </w:t>
-      </w:r>
-    </w:p>
-    <w:p/>
-    <w:p>
-      <w:r>
-        <w:t>Lógico</w:t>
-      </w:r>
-      <w:r>
-        <w:t>:</w:t>
-      </w:r>
-    </w:p>
-    <w:p>
-      <w:r>
-        <w:rPr>
-          <w:noProof/>
-          <w:lang w:eastAsia="pt-BR"/>
-        </w:rPr>
-        <w:drawing>
-          <wp:inline distT="0" distB="0" distL="0" distR="0" wp14:anchorId="0D7E2AD5" wp14:editId="3C3DDF0F">
-            <wp:extent cx="5400040" cy="2892425"/>
-            <wp:effectExtent l="0" t="0" r="0" b="3175"/>
-            <wp:docPr id="8" name="Imagem 8"/>
             <wp:cNvGraphicFramePr>
               <a:graphicFrameLocks xmlns:a="http://schemas.openxmlformats.org/drawingml/2006/main" noChangeAspect="1"/>
             </wp:cNvGraphicFramePr>
@@ -2253,7 +1761,7 @@
                   <pic:spPr>
                     <a:xfrm>
                       <a:off x="0" y="0"/>
-                      <a:ext cx="5400040" cy="2892425"/>
+                      <a:ext cx="3294488" cy="1006478"/>
                     </a:xfrm>
                     <a:prstGeom prst="rect">
                       <a:avLst/>
@@ -2265,344 +1773,182 @@
           </wp:inline>
         </w:drawing>
       </w:r>
-    </w:p>
-    <w:p/>
-    <w:p>
-      <w:pPr>
-        <w:rPr>
-          <w:rFonts w:eastAsiaTheme="majorEastAsia" w:cs="Arial"/>
-          <w:b/>
-        </w:rPr>
-      </w:pPr>
-      <w:bookmarkStart w:id="5" w:name="_Toc225362846"/>
-      <w:r>
-        <w:br w:type="page"/>
-      </w:r>
-    </w:p>
-    <w:p>
-      <w:pPr>
-        <w:pStyle w:val="Ttulo4"/>
-      </w:pPr>
-      <w:r>
-        <w:lastRenderedPageBreak/>
-        <w:t>Exercício 04 –</w:t>
-      </w:r>
-      <w:r>
-        <w:t xml:space="preserve"> </w:t>
-      </w:r>
-      <w:r>
-        <w:t>Aluno:</w:t>
-      </w:r>
-      <w:bookmarkEnd w:id="5"/>
-    </w:p>
-    <w:p>
-      <w:r>
-        <w:t>Textual</w:t>
-      </w:r>
-      <w:r>
-        <w:t>:</w:t>
-      </w:r>
-    </w:p>
-    <w:p/>
-    <w:p>
-      <w:r>
-        <w:t>ALUNO (</w:t>
-      </w:r>
-      <w:proofErr w:type="spellStart"/>
-      <w:r>
-        <w:rPr>
-          <w:color w:val="0070C0"/>
-        </w:rPr>
-        <w:t>id_aluno</w:t>
-      </w:r>
-      <w:proofErr w:type="spellEnd"/>
-      <w:r>
-        <w:rPr>
-          <w:color w:val="0070C0"/>
-        </w:rPr>
-        <w:t>:</w:t>
-      </w:r>
-      <w:r>
-        <w:rPr>
-          <w:color w:val="0070C0"/>
-        </w:rPr>
-        <w:t xml:space="preserve"> PK</w:t>
-      </w:r>
-      <w:r>
-        <w:t>, nome)</w:t>
-      </w:r>
-    </w:p>
-    <w:p>
-      <w:r>
-        <w:t>ALUNO_NECESSIDADE_ESPECIAL (</w:t>
-      </w:r>
-      <w:proofErr w:type="spellStart"/>
-      <w:r>
-        <w:rPr>
-          <w:color w:val="0070C0"/>
-        </w:rPr>
-        <w:t>id_necessidade</w:t>
-      </w:r>
-      <w:proofErr w:type="spellEnd"/>
-      <w:r>
-        <w:rPr>
-          <w:color w:val="0070C0"/>
-        </w:rPr>
-        <w:t>: PK</w:t>
-      </w:r>
-      <w:r>
-        <w:rPr>
-          <w:color w:val="0070C0"/>
-        </w:rPr>
-        <w:t>,</w:t>
-      </w:r>
-      <w:r>
-        <w:t xml:space="preserve"> </w:t>
-      </w:r>
-      <w:proofErr w:type="spellStart"/>
-      <w:r>
-        <w:t>desc_necessidade</w:t>
-      </w:r>
-      <w:proofErr w:type="spellEnd"/>
-      <w:r>
-        <w:t>,</w:t>
-      </w:r>
-      <w:r>
-        <w:rPr>
-          <w:color w:val="FF0000"/>
-        </w:rPr>
-        <w:t xml:space="preserve"> </w:t>
-      </w:r>
-      <w:proofErr w:type="spellStart"/>
-      <w:r>
-        <w:rPr>
-          <w:color w:val="FF0000"/>
-        </w:rPr>
-        <w:t>id_aluno</w:t>
-      </w:r>
-      <w:proofErr w:type="spellEnd"/>
-      <w:r>
-        <w:rPr>
-          <w:color w:val="FF0000"/>
-        </w:rPr>
-        <w:t>: FK</w:t>
-      </w:r>
-      <w:r>
-        <w:t>)</w:t>
-      </w:r>
-    </w:p>
-    <w:p>
-      <w:r>
-        <w:t>ALUNO_TELEFONE (</w:t>
-      </w:r>
-      <w:proofErr w:type="spellStart"/>
-      <w:r>
-        <w:rPr>
-          <w:color w:val="0070C0"/>
-        </w:rPr>
-        <w:t>id_telefone</w:t>
-      </w:r>
-      <w:proofErr w:type="spellEnd"/>
-      <w:r>
-        <w:rPr>
-          <w:color w:val="0070C0"/>
-        </w:rPr>
-        <w:t>: PK</w:t>
-      </w:r>
-      <w:r>
-        <w:t xml:space="preserve">, </w:t>
-      </w:r>
-      <w:proofErr w:type="spellStart"/>
-      <w:r>
-        <w:t>num_telefone</w:t>
-      </w:r>
-      <w:proofErr w:type="spellEnd"/>
-      <w:r>
-        <w:t xml:space="preserve">, </w:t>
-      </w:r>
-      <w:proofErr w:type="spellStart"/>
-      <w:r>
-        <w:rPr>
-          <w:color w:val="FF0000"/>
-        </w:rPr>
-        <w:t>id_aluno</w:t>
-      </w:r>
-      <w:proofErr w:type="spellEnd"/>
-      <w:r>
-        <w:rPr>
-          <w:color w:val="FF0000"/>
-        </w:rPr>
-        <w:t>: FK</w:t>
-      </w:r>
-      <w:r>
-        <w:t>)</w:t>
-      </w:r>
-    </w:p>
-    <w:p>
-      <w:r>
-        <w:t>ALUNO_AREA_INTERESSE (</w:t>
-      </w:r>
-      <w:proofErr w:type="spellStart"/>
-      <w:r>
-        <w:rPr>
-          <w:color w:val="0070C0"/>
-        </w:rPr>
-        <w:t>id_area</w:t>
-      </w:r>
-      <w:proofErr w:type="spellEnd"/>
-      <w:r>
-        <w:rPr>
-          <w:color w:val="0070C0"/>
-        </w:rPr>
-        <w:t xml:space="preserve">: </w:t>
-      </w:r>
-      <w:proofErr w:type="gramStart"/>
-      <w:r>
-        <w:rPr>
-          <w:color w:val="0070C0"/>
-        </w:rPr>
-        <w:t>PK,</w:t>
-      </w:r>
-      <w:r>
-        <w:t xml:space="preserve">  </w:t>
-      </w:r>
-      <w:proofErr w:type="spellStart"/>
-      <w:r>
-        <w:t>area</w:t>
-      </w:r>
-      <w:proofErr w:type="gramEnd"/>
-      <w:r>
-        <w:t>_interesse</w:t>
-      </w:r>
-      <w:proofErr w:type="spellEnd"/>
-      <w:r>
-        <w:t xml:space="preserve">, </w:t>
-      </w:r>
-      <w:proofErr w:type="spellStart"/>
-      <w:r>
-        <w:rPr>
-          <w:color w:val="FF0000"/>
-        </w:rPr>
-        <w:t>id_aluno</w:t>
-      </w:r>
-      <w:proofErr w:type="spellEnd"/>
-      <w:r>
-        <w:rPr>
-          <w:color w:val="FF0000"/>
-        </w:rPr>
-        <w:t>: FK</w:t>
-      </w:r>
-      <w:r>
-        <w:t>)</w:t>
-      </w:r>
-    </w:p>
-    <w:p>
-      <w:r>
-        <w:t>ALUNO_RESPONSAVEL (</w:t>
-      </w:r>
-      <w:proofErr w:type="spellStart"/>
-      <w:r>
-        <w:rPr>
-          <w:color w:val="0070C0"/>
-        </w:rPr>
-        <w:t>id_responsavel</w:t>
-      </w:r>
-      <w:proofErr w:type="spellEnd"/>
-      <w:r>
-        <w:rPr>
-          <w:color w:val="0070C0"/>
-        </w:rPr>
-        <w:t>: PK</w:t>
-      </w:r>
-      <w:r>
-        <w:t xml:space="preserve">, </w:t>
-      </w:r>
-      <w:proofErr w:type="spellStart"/>
-      <w:r>
-        <w:t>nome_responsavel</w:t>
-      </w:r>
-      <w:proofErr w:type="spellEnd"/>
-      <w:r>
-        <w:t xml:space="preserve">, </w:t>
-      </w:r>
-      <w:proofErr w:type="spellStart"/>
-      <w:r>
-        <w:rPr>
-          <w:color w:val="FF0000"/>
-        </w:rPr>
-        <w:t>id_aluno</w:t>
-      </w:r>
-      <w:proofErr w:type="spellEnd"/>
-      <w:r>
-        <w:rPr>
-          <w:color w:val="FF0000"/>
-        </w:rPr>
-        <w:t>: FK</w:t>
-      </w:r>
-      <w:r>
-        <w:t>)</w:t>
-      </w:r>
-    </w:p>
-    <w:p>
-      <w:r>
-        <w:t>REQUERIMENTO (</w:t>
-      </w:r>
-      <w:proofErr w:type="spellStart"/>
-      <w:r>
-        <w:rPr>
-          <w:color w:val="0070C0"/>
-        </w:rPr>
-        <w:t>id_requerimento</w:t>
-      </w:r>
-      <w:proofErr w:type="spellEnd"/>
-      <w:r>
-        <w:rPr>
-          <w:color w:val="0070C0"/>
-        </w:rPr>
-        <w:t>: PK</w:t>
-      </w:r>
-      <w:r>
-        <w:t xml:space="preserve">, </w:t>
-      </w:r>
-      <w:proofErr w:type="spellStart"/>
-      <w:r>
-        <w:t>dt_requerimento</w:t>
-      </w:r>
-      <w:proofErr w:type="spellEnd"/>
-      <w:r>
-        <w:t xml:space="preserve">, </w:t>
-      </w:r>
-      <w:proofErr w:type="spellStart"/>
-      <w:r>
-        <w:t>desc_requerimento</w:t>
-      </w:r>
-      <w:proofErr w:type="spellEnd"/>
-      <w:r>
-        <w:t xml:space="preserve"> </w:t>
-      </w:r>
-      <w:proofErr w:type="spellStart"/>
-      <w:r>
-        <w:rPr>
-          <w:color w:val="FF0000"/>
-        </w:rPr>
-        <w:t>id_aluno</w:t>
-      </w:r>
-      <w:proofErr w:type="spellEnd"/>
-      <w:r>
-        <w:rPr>
-          <w:color w:val="FF0000"/>
-        </w:rPr>
-        <w:t>: FK</w:t>
-      </w:r>
-      <w:r>
-        <w:t>)</w:t>
-      </w:r>
+      <w:bookmarkStart w:id="3" w:name="_Toc225362844"/>
     </w:p>
     <w:p/>
     <w:p/>
     <w:p>
-      <w:r>
-        <w:t>Lógico:</w:t>
+      <w:pPr>
+        <w:pStyle w:val="Ttulo4"/>
+      </w:pPr>
+      <w:r>
+        <w:t>Exercício 02 –</w:t>
+      </w:r>
+      <w:r>
+        <w:t xml:space="preserve"> </w:t>
+      </w:r>
+      <w:r>
+        <w:t>Crime:</w:t>
+      </w:r>
+      <w:bookmarkEnd w:id="3"/>
+    </w:p>
+    <w:p>
+      <w:pPr>
+        <w:rPr>
+          <w:i/>
+        </w:rPr>
+      </w:pPr>
+      <w:r>
+        <w:rPr>
+          <w:i/>
+        </w:rPr>
+        <w:t>T</w:t>
+      </w:r>
+      <w:r>
+        <w:rPr>
+          <w:i/>
+        </w:rPr>
+        <w:t>extual:</w:t>
+      </w:r>
+    </w:p>
+    <w:p>
+      <w:r>
+        <w:t>CRIME (</w:t>
+      </w:r>
+      <w:proofErr w:type="spellStart"/>
+      <w:r>
+        <w:rPr>
+          <w:color w:val="0070C0"/>
+        </w:rPr>
+        <w:t>crime_id</w:t>
+      </w:r>
+      <w:proofErr w:type="spellEnd"/>
+      <w:r>
+        <w:rPr>
+          <w:color w:val="0070C0"/>
+        </w:rPr>
+        <w:t xml:space="preserve"> PK</w:t>
+      </w:r>
+      <w:r>
+        <w:t xml:space="preserve">, </w:t>
+      </w:r>
+      <w:proofErr w:type="spellStart"/>
+      <w:r>
+        <w:t>desc_ocorrido</w:t>
+      </w:r>
+      <w:proofErr w:type="spellEnd"/>
+      <w:r>
+        <w:t xml:space="preserve">, </w:t>
+      </w:r>
+      <w:proofErr w:type="spellStart"/>
+      <w:r>
+        <w:t>dt_ocorrido</w:t>
+      </w:r>
+      <w:proofErr w:type="spellEnd"/>
+      <w:r>
+        <w:t xml:space="preserve">, </w:t>
+      </w:r>
+      <w:proofErr w:type="spellStart"/>
+      <w:r>
+        <w:rPr>
+          <w:color w:val="FF0000"/>
+        </w:rPr>
+        <w:t>id_ocorrido</w:t>
+      </w:r>
+      <w:proofErr w:type="spellEnd"/>
+      <w:r>
+        <w:rPr>
+          <w:color w:val="FF0000"/>
+        </w:rPr>
+        <w:t>: PK</w:t>
+      </w:r>
+      <w:r>
+        <w:t xml:space="preserve">, </w:t>
+      </w:r>
+      <w:proofErr w:type="spellStart"/>
+      <w:r>
+        <w:rPr>
+          <w:color w:val="000000" w:themeColor="text1"/>
+        </w:rPr>
+        <w:t>local_</w:t>
+      </w:r>
+      <w:r>
+        <w:rPr>
+          <w:color w:val="000000" w:themeColor="text1"/>
+        </w:rPr>
+        <w:t>l</w:t>
+      </w:r>
+      <w:r>
+        <w:rPr>
+          <w:color w:val="000000" w:themeColor="text1"/>
+        </w:rPr>
+        <w:t>ogradouro</w:t>
+      </w:r>
+      <w:proofErr w:type="spellEnd"/>
+      <w:r>
+        <w:rPr>
+          <w:color w:val="000000" w:themeColor="text1"/>
+        </w:rPr>
+        <w:t xml:space="preserve">, </w:t>
+      </w:r>
+      <w:proofErr w:type="spellStart"/>
+      <w:r>
+        <w:rPr>
+          <w:color w:val="000000" w:themeColor="text1"/>
+        </w:rPr>
+        <w:t>local_bairro</w:t>
+      </w:r>
+      <w:proofErr w:type="spellEnd"/>
+      <w:r>
+        <w:rPr>
+          <w:color w:val="000000" w:themeColor="text1"/>
+        </w:rPr>
+        <w:t xml:space="preserve">, </w:t>
+      </w:r>
+      <w:proofErr w:type="spellStart"/>
+      <w:r>
+        <w:rPr>
+          <w:color w:val="000000" w:themeColor="text1"/>
+        </w:rPr>
+        <w:t>local_cidade</w:t>
+      </w:r>
+      <w:proofErr w:type="spellEnd"/>
+      <w:r>
+        <w:rPr>
+          <w:color w:val="000000" w:themeColor="text1"/>
+        </w:rPr>
+        <w:t xml:space="preserve">, </w:t>
+      </w:r>
+      <w:proofErr w:type="spellStart"/>
+      <w:r>
+        <w:rPr>
+          <w:color w:val="000000" w:themeColor="text1"/>
+        </w:rPr>
+        <w:t>local_stado</w:t>
+      </w:r>
+      <w:proofErr w:type="spellEnd"/>
+      <w:r>
+        <w:t>);</w:t>
+      </w:r>
+    </w:p>
+    <w:p/>
+    <w:p>
+      <w:pPr>
+        <w:rPr>
+          <w:i/>
+        </w:rPr>
+      </w:pPr>
+      <w:r>
+        <w:rPr>
+          <w:i/>
+        </w:rPr>
+        <w:t>L</w:t>
+      </w:r>
+      <w:r>
+        <w:rPr>
+          <w:i/>
+        </w:rPr>
+        <w:t>ógico:</w:t>
       </w:r>
     </w:p>
     <w:p>
@@ -2612,10 +1958,10 @@
           <w:lang w:eastAsia="pt-BR"/>
         </w:rPr>
         <w:drawing>
-          <wp:inline distT="0" distB="0" distL="0" distR="0" wp14:anchorId="2CA30656" wp14:editId="0536DA73">
-            <wp:extent cx="5400040" cy="3550285"/>
-            <wp:effectExtent l="0" t="0" r="0" b="0"/>
-            <wp:docPr id="9" name="Imagem 9"/>
+          <wp:inline distT="0" distB="0" distL="0" distR="0" wp14:anchorId="5E81FBD4" wp14:editId="7332F878">
+            <wp:extent cx="1338318" cy="2247364"/>
+            <wp:effectExtent l="0" t="0" r="0" b="635"/>
+            <wp:docPr id="7" name="Imagem 7"/>
             <wp:cNvGraphicFramePr>
               <a:graphicFrameLocks xmlns:a="http://schemas.openxmlformats.org/drawingml/2006/main" noChangeAspect="1"/>
             </wp:cNvGraphicFramePr>
@@ -2635,6 +1981,636 @@
                   <pic:spPr>
                     <a:xfrm>
                       <a:off x="0" y="0"/>
+                      <a:ext cx="1349824" cy="2266686"/>
+                    </a:xfrm>
+                    <a:prstGeom prst="rect">
+                      <a:avLst/>
+                    </a:prstGeom>
+                  </pic:spPr>
+                </pic:pic>
+              </a:graphicData>
+            </a:graphic>
+          </wp:inline>
+        </w:drawing>
+      </w:r>
+    </w:p>
+    <w:p>
+      <w:pPr>
+        <w:rPr>
+          <w:rFonts w:eastAsiaTheme="majorEastAsia" w:cs="Arial"/>
+          <w:b/>
+        </w:rPr>
+      </w:pPr>
+      <w:bookmarkStart w:id="4" w:name="_Toc225362845"/>
+      <w:r>
+        <w:br w:type="page"/>
+      </w:r>
+    </w:p>
+    <w:p>
+      <w:pPr>
+        <w:pStyle w:val="Ttulo4"/>
+      </w:pPr>
+      <w:r>
+        <w:lastRenderedPageBreak/>
+        <w:t>Exercício 03 –</w:t>
+      </w:r>
+      <w:r>
+        <w:t xml:space="preserve"> </w:t>
+      </w:r>
+      <w:r>
+        <w:t>Funcionário:</w:t>
+      </w:r>
+      <w:bookmarkEnd w:id="4"/>
+    </w:p>
+    <w:p>
+      <w:pPr>
+        <w:rPr>
+          <w:i/>
+        </w:rPr>
+      </w:pPr>
+      <w:r>
+        <w:rPr>
+          <w:i/>
+        </w:rPr>
+        <w:t>Textual</w:t>
+      </w:r>
+      <w:r>
+        <w:rPr>
+          <w:i/>
+        </w:rPr>
+        <w:t>:</w:t>
+      </w:r>
+    </w:p>
+    <w:p>
+      <w:r>
+        <w:t>FUNCIONARIO (</w:t>
+      </w:r>
+      <w:proofErr w:type="spellStart"/>
+      <w:r>
+        <w:rPr>
+          <w:color w:val="0070C0"/>
+        </w:rPr>
+        <w:t>Id_func</w:t>
+      </w:r>
+      <w:proofErr w:type="spellEnd"/>
+      <w:r>
+        <w:rPr>
+          <w:color w:val="0070C0"/>
+        </w:rPr>
+        <w:t xml:space="preserve"> F</w:t>
+      </w:r>
+      <w:r>
+        <w:rPr>
+          <w:color w:val="0070C0"/>
+        </w:rPr>
+        <w:t>K</w:t>
+      </w:r>
+      <w:r>
+        <w:t xml:space="preserve">, nome, </w:t>
+      </w:r>
+      <w:proofErr w:type="spellStart"/>
+      <w:r>
+        <w:t>dt_nasc</w:t>
+      </w:r>
+      <w:proofErr w:type="spellEnd"/>
+      <w:r>
+        <w:t xml:space="preserve">, idade, </w:t>
+      </w:r>
+      <w:proofErr w:type="spellStart"/>
+      <w:r>
+        <w:rPr>
+          <w:color w:val="FF0000"/>
+        </w:rPr>
+        <w:t>endereco_log</w:t>
+      </w:r>
+      <w:proofErr w:type="spellEnd"/>
+      <w:r>
+        <w:rPr>
+          <w:color w:val="FF0000"/>
+        </w:rPr>
+        <w:t xml:space="preserve">, </w:t>
+      </w:r>
+      <w:proofErr w:type="spellStart"/>
+      <w:r>
+        <w:rPr>
+          <w:color w:val="FF0000"/>
+        </w:rPr>
+        <w:t>endereco_bairro</w:t>
+      </w:r>
+      <w:proofErr w:type="spellEnd"/>
+      <w:r>
+        <w:rPr>
+          <w:color w:val="FF0000"/>
+        </w:rPr>
+        <w:t>,</w:t>
+      </w:r>
+      <w:r>
+        <w:rPr>
+          <w:color w:val="FF0000"/>
+        </w:rPr>
+        <w:t xml:space="preserve"> </w:t>
+      </w:r>
+      <w:proofErr w:type="spellStart"/>
+      <w:r>
+        <w:rPr>
+          <w:color w:val="FF0000"/>
+        </w:rPr>
+        <w:t>endereco_cidade</w:t>
+      </w:r>
+      <w:proofErr w:type="spellEnd"/>
+      <w:r>
+        <w:t>);</w:t>
+      </w:r>
+    </w:p>
+    <w:p/>
+    <w:p>
+      <w:r>
+        <w:t>TELEFONE (</w:t>
+      </w:r>
+      <w:proofErr w:type="spellStart"/>
+      <w:r>
+        <w:rPr>
+          <w:color w:val="0070C0"/>
+        </w:rPr>
+        <w:t>id_telefone</w:t>
+      </w:r>
+      <w:proofErr w:type="spellEnd"/>
+      <w:r>
+        <w:rPr>
+          <w:color w:val="0070C0"/>
+        </w:rPr>
+        <w:t xml:space="preserve">: PK, </w:t>
+      </w:r>
+      <w:proofErr w:type="spellStart"/>
+      <w:r>
+        <w:t>num_</w:t>
+      </w:r>
+      <w:proofErr w:type="gramStart"/>
+      <w:r>
+        <w:t>telefone</w:t>
+      </w:r>
+      <w:proofErr w:type="spellEnd"/>
+      <w:r>
+        <w:t>,  (</w:t>
+      </w:r>
+      <w:proofErr w:type="spellStart"/>
+      <w:proofErr w:type="gramEnd"/>
+      <w:r>
+        <w:rPr>
+          <w:color w:val="FF0000"/>
+        </w:rPr>
+        <w:t>id_func</w:t>
+      </w:r>
+      <w:proofErr w:type="spellEnd"/>
+      <w:r>
+        <w:rPr>
+          <w:color w:val="FF0000"/>
+        </w:rPr>
+        <w:t>:</w:t>
+      </w:r>
+      <w:r>
+        <w:rPr>
+          <w:color w:val="FF0000"/>
+        </w:rPr>
+        <w:t xml:space="preserve"> </w:t>
+      </w:r>
+      <w:r>
+        <w:rPr>
+          <w:color w:val="FF0000"/>
+        </w:rPr>
+        <w:t>FK</w:t>
+      </w:r>
+      <w:r>
+        <w:t>, telefone);</w:t>
+      </w:r>
+      <w:r>
+        <w:rPr>
+          <w:color w:val="FF0000"/>
+        </w:rPr>
+        <w:t xml:space="preserve"> </w:t>
+      </w:r>
+    </w:p>
+    <w:p/>
+    <w:p>
+      <w:r>
+        <w:t>Lógico</w:t>
+      </w:r>
+      <w:r>
+        <w:t>:</w:t>
+      </w:r>
+    </w:p>
+    <w:p>
+      <w:r>
+        <w:rPr>
+          <w:noProof/>
+          <w:lang w:eastAsia="pt-BR"/>
+        </w:rPr>
+        <w:drawing>
+          <wp:inline distT="0" distB="0" distL="0" distR="0" wp14:anchorId="0D7E2AD5" wp14:editId="3C3DDF0F">
+            <wp:extent cx="5400040" cy="2892425"/>
+            <wp:effectExtent l="0" t="0" r="0" b="3175"/>
+            <wp:docPr id="8" name="Imagem 8"/>
+            <wp:cNvGraphicFramePr>
+              <a:graphicFrameLocks xmlns:a="http://schemas.openxmlformats.org/drawingml/2006/main" noChangeAspect="1"/>
+            </wp:cNvGraphicFramePr>
+            <a:graphic xmlns:a="http://schemas.openxmlformats.org/drawingml/2006/main">
+              <a:graphicData uri="http://schemas.openxmlformats.org/drawingml/2006/picture">
+                <pic:pic xmlns:pic="http://schemas.openxmlformats.org/drawingml/2006/picture">
+                  <pic:nvPicPr>
+                    <pic:cNvPr id="1" name=""/>
+                    <pic:cNvPicPr/>
+                  </pic:nvPicPr>
+                  <pic:blipFill>
+                    <a:blip r:embed="rId10"/>
+                    <a:stretch>
+                      <a:fillRect/>
+                    </a:stretch>
+                  </pic:blipFill>
+                  <pic:spPr>
+                    <a:xfrm>
+                      <a:off x="0" y="0"/>
+                      <a:ext cx="5400040" cy="2892425"/>
+                    </a:xfrm>
+                    <a:prstGeom prst="rect">
+                      <a:avLst/>
+                    </a:prstGeom>
+                  </pic:spPr>
+                </pic:pic>
+              </a:graphicData>
+            </a:graphic>
+          </wp:inline>
+        </w:drawing>
+      </w:r>
+    </w:p>
+    <w:p/>
+    <w:p>
+      <w:pPr>
+        <w:rPr>
+          <w:rFonts w:eastAsiaTheme="majorEastAsia" w:cs="Arial"/>
+          <w:b/>
+        </w:rPr>
+      </w:pPr>
+      <w:bookmarkStart w:id="5" w:name="_Toc225362846"/>
+      <w:r>
+        <w:br w:type="page"/>
+      </w:r>
+    </w:p>
+    <w:p>
+      <w:pPr>
+        <w:pStyle w:val="Ttulo4"/>
+      </w:pPr>
+      <w:r>
+        <w:lastRenderedPageBreak/>
+        <w:t>Exercício 04 –</w:t>
+      </w:r>
+      <w:r>
+        <w:t xml:space="preserve"> </w:t>
+      </w:r>
+      <w:r>
+        <w:t>Aluno:</w:t>
+      </w:r>
+      <w:bookmarkEnd w:id="5"/>
+    </w:p>
+    <w:p>
+      <w:r>
+        <w:t>Textual</w:t>
+      </w:r>
+      <w:r>
+        <w:t>:</w:t>
+      </w:r>
+    </w:p>
+    <w:p/>
+    <w:p>
+      <w:r>
+        <w:t>ALUNO (</w:t>
+      </w:r>
+      <w:proofErr w:type="spellStart"/>
+      <w:r>
+        <w:rPr>
+          <w:color w:val="0070C0"/>
+        </w:rPr>
+        <w:t>id_aluno</w:t>
+      </w:r>
+      <w:proofErr w:type="spellEnd"/>
+      <w:r>
+        <w:rPr>
+          <w:color w:val="0070C0"/>
+        </w:rPr>
+        <w:t>:</w:t>
+      </w:r>
+      <w:r>
+        <w:rPr>
+          <w:color w:val="0070C0"/>
+        </w:rPr>
+        <w:t xml:space="preserve"> PK</w:t>
+      </w:r>
+      <w:r>
+        <w:t>, nome)</w:t>
+      </w:r>
+    </w:p>
+    <w:p>
+      <w:r>
+        <w:t>ALUNO_NECESSIDADE_ESPECIAL (</w:t>
+      </w:r>
+      <w:proofErr w:type="spellStart"/>
+      <w:r>
+        <w:rPr>
+          <w:color w:val="0070C0"/>
+        </w:rPr>
+        <w:t>id_necessidade</w:t>
+      </w:r>
+      <w:proofErr w:type="spellEnd"/>
+      <w:r>
+        <w:rPr>
+          <w:color w:val="0070C0"/>
+        </w:rPr>
+        <w:t>: PK</w:t>
+      </w:r>
+      <w:r>
+        <w:rPr>
+          <w:color w:val="0070C0"/>
+        </w:rPr>
+        <w:t>,</w:t>
+      </w:r>
+      <w:r>
+        <w:t xml:space="preserve"> </w:t>
+      </w:r>
+      <w:proofErr w:type="spellStart"/>
+      <w:r>
+        <w:t>desc_necessidade</w:t>
+      </w:r>
+      <w:proofErr w:type="spellEnd"/>
+      <w:r>
+        <w:t>,</w:t>
+      </w:r>
+      <w:r>
+        <w:rPr>
+          <w:color w:val="FF0000"/>
+        </w:rPr>
+        <w:t xml:space="preserve"> </w:t>
+      </w:r>
+      <w:proofErr w:type="spellStart"/>
+      <w:r>
+        <w:rPr>
+          <w:color w:val="FF0000"/>
+        </w:rPr>
+        <w:t>id_aluno</w:t>
+      </w:r>
+      <w:proofErr w:type="spellEnd"/>
+      <w:r>
+        <w:rPr>
+          <w:color w:val="FF0000"/>
+        </w:rPr>
+        <w:t>: FK</w:t>
+      </w:r>
+      <w:r>
+        <w:t>)</w:t>
+      </w:r>
+    </w:p>
+    <w:p>
+      <w:r>
+        <w:t>ALUNO_TELEFONE (</w:t>
+      </w:r>
+      <w:proofErr w:type="spellStart"/>
+      <w:r>
+        <w:rPr>
+          <w:color w:val="0070C0"/>
+        </w:rPr>
+        <w:t>id_telefone</w:t>
+      </w:r>
+      <w:proofErr w:type="spellEnd"/>
+      <w:r>
+        <w:rPr>
+          <w:color w:val="0070C0"/>
+        </w:rPr>
+        <w:t>: PK</w:t>
+      </w:r>
+      <w:r>
+        <w:t xml:space="preserve">, </w:t>
+      </w:r>
+      <w:proofErr w:type="spellStart"/>
+      <w:r>
+        <w:t>num_telefone</w:t>
+      </w:r>
+      <w:proofErr w:type="spellEnd"/>
+      <w:r>
+        <w:t xml:space="preserve">, </w:t>
+      </w:r>
+      <w:proofErr w:type="spellStart"/>
+      <w:r>
+        <w:rPr>
+          <w:color w:val="FF0000"/>
+        </w:rPr>
+        <w:t>id_aluno</w:t>
+      </w:r>
+      <w:proofErr w:type="spellEnd"/>
+      <w:r>
+        <w:rPr>
+          <w:color w:val="FF0000"/>
+        </w:rPr>
+        <w:t>: FK</w:t>
+      </w:r>
+      <w:r>
+        <w:t>)</w:t>
+      </w:r>
+    </w:p>
+    <w:p>
+      <w:r>
+        <w:t>ALUNO_AREA_INTERESSE (</w:t>
+      </w:r>
+      <w:proofErr w:type="spellStart"/>
+      <w:r>
+        <w:rPr>
+          <w:color w:val="0070C0"/>
+        </w:rPr>
+        <w:t>id_area</w:t>
+      </w:r>
+      <w:proofErr w:type="spellEnd"/>
+      <w:r>
+        <w:rPr>
+          <w:color w:val="0070C0"/>
+        </w:rPr>
+        <w:t xml:space="preserve">: </w:t>
+      </w:r>
+      <w:proofErr w:type="gramStart"/>
+      <w:r>
+        <w:rPr>
+          <w:color w:val="0070C0"/>
+        </w:rPr>
+        <w:t>PK,</w:t>
+      </w:r>
+      <w:r>
+        <w:t xml:space="preserve">  </w:t>
+      </w:r>
+      <w:proofErr w:type="spellStart"/>
+      <w:r>
+        <w:t>area</w:t>
+      </w:r>
+      <w:proofErr w:type="gramEnd"/>
+      <w:r>
+        <w:t>_interesse</w:t>
+      </w:r>
+      <w:proofErr w:type="spellEnd"/>
+      <w:r>
+        <w:t xml:space="preserve">, </w:t>
+      </w:r>
+      <w:proofErr w:type="spellStart"/>
+      <w:r>
+        <w:rPr>
+          <w:color w:val="FF0000"/>
+        </w:rPr>
+        <w:t>id_aluno</w:t>
+      </w:r>
+      <w:proofErr w:type="spellEnd"/>
+      <w:r>
+        <w:rPr>
+          <w:color w:val="FF0000"/>
+        </w:rPr>
+        <w:t>: FK</w:t>
+      </w:r>
+      <w:r>
+        <w:t>)</w:t>
+      </w:r>
+    </w:p>
+    <w:p>
+      <w:r>
+        <w:t>ALUNO_RESPONSAVEL (</w:t>
+      </w:r>
+      <w:proofErr w:type="spellStart"/>
+      <w:r>
+        <w:rPr>
+          <w:color w:val="0070C0"/>
+        </w:rPr>
+        <w:t>id_responsavel</w:t>
+      </w:r>
+      <w:proofErr w:type="spellEnd"/>
+      <w:r>
+        <w:rPr>
+          <w:color w:val="0070C0"/>
+        </w:rPr>
+        <w:t>: PK</w:t>
+      </w:r>
+      <w:r>
+        <w:t xml:space="preserve">, </w:t>
+      </w:r>
+      <w:proofErr w:type="spellStart"/>
+      <w:r>
+        <w:t>nome_responsavel</w:t>
+      </w:r>
+      <w:proofErr w:type="spellEnd"/>
+      <w:r>
+        <w:t xml:space="preserve">, </w:t>
+      </w:r>
+      <w:proofErr w:type="spellStart"/>
+      <w:r>
+        <w:rPr>
+          <w:color w:val="FF0000"/>
+        </w:rPr>
+        <w:t>id_aluno</w:t>
+      </w:r>
+      <w:proofErr w:type="spellEnd"/>
+      <w:r>
+        <w:rPr>
+          <w:color w:val="FF0000"/>
+        </w:rPr>
+        <w:t>: FK</w:t>
+      </w:r>
+      <w:r>
+        <w:t>)</w:t>
+      </w:r>
+    </w:p>
+    <w:p>
+      <w:r>
+        <w:t>REQUERIMENTO (</w:t>
+      </w:r>
+      <w:proofErr w:type="spellStart"/>
+      <w:r>
+        <w:rPr>
+          <w:color w:val="0070C0"/>
+        </w:rPr>
+        <w:t>id_requerimento</w:t>
+      </w:r>
+      <w:proofErr w:type="spellEnd"/>
+      <w:r>
+        <w:rPr>
+          <w:color w:val="0070C0"/>
+        </w:rPr>
+        <w:t>: PK</w:t>
+      </w:r>
+      <w:r>
+        <w:t xml:space="preserve">, </w:t>
+      </w:r>
+      <w:proofErr w:type="spellStart"/>
+      <w:r>
+        <w:t>dt_requerimento</w:t>
+      </w:r>
+      <w:proofErr w:type="spellEnd"/>
+      <w:r>
+        <w:t xml:space="preserve">, </w:t>
+      </w:r>
+      <w:proofErr w:type="spellStart"/>
+      <w:r>
+        <w:t>desc_requerimento</w:t>
+      </w:r>
+      <w:proofErr w:type="spellEnd"/>
+      <w:r>
+        <w:t xml:space="preserve"> </w:t>
+      </w:r>
+      <w:proofErr w:type="spellStart"/>
+      <w:r>
+        <w:rPr>
+          <w:color w:val="FF0000"/>
+        </w:rPr>
+        <w:t>id_aluno</w:t>
+      </w:r>
+      <w:proofErr w:type="spellEnd"/>
+      <w:r>
+        <w:rPr>
+          <w:color w:val="FF0000"/>
+        </w:rPr>
+        <w:t>: FK</w:t>
+      </w:r>
+      <w:r>
+        <w:t>)</w:t>
+      </w:r>
+    </w:p>
+    <w:p/>
+    <w:p/>
+    <w:p>
+      <w:r>
+        <w:t>Lógico:</w:t>
+      </w:r>
+    </w:p>
+    <w:p>
+      <w:r>
+        <w:rPr>
+          <w:noProof/>
+          <w:lang w:eastAsia="pt-BR"/>
+        </w:rPr>
+        <w:drawing>
+          <wp:inline distT="0" distB="0" distL="0" distR="0" wp14:anchorId="2CA30656" wp14:editId="0536DA73">
+            <wp:extent cx="5400040" cy="3550285"/>
+            <wp:effectExtent l="0" t="0" r="0" b="0"/>
+            <wp:docPr id="9" name="Imagem 9"/>
+            <wp:cNvGraphicFramePr>
+              <a:graphicFrameLocks xmlns:a="http://schemas.openxmlformats.org/drawingml/2006/main" noChangeAspect="1"/>
+            </wp:cNvGraphicFramePr>
+            <a:graphic xmlns:a="http://schemas.openxmlformats.org/drawingml/2006/main">
+              <a:graphicData uri="http://schemas.openxmlformats.org/drawingml/2006/picture">
+                <pic:pic xmlns:pic="http://schemas.openxmlformats.org/drawingml/2006/picture">
+                  <pic:nvPicPr>
+                    <pic:cNvPr id="1" name=""/>
+                    <pic:cNvPicPr/>
+                  </pic:nvPicPr>
+                  <pic:blipFill>
+                    <a:blip r:embed="rId11"/>
+                    <a:stretch>
+                      <a:fillRect/>
+                    </a:stretch>
+                  </pic:blipFill>
+                  <pic:spPr>
+                    <a:xfrm>
+                      <a:off x="0" y="0"/>
                       <a:ext cx="5400040" cy="3550285"/>
                     </a:xfrm>
                     <a:prstGeom prst="rect">
@@ -2749,7 +2725,7 @@
         </w:rPr>
         <w:t>o:</w:t>
       </w:r>
-      <w:hyperlink r:id="rId10">
+      <w:hyperlink r:id="rId12">
         <w:r>
           <w:rPr>
             <w:rFonts w:ascii="Courier New" w:eastAsia="Courier New" w:hAnsi="Courier New" w:cs="Courier New"/>
@@ -2759,7 +2735,7 @@
           <w:t xml:space="preserve"> </w:t>
         </w:r>
       </w:hyperlink>
-      <w:hyperlink r:id="rId11">
+      <w:hyperlink r:id="rId13">
         <w:r>
           <w:rPr>
             <w:rFonts w:eastAsia="Courier New" w:cs="Arial"/>
@@ -2767,7 +2743,7 @@
           <w:t>SELECT</w:t>
         </w:r>
       </w:hyperlink>
-      <w:hyperlink r:id="rId12">
+      <w:hyperlink r:id="rId14">
         <w:r>
           <w:rPr>
             <w:rFonts w:eastAsia="Courier New" w:cs="Arial"/>
@@ -2848,7 +2824,7 @@
                     <pic:cNvPicPr/>
                   </pic:nvPicPr>
                   <pic:blipFill>
-                    <a:blip r:embed="rId13"/>
+                    <a:blip r:embed="rId15"/>
                     <a:stretch>
                       <a:fillRect/>
                     </a:stretch>
@@ -2955,7 +2931,7 @@
         </w:rPr>
         <w:t>Código:</w:t>
       </w:r>
-      <w:hyperlink r:id="rId14">
+      <w:hyperlink r:id="rId16">
         <w:r>
           <w:rPr>
             <w:rFonts w:ascii="Courier New" w:eastAsia="Courier New" w:hAnsi="Courier New" w:cs="Courier New"/>
@@ -2965,7 +2941,7 @@
           <w:t xml:space="preserve"> </w:t>
         </w:r>
       </w:hyperlink>
-      <w:hyperlink r:id="rId15">
+      <w:hyperlink r:id="rId17">
         <w:r>
           <w:rPr>
             <w:rFonts w:eastAsia="Courier New" w:cs="Arial"/>
@@ -2973,7 +2949,7 @@
           <w:t>SELECT</w:t>
         </w:r>
       </w:hyperlink>
-      <w:hyperlink r:id="rId16">
+      <w:hyperlink r:id="rId18">
         <w:r>
           <w:rPr>
             <w:rFonts w:eastAsia="Courier New" w:cs="Arial"/>
@@ -3026,7 +3002,7 @@
                     <pic:cNvPicPr/>
                   </pic:nvPicPr>
                   <pic:blipFill>
-                    <a:blip r:embed="rId17"/>
+                    <a:blip r:embed="rId19"/>
                     <a:stretch>
                       <a:fillRect/>
                     </a:stretch>
@@ -3142,7 +3118,7 @@
         </w:rPr>
         <w:t>Código:</w:t>
       </w:r>
-      <w:hyperlink r:id="rId18">
+      <w:hyperlink r:id="rId20">
         <w:r>
           <w:rPr>
             <w:rFonts w:eastAsia="Courier New" w:cs="Arial"/>
@@ -3160,7 +3136,7 @@
           <w:rFonts w:cs="Arial"/>
         </w:rPr>
       </w:pPr>
-      <w:hyperlink r:id="rId19">
+      <w:hyperlink r:id="rId21">
         <w:r>
           <w:rPr>
             <w:rFonts w:eastAsia="Courier New" w:cs="Arial"/>
@@ -3168,7 +3144,7 @@
           <w:t>SELECT</w:t>
         </w:r>
       </w:hyperlink>
-      <w:hyperlink r:id="rId20">
+      <w:hyperlink r:id="rId22">
         <w:r>
           <w:rPr>
             <w:rFonts w:eastAsia="Courier New" w:cs="Arial"/>
@@ -3207,7 +3183,7 @@
                     <pic:cNvPicPr/>
                   </pic:nvPicPr>
                   <pic:blipFill>
-                    <a:blip r:embed="rId21"/>
+                    <a:blip r:embed="rId23"/>
                     <a:stretch>
                       <a:fillRect/>
                     </a:stretch>
@@ -3301,7 +3277,7 @@
         </w:rPr>
         <w:t>Código:</w:t>
       </w:r>
-      <w:hyperlink r:id="rId22">
+      <w:hyperlink r:id="rId24">
         <w:r>
           <w:rPr>
             <w:rFonts w:ascii="Courier New" w:eastAsia="Courier New" w:hAnsi="Courier New" w:cs="Courier New"/>
@@ -3321,7 +3297,7 @@
           <w:rFonts w:cs="Arial"/>
         </w:rPr>
       </w:pPr>
-      <w:hyperlink r:id="rId23">
+      <w:hyperlink r:id="rId25">
         <w:r>
           <w:rPr>
             <w:rFonts w:eastAsia="Courier New" w:cs="Arial"/>
@@ -3329,7 +3305,7 @@
           <w:t>SELECT</w:t>
         </w:r>
       </w:hyperlink>
-      <w:hyperlink r:id="rId24">
+      <w:hyperlink r:id="rId26">
         <w:r>
           <w:rPr>
             <w:rFonts w:eastAsia="Courier New" w:cs="Arial"/>
@@ -3382,7 +3358,7 @@
                     <pic:cNvPicPr/>
                   </pic:nvPicPr>
                   <pic:blipFill>
-                    <a:blip r:embed="rId25"/>
+                    <a:blip r:embed="rId27"/>
                     <a:stretch>
                       <a:fillRect/>
                     </a:stretch>
@@ -3445,7 +3421,7 @@
         </w:rPr>
         <w:t>Código:</w:t>
       </w:r>
-      <w:hyperlink r:id="rId26">
+      <w:hyperlink r:id="rId28">
         <w:r>
           <w:rPr>
             <w:rFonts w:eastAsia="Courier New" w:cs="Arial"/>
@@ -3464,7 +3440,7 @@
           <w:rFonts w:cs="Arial"/>
         </w:rPr>
       </w:pPr>
-      <w:hyperlink r:id="rId27">
+      <w:hyperlink r:id="rId29">
         <w:r>
           <w:rPr>
             <w:rFonts w:eastAsia="Courier New" w:cs="Arial"/>
@@ -3472,7 +3448,7 @@
           <w:t>SELECT</w:t>
         </w:r>
       </w:hyperlink>
-      <w:hyperlink r:id="rId28">
+      <w:hyperlink r:id="rId30">
         <w:r>
           <w:rPr>
             <w:rFonts w:eastAsia="Courier New" w:cs="Arial"/>
@@ -3511,7 +3487,7 @@
                     <pic:cNvPicPr/>
                   </pic:nvPicPr>
                   <pic:blipFill>
-                    <a:blip r:embed="rId29"/>
+                    <a:blip r:embed="rId31"/>
                     <a:stretch>
                       <a:fillRect/>
                     </a:stretch>
@@ -3596,7 +3572,7 @@
         </w:rPr>
         <w:t>Código:</w:t>
       </w:r>
-      <w:hyperlink r:id="rId30">
+      <w:hyperlink r:id="rId32">
         <w:r>
           <w:rPr>
             <w:rFonts w:eastAsia="Courier New" w:cs="Arial"/>
@@ -3615,7 +3591,7 @@
           <w:rFonts w:cs="Arial"/>
         </w:rPr>
       </w:pPr>
-      <w:hyperlink r:id="rId31">
+      <w:hyperlink r:id="rId33">
         <w:r>
           <w:rPr>
             <w:rFonts w:eastAsia="Courier New" w:cs="Arial"/>
@@ -3623,7 +3599,7 @@
           <w:t>SELECT</w:t>
         </w:r>
       </w:hyperlink>
-      <w:hyperlink r:id="rId32">
+      <w:hyperlink r:id="rId34">
         <w:r>
           <w:rPr>
             <w:rFonts w:eastAsia="Courier New" w:cs="Arial"/>
@@ -3661,7 +3637,7 @@
                     <pic:cNvPicPr/>
                   </pic:nvPicPr>
                   <pic:blipFill>
-                    <a:blip r:embed="rId33"/>
+                    <a:blip r:embed="rId35"/>
                     <a:stretch>
                       <a:fillRect/>
                     </a:stretch>
@@ -3738,7 +3714,7 @@
         </w:rPr>
         <w:t>Código:</w:t>
       </w:r>
-      <w:hyperlink r:id="rId34">
+      <w:hyperlink r:id="rId36">
         <w:r>
           <w:rPr>
             <w:rFonts w:eastAsia="Courier New" w:cs="Arial"/>
@@ -3756,7 +3732,7 @@
           <w:rFonts w:cs="Arial"/>
         </w:rPr>
       </w:pPr>
-      <w:hyperlink r:id="rId35">
+      <w:hyperlink r:id="rId37">
         <w:r>
           <w:rPr>
             <w:rFonts w:eastAsia="Courier New" w:cs="Arial"/>
@@ -3764,7 +3740,7 @@
           <w:t>SELECT</w:t>
         </w:r>
       </w:hyperlink>
-      <w:hyperlink r:id="rId36">
+      <w:hyperlink r:id="rId38">
         <w:r>
           <w:rPr>
             <w:rFonts w:eastAsia="Courier New" w:cs="Arial"/>
@@ -3802,7 +3778,7 @@
                     <pic:cNvPicPr/>
                   </pic:nvPicPr>
                   <pic:blipFill>
-                    <a:blip r:embed="rId37"/>
+                    <a:blip r:embed="rId39"/>
                     <a:stretch>
                       <a:fillRect/>
                     </a:stretch>
@@ -4044,7 +4020,7 @@
                     <pic:cNvPicPr/>
                   </pic:nvPicPr>
                   <pic:blipFill>
-                    <a:blip r:embed="rId38"/>
+                    <a:blip r:embed="rId40"/>
                     <a:stretch>
                       <a:fillRect/>
                     </a:stretch>
@@ -4128,8 +4104,6 @@
       <w:r>
         <w:t>Quais são os clientes na cidade de Niterói?</w:t>
       </w:r>
-      <w:bookmarkStart w:id="8" w:name="_GoBack"/>
-      <w:bookmarkEnd w:id="8"/>
     </w:p>
     <w:p/>
     <w:p>
@@ -4212,7 +4186,7 @@
                     <pic:cNvPicPr/>
                   </pic:nvPicPr>
                   <pic:blipFill>
-                    <a:blip r:embed="rId39"/>
+                    <a:blip r:embed="rId41"/>
                     <a:stretch>
                       <a:fillRect/>
                     </a:stretch>
@@ -4256,7 +4230,7 @@
       <w:pPr>
         <w:pStyle w:val="Ttulo1"/>
       </w:pPr>
-      <w:bookmarkStart w:id="9" w:name="_Toc229483669"/>
+      <w:bookmarkStart w:id="8" w:name="_Toc229483669"/>
       <w:r>
         <w:lastRenderedPageBreak/>
         <w:t>Operadores Lógicos</w:t>
@@ -4264,7 +4238,7 @@
       <w:r>
         <w:t xml:space="preserve"> – 29.04.2026</w:t>
       </w:r>
-      <w:bookmarkEnd w:id="9"/>
+      <w:bookmarkEnd w:id="8"/>
     </w:p>
     <w:tbl>
       <w:tblPr>
@@ -4485,7 +4459,7 @@
                     <pic:cNvPicPr/>
                   </pic:nvPicPr>
                   <pic:blipFill>
-                    <a:blip r:embed="rId40"/>
+                    <a:blip r:embed="rId42"/>
                     <a:stretch>
                       <a:fillRect/>
                     </a:stretch>
@@ -4585,15 +4559,7 @@
       </w:r>
       <w:proofErr w:type="spellEnd"/>
       <w:r>
-        <w:t xml:space="preserve">' AND </w:t>
-      </w:r>
-      <w:proofErr w:type="spellStart"/>
-      <w:r>
-        <w:t>cep</w:t>
-      </w:r>
-      <w:proofErr w:type="spellEnd"/>
-      <w:r>
-        <w:t xml:space="preserve"> &gt;= 20000005 &lt;=20000010;</w:t>
+        <w:t>' AND cep &gt;= 20000005 &lt;=20000010;</w:t>
       </w:r>
     </w:p>
     <w:p>
@@ -4610,481 +4576,6 @@
             <wp:extent cx="5400040" cy="2007235"/>
             <wp:effectExtent l="0" t="0" r="0" b="0"/>
             <wp:docPr id="15" name="Imagem 15"/>
-            <wp:cNvGraphicFramePr>
-              <a:graphicFrameLocks xmlns:a="http://schemas.openxmlformats.org/drawingml/2006/main" noChangeAspect="1"/>
-            </wp:cNvGraphicFramePr>
-            <a:graphic xmlns:a="http://schemas.openxmlformats.org/drawingml/2006/main">
-              <a:graphicData uri="http://schemas.openxmlformats.org/drawingml/2006/picture">
-                <pic:pic xmlns:pic="http://schemas.openxmlformats.org/drawingml/2006/picture">
-                  <pic:nvPicPr>
-                    <pic:cNvPr id="1" name=""/>
-                    <pic:cNvPicPr/>
-                  </pic:nvPicPr>
-                  <pic:blipFill>
-                    <a:blip r:embed="rId41"/>
-                    <a:stretch>
-                      <a:fillRect/>
-                    </a:stretch>
-                  </pic:blipFill>
-                  <pic:spPr>
-                    <a:xfrm>
-                      <a:off x="0" y="0"/>
-                      <a:ext cx="5400040" cy="2007235"/>
-                    </a:xfrm>
-                    <a:prstGeom prst="rect">
-                      <a:avLst/>
-                    </a:prstGeom>
-                  </pic:spPr>
-                </pic:pic>
-              </a:graphicData>
-            </a:graphic>
-          </wp:inline>
-        </w:drawing>
-      </w:r>
-    </w:p>
-    <w:p/>
-    <w:p>
-      <w:pPr>
-        <w:rPr>
-          <w:b/>
-          <w:u w:val="single"/>
-        </w:rPr>
-      </w:pPr>
-      <w:r>
-        <w:rPr>
-          <w:b/>
-          <w:u w:val="single"/>
-        </w:rPr>
-        <w:t>Observação:</w:t>
-      </w:r>
-    </w:p>
-    <w:p>
-      <w:r>
-        <w:t xml:space="preserve">A prioridade de operador </w:t>
-      </w:r>
-      <w:r>
-        <w:rPr>
-          <w:b/>
-          <w:i/>
-        </w:rPr>
-        <w:t>AND</w:t>
-      </w:r>
-      <w:r>
-        <w:t xml:space="preserve"> é maior do que a prioridade do operador </w:t>
-      </w:r>
-      <w:r>
-        <w:rPr>
-          <w:b/>
-          <w:i/>
-        </w:rPr>
-        <w:t>OR</w:t>
-      </w:r>
-      <w:r>
-        <w:t xml:space="preserve">; logo, neste exemplo, a utilização dos parênteses é opcional. </w:t>
-      </w:r>
-    </w:p>
-    <w:p>
-      <w:pPr>
-        <w:spacing w:line="278" w:lineRule="auto"/>
-        <w:ind w:firstLine="0"/>
-        <w:jc w:val="left"/>
-        <w:rPr>
-          <w:rFonts w:eastAsia="Arial" w:cstheme="majorBidi"/>
-          <w:b/>
-          <w:iCs/>
-        </w:rPr>
-      </w:pPr>
-      <w:r>
-        <w:br w:type="page"/>
-      </w:r>
-    </w:p>
-    <w:p>
-      <w:pPr>
-        <w:pStyle w:val="Ttulo4"/>
-      </w:pPr>
-      <w:r>
-        <w:lastRenderedPageBreak/>
-        <w:t>Problema 3:</w:t>
-      </w:r>
-    </w:p>
-    <w:p>
-      <w:r>
-        <w:t>Mostrar todos os pedidos que não tenham prazo de entrega superior a 15 dias.</w:t>
-      </w:r>
-    </w:p>
-    <w:p>
-      <w:pPr>
-        <w:spacing w:after="56"/>
-        <w:ind w:firstLine="0"/>
-        <w:rPr>
-          <w:b/>
-        </w:rPr>
-      </w:pPr>
-      <w:r>
-        <w:rPr>
-          <w:rFonts w:eastAsia="Arial" w:cs="Arial"/>
-          <w:b/>
-        </w:rPr>
-        <w:t xml:space="preserve">Código: </w:t>
-      </w:r>
-    </w:p>
-    <w:p>
-      <w:proofErr w:type="gramStart"/>
-      <w:r>
-        <w:t xml:space="preserve">SELECT  </w:t>
-      </w:r>
-      <w:proofErr w:type="spellStart"/>
-      <w:r>
-        <w:t>num</w:t>
-      </w:r>
-      <w:proofErr w:type="gramEnd"/>
-      <w:r>
-        <w:t>_ped</w:t>
-      </w:r>
-      <w:proofErr w:type="spellEnd"/>
-      <w:r>
-        <w:t xml:space="preserve">, </w:t>
-      </w:r>
-      <w:proofErr w:type="spellStart"/>
-      <w:r>
-        <w:t>prazo_entr</w:t>
-      </w:r>
-      <w:proofErr w:type="spellEnd"/>
-    </w:p>
-    <w:p>
-      <w:r>
-        <w:t>FROM `pedido`</w:t>
-      </w:r>
-    </w:p>
-    <w:p>
-      <w:r>
-        <w:t xml:space="preserve">WHERE </w:t>
-      </w:r>
-      <w:proofErr w:type="spellStart"/>
-      <w:r>
-        <w:t>prazo_</w:t>
-      </w:r>
-      <w:proofErr w:type="gramStart"/>
-      <w:r>
-        <w:t>entr</w:t>
-      </w:r>
-      <w:proofErr w:type="spellEnd"/>
-      <w:r>
-        <w:t xml:space="preserve">  &lt;</w:t>
-      </w:r>
-      <w:proofErr w:type="gramEnd"/>
-      <w:r>
-        <w:t xml:space="preserve"> 15 </w:t>
-      </w:r>
-    </w:p>
-    <w:p>
-      <w:pPr>
-        <w:ind w:firstLine="0"/>
-      </w:pPr>
-      <w:r>
-        <w:rPr>
-          <w:noProof/>
-          <w:lang w:eastAsia="pt-BR"/>
-        </w:rPr>
-        <w:drawing>
-          <wp:inline distT="0" distB="0" distL="0" distR="0" wp14:anchorId="7A4EE089" wp14:editId="3F08DB76">
-            <wp:extent cx="5400040" cy="4650105"/>
-            <wp:effectExtent l="0" t="0" r="0" b="0"/>
-            <wp:docPr id="17" name="Imagem 17"/>
-            <wp:cNvGraphicFramePr>
-              <a:graphicFrameLocks xmlns:a="http://schemas.openxmlformats.org/drawingml/2006/main" noChangeAspect="1"/>
-            </wp:cNvGraphicFramePr>
-            <a:graphic xmlns:a="http://schemas.openxmlformats.org/drawingml/2006/main">
-              <a:graphicData uri="http://schemas.openxmlformats.org/drawingml/2006/picture">
-                <pic:pic xmlns:pic="http://schemas.openxmlformats.org/drawingml/2006/picture">
-                  <pic:nvPicPr>
-                    <pic:cNvPr id="1" name=""/>
-                    <pic:cNvPicPr/>
-                  </pic:nvPicPr>
-                  <pic:blipFill>
-                    <a:blip r:embed="rId42"/>
-                    <a:stretch>
-                      <a:fillRect/>
-                    </a:stretch>
-                  </pic:blipFill>
-                  <pic:spPr>
-                    <a:xfrm>
-                      <a:off x="0" y="0"/>
-                      <a:ext cx="5400040" cy="4650105"/>
-                    </a:xfrm>
-                    <a:prstGeom prst="rect">
-                      <a:avLst/>
-                    </a:prstGeom>
-                  </pic:spPr>
-                </pic:pic>
-              </a:graphicData>
-            </a:graphic>
-          </wp:inline>
-        </w:drawing>
-      </w:r>
-    </w:p>
-    <w:p>
-      <w:pPr>
-        <w:rPr>
-          <w:noProof/>
-          <w:lang w:eastAsia="pt-BR"/>
-        </w:rPr>
-      </w:pPr>
-    </w:p>
-    <w:p>
-      <w:pPr>
-        <w:rPr>
-          <w:noProof/>
-          <w:lang w:eastAsia="pt-BR"/>
-        </w:rPr>
-      </w:pPr>
-    </w:p>
-    <w:p>
-      <w:pPr>
-        <w:rPr>
-          <w:noProof/>
-          <w:lang w:eastAsia="pt-BR"/>
-        </w:rPr>
-      </w:pPr>
-    </w:p>
-    <w:p/>
-    <w:p/>
-    <w:p>
-      <w:pPr>
-        <w:pStyle w:val="Ttulo1"/>
-      </w:pPr>
-      <w:bookmarkStart w:id="10" w:name="_Toc229483670"/>
-      <w:r>
-        <w:lastRenderedPageBreak/>
-        <w:t>Operadores BETWEEN e NOT BETWEEN</w:t>
-      </w:r>
-      <w:bookmarkEnd w:id="10"/>
-    </w:p>
-    <w:p/>
-    <w:p>
-      <w:pPr>
-        <w:pStyle w:val="Ttulo2"/>
-      </w:pPr>
-      <w:bookmarkStart w:id="11" w:name="_Toc229483671"/>
-      <w:r>
-        <w:t>Explicação:</w:t>
-      </w:r>
-      <w:bookmarkEnd w:id="11"/>
-    </w:p>
-    <w:p>
-      <w:pPr>
-        <w:rPr>
-          <w:i/>
-        </w:rPr>
-      </w:pPr>
-      <w:proofErr w:type="gramStart"/>
-      <w:r>
-        <w:rPr>
-          <w:i/>
-        </w:rPr>
-        <w:t>WHERE  &lt;</w:t>
-      </w:r>
-      <w:proofErr w:type="spellStart"/>
-      <w:proofErr w:type="gramEnd"/>
-      <w:r>
-        <w:rPr>
-          <w:i/>
-        </w:rPr>
-        <w:t>mome_coluna</w:t>
-      </w:r>
-      <w:proofErr w:type="spellEnd"/>
-      <w:r>
-        <w:rPr>
-          <w:i/>
-        </w:rPr>
-        <w:t>&gt; BETWEEN  &lt;valor 1&gt; AND &lt;valor 2&gt;</w:t>
-      </w:r>
-    </w:p>
-    <w:p>
-      <w:pPr>
-        <w:rPr>
-          <w:i/>
-        </w:rPr>
-      </w:pPr>
-      <w:proofErr w:type="gramStart"/>
-      <w:r>
-        <w:rPr>
-          <w:i/>
-        </w:rPr>
-        <w:t>WHERE  &lt;</w:t>
-      </w:r>
-      <w:proofErr w:type="spellStart"/>
-      <w:proofErr w:type="gramEnd"/>
-      <w:r>
-        <w:rPr>
-          <w:i/>
-        </w:rPr>
-        <w:t>mome_coluna</w:t>
-      </w:r>
-      <w:proofErr w:type="spellEnd"/>
-      <w:r>
-        <w:rPr>
-          <w:i/>
-        </w:rPr>
-        <w:t>&gt; NOT BETWEEN  &lt;valor 1&gt; AND &lt;valor 2&gt;</w:t>
-      </w:r>
-    </w:p>
-    <w:p>
-      <w:pPr>
-        <w:rPr>
-          <w:i/>
-        </w:rPr>
-      </w:pPr>
-    </w:p>
-    <w:p>
-      <w:r>
-        <w:t>Este operador possibilita a seleção de uma faixa de valores sem a necessidade do uso dos operadores &gt;=, &lt;= e AND.</w:t>
-      </w:r>
-    </w:p>
-    <w:p>
-      <w:pPr>
-        <w:rPr>
-          <w:i/>
-        </w:rPr>
-      </w:pPr>
-      <w:r>
-        <w:rPr>
-          <w:i/>
-        </w:rPr>
-        <w:t>&lt;valor 1&gt;</w:t>
-      </w:r>
-      <w:r>
-        <w:rPr>
-          <w:i/>
-        </w:rPr>
-        <w:t xml:space="preserve"> e </w:t>
-      </w:r>
-      <w:r>
-        <w:rPr>
-          <w:i/>
-        </w:rPr>
-        <w:t>&lt;</w:t>
-      </w:r>
-      <w:r>
-        <w:rPr>
-          <w:i/>
-        </w:rPr>
-        <w:t>valor 2</w:t>
-      </w:r>
-      <w:r>
-        <w:rPr>
-          <w:i/>
-        </w:rPr>
-        <w:t>&gt;</w:t>
-      </w:r>
-      <w:r>
-        <w:rPr>
-          <w:i/>
-        </w:rPr>
-        <w:t xml:space="preserve"> têm que ter o mesmo tipo de dado que &lt;nome da coluna&gt;</w:t>
-      </w:r>
-    </w:p>
-    <w:p>
-      <w:pPr>
-        <w:rPr>
-          <w:i/>
-        </w:rPr>
-      </w:pPr>
-    </w:p>
-    <w:p>
-      <w:pPr>
-        <w:spacing w:line="278" w:lineRule="auto"/>
-        <w:ind w:firstLine="0"/>
-        <w:jc w:val="left"/>
-        <w:rPr>
-          <w:rFonts w:eastAsia="Arial" w:cstheme="majorBidi"/>
-          <w:b/>
-          <w:iCs/>
-        </w:rPr>
-      </w:pPr>
-      <w:r>
-        <w:br w:type="page"/>
-      </w:r>
-    </w:p>
-    <w:p>
-      <w:pPr>
-        <w:pStyle w:val="Ttulo4"/>
-      </w:pPr>
-      <w:r>
-        <w:lastRenderedPageBreak/>
-        <w:t>Problema 1:</w:t>
-      </w:r>
-    </w:p>
-    <w:p>
-      <w:r>
-        <w:t>Liste o código e a descrição dos produtos que tenham o valor unitário na faixa de R$ 0,10 a R$ 3,00.</w:t>
-      </w:r>
-    </w:p>
-    <w:p>
-      <w:pPr>
-        <w:ind w:firstLine="0"/>
-      </w:pPr>
-    </w:p>
-    <w:p>
-      <w:pPr>
-        <w:rPr>
-          <w:b/>
-        </w:rPr>
-      </w:pPr>
-      <w:r>
-        <w:rPr>
-          <w:b/>
-        </w:rPr>
-        <w:t>Código:</w:t>
-      </w:r>
-    </w:p>
-    <w:p>
-      <w:r>
-        <w:t xml:space="preserve">SELECT </w:t>
-      </w:r>
-      <w:proofErr w:type="spellStart"/>
-      <w:r>
-        <w:t>cod_</w:t>
-      </w:r>
-      <w:proofErr w:type="gramStart"/>
-      <w:r>
-        <w:t>prod,desc</w:t>
-      </w:r>
-      <w:proofErr w:type="gramEnd"/>
-      <w:r>
-        <w:t>_prod,val_unit</w:t>
-      </w:r>
-      <w:proofErr w:type="spellEnd"/>
-    </w:p>
-    <w:p>
-      <w:r>
-        <w:t>FROM `produto`</w:t>
-      </w:r>
-    </w:p>
-    <w:p>
-      <w:r>
-        <w:t xml:space="preserve">WHERE </w:t>
-      </w:r>
-      <w:proofErr w:type="spellStart"/>
-      <w:r>
-        <w:t>val_unit</w:t>
-      </w:r>
-      <w:proofErr w:type="spellEnd"/>
-      <w:r>
-        <w:t xml:space="preserve"> BETWEEN 0.10 AND 3.00;</w:t>
-      </w:r>
-    </w:p>
-    <w:p>
-      <w:r>
-        <w:rPr>
-          <w:noProof/>
-          <w:lang w:eastAsia="pt-BR"/>
-        </w:rPr>
-        <w:drawing>
-          <wp:inline distT="0" distB="0" distL="0" distR="0" wp14:anchorId="3E06F99A" wp14:editId="2CA2615D">
-            <wp:extent cx="5400040" cy="2465705"/>
-            <wp:effectExtent l="0" t="0" r="0" b="0"/>
-            <wp:docPr id="19" name="Imagem 19"/>
             <wp:cNvGraphicFramePr>
               <a:graphicFrameLocks xmlns:a="http://schemas.openxmlformats.org/drawingml/2006/main" noChangeAspect="1"/>
             </wp:cNvGraphicFramePr>
@@ -5104,7 +4595,7 @@
                   <pic:spPr>
                     <a:xfrm>
                       <a:off x="0" y="0"/>
-                      <a:ext cx="5400040" cy="2465705"/>
+                      <a:ext cx="5400040" cy="2007235"/>
                     </a:xfrm>
                     <a:prstGeom prst="rect">
                       <a:avLst/>
@@ -5117,16 +4608,56 @@
         </w:drawing>
       </w:r>
     </w:p>
-    <w:p>
-      <w:pPr>
-        <w:spacing w:after="0"/>
-      </w:pPr>
-    </w:p>
-    <w:p>
-      <w:pPr>
-        <w:rPr>
-          <w:rFonts w:eastAsiaTheme="majorEastAsia" w:cs="Arial"/>
-          <w:b/>
+    <w:p/>
+    <w:p>
+      <w:pPr>
+        <w:rPr>
+          <w:b/>
+          <w:u w:val="single"/>
+        </w:rPr>
+      </w:pPr>
+      <w:r>
+        <w:rPr>
+          <w:b/>
+          <w:u w:val="single"/>
+        </w:rPr>
+        <w:t>Observação:</w:t>
+      </w:r>
+    </w:p>
+    <w:p>
+      <w:r>
+        <w:t xml:space="preserve">A prioridade de operador </w:t>
+      </w:r>
+      <w:r>
+        <w:rPr>
+          <w:b/>
+          <w:i/>
+        </w:rPr>
+        <w:t>AND</w:t>
+      </w:r>
+      <w:r>
+        <w:t xml:space="preserve"> é maior do que a prioridade do operador </w:t>
+      </w:r>
+      <w:r>
+        <w:rPr>
+          <w:b/>
+          <w:i/>
+        </w:rPr>
+        <w:t>OR</w:t>
+      </w:r>
+      <w:r>
+        <w:t xml:space="preserve">; logo, neste exemplo, a utilização dos parênteses é opcional. </w:t>
+      </w:r>
+    </w:p>
+    <w:p>
+      <w:pPr>
+        <w:spacing w:line="278" w:lineRule="auto"/>
+        <w:ind w:firstLine="0"/>
+        <w:jc w:val="left"/>
+        <w:rPr>
+          <w:rFonts w:eastAsia="Arial" w:cstheme="majorBidi"/>
+          <w:b/>
+          <w:iCs/>
         </w:rPr>
       </w:pPr>
       <w:r>
@@ -5135,733 +4666,97 @@
     </w:p>
     <w:p>
       <w:pPr>
-        <w:pStyle w:val="Ttulo1"/>
-      </w:pPr>
-      <w:bookmarkStart w:id="12" w:name="_Toc229483672"/>
+        <w:pStyle w:val="Ttulo4"/>
+      </w:pPr>
       <w:r>
         <w:lastRenderedPageBreak/>
-        <w:t>Operadores LIKE e NOT LIKE</w:t>
-      </w:r>
-      <w:r>
-        <w:t xml:space="preserve"> </w:t>
-      </w:r>
-      <w:r>
-        <w:t>–</w:t>
-      </w:r>
-      <w:r>
-        <w:t xml:space="preserve"> </w:t>
-      </w:r>
-      <w:r>
-        <w:t>06.05.2026</w:t>
-      </w:r>
-      <w:bookmarkEnd w:id="12"/>
-    </w:p>
-    <w:p>
-      <w:pPr>
-        <w:jc w:val="center"/>
-        <w:rPr>
-          <w:rFonts w:cs="Arial"/>
-        </w:rPr>
-      </w:pPr>
-    </w:p>
-    <w:p>
-      <w:pPr>
-        <w:rPr>
-          <w:rFonts w:cs="Arial"/>
-        </w:rPr>
-      </w:pPr>
-      <w:r>
-        <w:rPr>
-          <w:rFonts w:cs="Arial"/>
-          <w:b/>
-          <w:bCs/>
-        </w:rPr>
-        <w:t xml:space="preserve">- </w:t>
-      </w:r>
-      <w:r>
-        <w:rPr>
-          <w:rFonts w:cs="Arial"/>
-          <w:b/>
-          <w:bCs/>
-        </w:rPr>
-        <w:t>WHERE</w:t>
-      </w:r>
-      <w:r>
-        <w:rPr>
-          <w:rFonts w:cs="Arial"/>
-        </w:rPr>
-        <w:t xml:space="preserve"> &lt;</w:t>
-      </w:r>
-      <w:proofErr w:type="spellStart"/>
-      <w:r>
-        <w:rPr>
-          <w:rFonts w:cs="Arial"/>
-        </w:rPr>
-        <w:t>nome_coluna</w:t>
-      </w:r>
-      <w:proofErr w:type="spellEnd"/>
-      <w:r>
-        <w:rPr>
-          <w:rFonts w:cs="Arial"/>
-        </w:rPr>
-        <w:t xml:space="preserve">&gt; </w:t>
-      </w:r>
-      <w:r>
-        <w:rPr>
-          <w:rFonts w:cs="Arial"/>
-          <w:b/>
-          <w:bCs/>
-        </w:rPr>
-        <w:t>LIKE</w:t>
-      </w:r>
-      <w:r>
-        <w:rPr>
-          <w:rFonts w:cs="Arial"/>
-        </w:rPr>
-        <w:t xml:space="preserve"> &lt;valor&gt;</w:t>
-      </w:r>
-    </w:p>
-    <w:p>
-      <w:pPr>
-        <w:rPr>
-          <w:rFonts w:cs="Arial"/>
-        </w:rPr>
-      </w:pPr>
-      <w:r>
-        <w:rPr>
-          <w:rFonts w:cs="Arial"/>
-          <w:b/>
-          <w:bCs/>
-        </w:rPr>
-        <w:t xml:space="preserve">- </w:t>
-      </w:r>
-      <w:r>
-        <w:rPr>
-          <w:rFonts w:cs="Arial"/>
-          <w:b/>
-          <w:bCs/>
-        </w:rPr>
-        <w:t>WHERE</w:t>
-      </w:r>
-      <w:r>
-        <w:rPr>
-          <w:rFonts w:cs="Arial"/>
-        </w:rPr>
-        <w:t xml:space="preserve"> &lt;</w:t>
-      </w:r>
-      <w:proofErr w:type="spellStart"/>
-      <w:r>
-        <w:rPr>
-          <w:rFonts w:cs="Arial"/>
-        </w:rPr>
-        <w:t>nome_coluna</w:t>
-      </w:r>
-      <w:proofErr w:type="spellEnd"/>
-      <w:r>
-        <w:rPr>
-          <w:rFonts w:cs="Arial"/>
-        </w:rPr>
-        <w:t xml:space="preserve">&gt; </w:t>
-      </w:r>
-      <w:r>
-        <w:rPr>
-          <w:rFonts w:cs="Arial"/>
-          <w:b/>
-          <w:bCs/>
-        </w:rPr>
-        <w:t>NOT LIKE</w:t>
-      </w:r>
-      <w:r>
-        <w:rPr>
-          <w:rFonts w:cs="Arial"/>
-        </w:rPr>
-        <w:t xml:space="preserve"> &lt;valor&gt;</w:t>
-      </w:r>
-    </w:p>
-    <w:p>
-      <w:pPr>
-        <w:rPr>
-          <w:rFonts w:cs="Arial"/>
-        </w:rPr>
-      </w:pPr>
-    </w:p>
-    <w:p>
-      <w:pPr>
-        <w:pStyle w:val="Ttulo2"/>
-      </w:pPr>
-      <w:bookmarkStart w:id="13" w:name="_Toc229483673"/>
-      <w:r>
-        <w:t>Explicação:</w:t>
-      </w:r>
-      <w:bookmarkEnd w:id="13"/>
-    </w:p>
-    <w:p>
-      <w:pPr>
-        <w:rPr>
-          <w:rFonts w:cs="Arial"/>
-        </w:rPr>
-      </w:pPr>
-      <w:r>
-        <w:rPr>
-          <w:rFonts w:cs="Arial"/>
-        </w:rPr>
-        <w:t>Aplicáveis apenas a colunas dos tipos CHAR e VARCHAR.</w:t>
-      </w:r>
-    </w:p>
-    <w:p>
-      <w:pPr>
-        <w:rPr>
-          <w:rFonts w:cs="Arial"/>
-        </w:rPr>
-      </w:pPr>
-      <w:r>
-        <w:rPr>
-          <w:rFonts w:cs="Arial"/>
-        </w:rPr>
-        <w:t>Funcionam de modo análogo aos operadores = e &lt;&gt;, porém o poder dos operadores LIKE e NOT LIKE está na utilização dos símbolos % e que podem fazer o papel de "coringa":</w:t>
-      </w:r>
-    </w:p>
-    <w:p>
-      <w:pPr>
-        <w:rPr>
-          <w:rFonts w:cs="Arial"/>
-        </w:rPr>
-      </w:pPr>
-    </w:p>
-    <w:tbl>
-      <w:tblPr>
-        <w:tblStyle w:val="Tabelacomgrade"/>
-        <w:tblW w:w="0" w:type="auto"/>
-        <w:tblLook w:val="04A0" w:firstRow="1" w:lastRow="0" w:firstColumn="1" w:lastColumn="0" w:noHBand="0" w:noVBand="1"/>
-      </w:tblPr>
-      <w:tblGrid>
-        <w:gridCol w:w="4247"/>
-        <w:gridCol w:w="4247"/>
-      </w:tblGrid>
-      <w:tr>
-        <w:tc>
-          <w:tcPr>
-            <w:tcW w:w="4247" w:type="dxa"/>
-            <w:shd w:val="clear" w:color="auto" w:fill="60CAF3" w:themeFill="accent4" w:themeFillTint="99"/>
-          </w:tcPr>
-          <w:p>
-            <w:pPr>
-              <w:rPr>
-                <w:rFonts w:cs="Arial"/>
-              </w:rPr>
-            </w:pPr>
-            <w:r>
-              <w:rPr>
-                <w:rFonts w:cs="Arial"/>
-              </w:rPr>
-              <w:t>Símbolo</w:t>
-            </w:r>
-          </w:p>
-        </w:tc>
-        <w:tc>
-          <w:tcPr>
-            <w:tcW w:w="4247" w:type="dxa"/>
-            <w:shd w:val="clear" w:color="auto" w:fill="60CAF3" w:themeFill="accent4" w:themeFillTint="99"/>
-          </w:tcPr>
-          <w:p>
-            <w:pPr>
-              <w:rPr>
-                <w:rFonts w:cs="Arial"/>
-              </w:rPr>
-            </w:pPr>
-            <w:r>
-              <w:rPr>
-                <w:rFonts w:cs="Arial"/>
-              </w:rPr>
-              <w:t>Descrição</w:t>
-            </w:r>
-          </w:p>
-        </w:tc>
-      </w:tr>
-      <w:tr>
-        <w:tc>
-          <w:tcPr>
-            <w:tcW w:w="4247" w:type="dxa"/>
-          </w:tcPr>
-          <w:p>
-            <w:pPr>
-              <w:rPr>
-                <w:rFonts w:cs="Arial"/>
-              </w:rPr>
-            </w:pPr>
-            <w:r>
-              <w:rPr>
-                <w:rFonts w:cs="Arial"/>
-              </w:rPr>
-              <w:t>%</w:t>
-            </w:r>
-          </w:p>
-        </w:tc>
-        <w:tc>
-          <w:tcPr>
-            <w:tcW w:w="4247" w:type="dxa"/>
-          </w:tcPr>
-          <w:p>
-            <w:pPr>
-              <w:rPr>
-                <w:rFonts w:cs="Arial"/>
-              </w:rPr>
-            </w:pPr>
-            <w:r>
-              <w:rPr>
-                <w:rFonts w:cs="Arial"/>
-              </w:rPr>
-              <w:t>substitui uma palavra</w:t>
-            </w:r>
-          </w:p>
-        </w:tc>
-      </w:tr>
-      <w:tr>
-        <w:tc>
-          <w:tcPr>
-            <w:tcW w:w="4247" w:type="dxa"/>
-          </w:tcPr>
-          <w:p>
-            <w:pPr>
-              <w:rPr>
-                <w:rFonts w:cs="Arial"/>
-              </w:rPr>
-            </w:pPr>
-            <w:r>
-              <w:rPr>
-                <w:rFonts w:cs="Arial"/>
-              </w:rPr>
-              <w:t>_ (</w:t>
-            </w:r>
-            <w:proofErr w:type="spellStart"/>
-            <w:r>
-              <w:rPr>
-                <w:rFonts w:cs="Arial"/>
-              </w:rPr>
-              <w:t>underline</w:t>
-            </w:r>
-            <w:proofErr w:type="spellEnd"/>
-            <w:r>
-              <w:rPr>
-                <w:rFonts w:cs="Arial"/>
-              </w:rPr>
-              <w:t>)</w:t>
-            </w:r>
-          </w:p>
-        </w:tc>
-        <w:tc>
-          <w:tcPr>
-            <w:tcW w:w="4247" w:type="dxa"/>
-          </w:tcPr>
-          <w:p>
-            <w:pPr>
-              <w:rPr>
-                <w:rFonts w:cs="Arial"/>
-              </w:rPr>
-            </w:pPr>
-            <w:r>
-              <w:rPr>
-                <w:rFonts w:cs="Arial"/>
-              </w:rPr>
-              <w:t xml:space="preserve">substitui um </w:t>
-            </w:r>
-            <w:proofErr w:type="spellStart"/>
-            <w:r>
-              <w:rPr>
-                <w:rFonts w:cs="Arial"/>
-              </w:rPr>
-              <w:t>caracter</w:t>
-            </w:r>
-            <w:proofErr w:type="spellEnd"/>
-            <w:r>
-              <w:rPr>
-                <w:rFonts w:cs="Arial"/>
-              </w:rPr>
-              <w:t xml:space="preserve"> qualquer</w:t>
-            </w:r>
-          </w:p>
-        </w:tc>
-      </w:tr>
-    </w:tbl>
-    <w:p>
-      <w:pPr>
-        <w:rPr>
-          <w:rFonts w:cs="Arial"/>
-        </w:rPr>
-      </w:pPr>
-    </w:p>
-    <w:p>
-      <w:pPr>
-        <w:rPr>
-          <w:rFonts w:cs="Arial"/>
-        </w:rPr>
-      </w:pPr>
-    </w:p>
-    <w:p>
-      <w:pPr>
-        <w:pStyle w:val="Ttulo2"/>
-      </w:pPr>
-      <w:bookmarkStart w:id="14" w:name="_Toc229483674"/>
-      <w:r>
-        <w:t>Exemplos:</w:t>
-      </w:r>
-      <w:bookmarkEnd w:id="14"/>
-    </w:p>
-    <w:p>
-      <w:pPr>
-        <w:rPr>
-          <w:rFonts w:cs="Arial"/>
-        </w:rPr>
-      </w:pPr>
-      <w:r>
-        <w:rPr>
-          <w:rFonts w:cs="Arial"/>
-          <w:i/>
-          <w:iCs/>
-        </w:rPr>
-        <w:t>'apis%'</w:t>
-      </w:r>
-      <w:r>
-        <w:rPr>
-          <w:rFonts w:cs="Arial"/>
-        </w:rPr>
-        <w:t xml:space="preserve"> se aplicaria às seguintes cadeias de caracteres:</w:t>
-      </w:r>
-    </w:p>
-    <w:p>
-      <w:pPr>
-        <w:rPr>
-          <w:rFonts w:cs="Arial"/>
-        </w:rPr>
-      </w:pPr>
-      <w:r>
-        <w:rPr>
-          <w:rFonts w:cs="Arial"/>
-        </w:rPr>
-        <w:t>'</w:t>
-      </w:r>
-      <w:proofErr w:type="spellStart"/>
-      <w:r>
-        <w:rPr>
-          <w:rFonts w:cs="Arial"/>
-        </w:rPr>
-        <w:t>lapis</w:t>
-      </w:r>
-      <w:proofErr w:type="spellEnd"/>
-      <w:r>
-        <w:rPr>
-          <w:rFonts w:cs="Arial"/>
-        </w:rPr>
-        <w:t xml:space="preserve"> preto'</w:t>
-      </w:r>
-    </w:p>
-    <w:p>
-      <w:pPr>
-        <w:rPr>
-          <w:rFonts w:cs="Arial"/>
-        </w:rPr>
-      </w:pPr>
-      <w:r>
-        <w:rPr>
-          <w:rFonts w:cs="Arial"/>
-        </w:rPr>
-        <w:t>‘</w:t>
-      </w:r>
-      <w:proofErr w:type="spellStart"/>
+        <w:t>Problema 3:</w:t>
+      </w:r>
+    </w:p>
+    <w:p>
+      <w:r>
+        <w:t>Mostrar todos os pedidos que não tenham prazo de entrega superior a 15 dias.</w:t>
+      </w:r>
+    </w:p>
+    <w:p>
+      <w:pPr>
+        <w:spacing w:after="56"/>
+        <w:ind w:firstLine="0"/>
+        <w:rPr>
+          <w:b/>
+        </w:rPr>
+      </w:pPr>
+      <w:r>
+        <w:rPr>
+          <w:rFonts w:eastAsia="Arial" w:cs="Arial"/>
+          <w:b/>
+        </w:rPr>
+        <w:t xml:space="preserve">Código: </w:t>
+      </w:r>
+    </w:p>
+    <w:p>
       <w:proofErr w:type="gramStart"/>
       <w:r>
-        <w:rPr>
-          <w:rFonts w:cs="Arial"/>
-        </w:rPr>
-        <w:t>lapis</w:t>
-      </w:r>
-      <w:proofErr w:type="spellEnd"/>
+        <w:t xml:space="preserve">SELECT  </w:t>
+      </w:r>
+      <w:proofErr w:type="spellStart"/>
+      <w:r>
+        <w:t>num</w:t>
+      </w:r>
       <w:proofErr w:type="gramEnd"/>
       <w:r>
-        <w:rPr>
-          <w:rFonts w:cs="Arial"/>
-        </w:rPr>
-        <w:t xml:space="preserve"> cera'</w:t>
-      </w:r>
-    </w:p>
-    <w:p>
-      <w:pPr>
-        <w:rPr>
-          <w:rFonts w:cs="Arial"/>
-        </w:rPr>
-      </w:pPr>
-      <w:r>
-        <w:rPr>
-          <w:rFonts w:cs="Arial"/>
-        </w:rPr>
-        <w:t>'</w:t>
-      </w:r>
-      <w:proofErr w:type="spellStart"/>
-      <w:r>
-        <w:rPr>
-          <w:rFonts w:cs="Arial"/>
-        </w:rPr>
-        <w:t>lapis</w:t>
-      </w:r>
-      <w:proofErr w:type="spellEnd"/>
-      <w:r>
-        <w:rPr>
-          <w:rFonts w:cs="Arial"/>
-        </w:rPr>
-        <w:t xml:space="preserve"> borracha'</w:t>
-      </w:r>
-    </w:p>
-    <w:p>
-      <w:pPr>
-        <w:rPr>
-          <w:rFonts w:cs="Arial"/>
-        </w:rPr>
-      </w:pPr>
-    </w:p>
-    <w:p>
-      <w:pPr>
-        <w:rPr>
-          <w:rFonts w:cs="Arial"/>
-        </w:rPr>
-      </w:pPr>
-      <w:r>
-        <w:rPr>
-          <w:rFonts w:cs="Arial"/>
-          <w:i/>
-          <w:iCs/>
-        </w:rPr>
-        <w:t>'broca n_</w:t>
-      </w:r>
-      <w:r>
-        <w:rPr>
-          <w:rFonts w:cs="Arial"/>
-        </w:rPr>
-        <w:t>' se aplicaria às seguintes cadeias de caractere</w:t>
-      </w:r>
-      <w:r>
-        <w:rPr>
-          <w:rFonts w:cs="Arial"/>
-        </w:rPr>
-        <w:t>s</w:t>
-      </w:r>
-      <w:r>
-        <w:rPr>
-          <w:rFonts w:cs="Arial"/>
-        </w:rPr>
-        <w:t>:</w:t>
-      </w:r>
-    </w:p>
-    <w:p>
-      <w:pPr>
-        <w:rPr>
-          <w:rFonts w:cs="Arial"/>
-        </w:rPr>
-      </w:pPr>
-      <w:r>
-        <w:rPr>
-          <w:rFonts w:cs="Arial"/>
-        </w:rPr>
-        <w:t>'broca n1'</w:t>
-      </w:r>
-    </w:p>
-    <w:p>
-      <w:pPr>
-        <w:rPr>
-          <w:rFonts w:cs="Arial"/>
-        </w:rPr>
-      </w:pPr>
-      <w:r>
-        <w:rPr>
-          <w:rFonts w:cs="Arial"/>
-        </w:rPr>
-        <w:t>'broca n9'</w:t>
-      </w:r>
-    </w:p>
-    <w:p>
-      <w:pPr>
-        <w:rPr>
-          <w:rFonts w:cs="Arial"/>
-        </w:rPr>
-      </w:pPr>
-      <w:r>
-        <w:rPr>
-          <w:rFonts w:cs="Arial"/>
-        </w:rPr>
-        <w:t>'broca n3'</w:t>
-      </w:r>
-    </w:p>
-    <w:p>
-      <w:pPr>
-        <w:pStyle w:val="Ttulo4"/>
-      </w:pPr>
-      <w:r>
-        <w:lastRenderedPageBreak/>
-        <w:t>Problema</w:t>
-      </w:r>
-      <w:r>
-        <w:t xml:space="preserve"> 1</w:t>
-      </w:r>
-      <w:r>
-        <w:t>:</w:t>
-      </w:r>
-    </w:p>
-    <w:p>
-      <w:pPr>
-        <w:rPr>
-          <w:rFonts w:cs="Arial"/>
-        </w:rPr>
-      </w:pPr>
-      <w:r>
-        <w:rPr>
-          <w:rFonts w:cs="Arial"/>
-        </w:rPr>
-        <w:t xml:space="preserve">Listar todos os produtos que tenham a sua unidade começando por k (lembre-se de que a coluna </w:t>
-      </w:r>
-      <w:proofErr w:type="spellStart"/>
-      <w:r>
-        <w:rPr>
-          <w:rFonts w:cs="Arial"/>
-        </w:rPr>
-        <w:t>unid_prod</w:t>
-      </w:r>
-      <w:proofErr w:type="spellEnd"/>
-      <w:r>
-        <w:rPr>
-          <w:rFonts w:cs="Arial"/>
-        </w:rPr>
-        <w:t xml:space="preserve"> foi definida como </w:t>
+        <w:t>_ped</w:t>
+      </w:r>
+      <w:proofErr w:type="spellEnd"/>
+      <w:r>
+        <w:t xml:space="preserve">, </w:t>
+      </w:r>
+      <w:proofErr w:type="spellStart"/>
+      <w:r>
+        <w:t>prazo_entr</w:t>
+      </w:r>
+      <w:proofErr w:type="spellEnd"/>
+    </w:p>
+    <w:p>
+      <w:r>
+        <w:t>FROM `pedido`</w:t>
+      </w:r>
+    </w:p>
+    <w:p>
+      <w:r>
+        <w:t xml:space="preserve">WHERE </w:t>
+      </w:r>
+      <w:proofErr w:type="spellStart"/>
+      <w:r>
+        <w:t>prazo_</w:t>
       </w:r>
       <w:proofErr w:type="gramStart"/>
       <w:r>
-        <w:rPr>
-          <w:rFonts w:cs="Arial"/>
-        </w:rPr>
-        <w:t>char(</w:t>
+        <w:t>entr</w:t>
+      </w:r>
+      <w:proofErr w:type="spellEnd"/>
+      <w:r>
+        <w:t xml:space="preserve">  &lt;</w:t>
       </w:r>
       <w:proofErr w:type="gramEnd"/>
       <w:r>
-        <w:rPr>
-          <w:rFonts w:cs="Arial"/>
-        </w:rPr>
-        <w:t>03)).</w:t>
-      </w:r>
-    </w:p>
-    <w:p>
-      <w:pPr>
-        <w:rPr>
-          <w:rFonts w:cs="Arial"/>
-        </w:rPr>
-      </w:pPr>
-    </w:p>
-    <w:p>
-      <w:pPr>
-        <w:rPr>
-          <w:rFonts w:cs="Arial"/>
-          <w:b/>
-          <w:bCs/>
-        </w:rPr>
-      </w:pPr>
-      <w:r>
-        <w:rPr>
-          <w:rFonts w:cs="Arial"/>
-          <w:b/>
-          <w:bCs/>
-        </w:rPr>
-        <w:t>Código:</w:t>
-      </w:r>
-      <w:r>
-        <w:rPr>
-          <w:rFonts w:cs="Arial"/>
-          <w:b/>
-          <w:bCs/>
-        </w:rPr>
-        <w:t xml:space="preserve"> </w:t>
-      </w:r>
-    </w:p>
-    <w:p>
-      <w:pPr>
-        <w:rPr>
-          <w:rFonts w:cs="Arial"/>
-        </w:rPr>
-      </w:pPr>
-      <w:r>
-        <w:rPr>
-          <w:rFonts w:cs="Arial"/>
-        </w:rPr>
-        <w:t xml:space="preserve">SELECT * </w:t>
-      </w:r>
-    </w:p>
-    <w:p>
-      <w:pPr>
-        <w:rPr>
-          <w:rFonts w:cs="Arial"/>
-        </w:rPr>
-      </w:pPr>
-      <w:r>
-        <w:rPr>
-          <w:rFonts w:cs="Arial"/>
-        </w:rPr>
-        <w:t xml:space="preserve">FROM `produto` </w:t>
-      </w:r>
-    </w:p>
-    <w:p>
-      <w:pPr>
-        <w:rPr>
-          <w:rFonts w:cs="Arial"/>
-        </w:rPr>
-      </w:pPr>
-      <w:r>
-        <w:rPr>
-          <w:rFonts w:cs="Arial"/>
-        </w:rPr>
-        <w:t xml:space="preserve">WHERE </w:t>
-      </w:r>
-      <w:proofErr w:type="spellStart"/>
-      <w:r>
-        <w:rPr>
-          <w:rFonts w:cs="Arial"/>
-        </w:rPr>
-        <w:t>unid_prod</w:t>
-      </w:r>
-      <w:proofErr w:type="spellEnd"/>
-      <w:r>
-        <w:rPr>
-          <w:rFonts w:cs="Arial"/>
-        </w:rPr>
-        <w:t xml:space="preserve"> </w:t>
-      </w:r>
-    </w:p>
-    <w:p>
-      <w:pPr>
-        <w:rPr>
-          <w:rFonts w:cs="Arial"/>
-        </w:rPr>
-      </w:pPr>
-      <w:r>
-        <w:rPr>
-          <w:rFonts w:cs="Arial"/>
-        </w:rPr>
-        <w:t>LIKE 'k%';</w:t>
+        <w:t xml:space="preserve"> 15 </w:t>
       </w:r>
     </w:p>
     <w:p>
       <w:pPr>
         <w:ind w:firstLine="0"/>
-        <w:rPr>
-          <w:rFonts w:cs="Arial"/>
-        </w:rPr>
-      </w:pPr>
-      <w:r>
-        <w:rPr>
-          <w:rFonts w:cs="Arial"/>
+      </w:pPr>
+      <w:r>
+        <w:rPr>
           <w:noProof/>
           <w:lang w:eastAsia="pt-BR"/>
         </w:rPr>
         <w:drawing>
-          <wp:inline distT="0" distB="0" distL="0" distR="0" wp14:anchorId="602F1F10" wp14:editId="6CFCB543">
-            <wp:extent cx="4861775" cy="2080433"/>
+          <wp:inline distT="0" distB="0" distL="0" distR="0" wp14:anchorId="7A4EE089" wp14:editId="3F08DB76">
+            <wp:extent cx="5400040" cy="4650105"/>
             <wp:effectExtent l="0" t="0" r="0" b="0"/>
-            <wp:docPr id="1" name="Imagem 1"/>
+            <wp:docPr id="17" name="Imagem 17"/>
             <wp:cNvGraphicFramePr>
               <a:graphicFrameLocks xmlns:a="http://schemas.openxmlformats.org/drawingml/2006/main" noChangeAspect="1"/>
             </wp:cNvGraphicFramePr>
@@ -5881,7 +4776,7 @@
                   <pic:spPr>
                     <a:xfrm>
                       <a:off x="0" y="0"/>
-                      <a:ext cx="4871631" cy="2084650"/>
+                      <a:ext cx="5400040" cy="4650105"/>
                     </a:xfrm>
                     <a:prstGeom prst="rect">
                       <a:avLst/>
@@ -5897,14 +4792,168 @@
     <w:p>
       <w:pPr>
         <w:rPr>
-          <w:rFonts w:cs="Arial"/>
-        </w:rPr>
-      </w:pPr>
-    </w:p>
-    <w:p>
-      <w:pPr>
-        <w:rPr>
-          <w:rFonts w:cs="Arial"/>
+          <w:noProof/>
+          <w:lang w:eastAsia="pt-BR"/>
+        </w:rPr>
+      </w:pPr>
+    </w:p>
+    <w:p>
+      <w:pPr>
+        <w:rPr>
+          <w:noProof/>
+          <w:lang w:eastAsia="pt-BR"/>
+        </w:rPr>
+      </w:pPr>
+    </w:p>
+    <w:p>
+      <w:pPr>
+        <w:rPr>
+          <w:noProof/>
+          <w:lang w:eastAsia="pt-BR"/>
+        </w:rPr>
+      </w:pPr>
+    </w:p>
+    <w:p/>
+    <w:p/>
+    <w:p>
+      <w:pPr>
+        <w:pStyle w:val="Ttulo1"/>
+      </w:pPr>
+      <w:bookmarkStart w:id="9" w:name="_Toc229483670"/>
+      <w:r>
+        <w:lastRenderedPageBreak/>
+        <w:t>Operadores BETWEEN e NOT BETWEEN</w:t>
+      </w:r>
+      <w:bookmarkEnd w:id="9"/>
+    </w:p>
+    <w:p/>
+    <w:p>
+      <w:pPr>
+        <w:pStyle w:val="Ttulo2"/>
+      </w:pPr>
+      <w:bookmarkStart w:id="10" w:name="_Toc229483671"/>
+      <w:r>
+        <w:t>Explicação:</w:t>
+      </w:r>
+      <w:bookmarkEnd w:id="10"/>
+    </w:p>
+    <w:p>
+      <w:pPr>
+        <w:rPr>
+          <w:i/>
+        </w:rPr>
+      </w:pPr>
+      <w:proofErr w:type="gramStart"/>
+      <w:r>
+        <w:rPr>
+          <w:i/>
+        </w:rPr>
+        <w:t>WHERE  &lt;</w:t>
+      </w:r>
+      <w:proofErr w:type="spellStart"/>
+      <w:proofErr w:type="gramEnd"/>
+      <w:r>
+        <w:rPr>
+          <w:i/>
+        </w:rPr>
+        <w:t>mome_coluna</w:t>
+      </w:r>
+      <w:proofErr w:type="spellEnd"/>
+      <w:r>
+        <w:rPr>
+          <w:i/>
+        </w:rPr>
+        <w:t>&gt; BETWEEN  &lt;valor 1&gt; AND &lt;valor 2&gt;</w:t>
+      </w:r>
+    </w:p>
+    <w:p>
+      <w:pPr>
+        <w:rPr>
+          <w:i/>
+        </w:rPr>
+      </w:pPr>
+      <w:proofErr w:type="gramStart"/>
+      <w:r>
+        <w:rPr>
+          <w:i/>
+        </w:rPr>
+        <w:t>WHERE  &lt;</w:t>
+      </w:r>
+      <w:proofErr w:type="spellStart"/>
+      <w:proofErr w:type="gramEnd"/>
+      <w:r>
+        <w:rPr>
+          <w:i/>
+        </w:rPr>
+        <w:t>mome_coluna</w:t>
+      </w:r>
+      <w:proofErr w:type="spellEnd"/>
+      <w:r>
+        <w:rPr>
+          <w:i/>
+        </w:rPr>
+        <w:t>&gt; NOT BETWEEN  &lt;valor 1&gt; AND &lt;valor 2&gt;</w:t>
+      </w:r>
+    </w:p>
+    <w:p>
+      <w:pPr>
+        <w:rPr>
+          <w:i/>
+        </w:rPr>
+      </w:pPr>
+    </w:p>
+    <w:p>
+      <w:r>
+        <w:t>Este operador possibilita a seleção de uma faixa de valores sem a necessidade do uso dos operadores &gt;=, &lt;= e AND.</w:t>
+      </w:r>
+    </w:p>
+    <w:p>
+      <w:pPr>
+        <w:rPr>
+          <w:i/>
+        </w:rPr>
+      </w:pPr>
+      <w:r>
+        <w:rPr>
+          <w:i/>
+        </w:rPr>
+        <w:t>&lt;valor 1&gt;</w:t>
+      </w:r>
+      <w:r>
+        <w:rPr>
+          <w:i/>
+        </w:rPr>
+        <w:t xml:space="preserve"> e </w:t>
+      </w:r>
+      <w:r>
+        <w:rPr>
+          <w:i/>
+        </w:rPr>
+        <w:t>&lt;</w:t>
+      </w:r>
+      <w:r>
+        <w:rPr>
+          <w:i/>
+        </w:rPr>
+        <w:t>valor 2</w:t>
+      </w:r>
+      <w:r>
+        <w:rPr>
+          <w:i/>
+        </w:rPr>
+        <w:t>&gt;</w:t>
+      </w:r>
+      <w:r>
+        <w:rPr>
+          <w:i/>
+        </w:rPr>
+        <w:t xml:space="preserve"> têm que ter o mesmo tipo de dado que &lt;nome da coluna&gt;</w:t>
+      </w:r>
+    </w:p>
+    <w:p>
+      <w:pPr>
+        <w:rPr>
+          <w:i/>
         </w:rPr>
       </w:pPr>
     </w:p>
@@ -5929,156 +4978,79 @@
       </w:pPr>
       <w:r>
         <w:lastRenderedPageBreak/>
-        <w:t>Problema</w:t>
-      </w:r>
-      <w:r>
-        <w:t xml:space="preserve"> 2</w:t>
-      </w:r>
-      <w:r>
-        <w:t>:</w:t>
-      </w:r>
-    </w:p>
-    <w:p>
-      <w:pPr>
-        <w:rPr>
-          <w:rFonts w:cs="Arial"/>
-        </w:rPr>
-      </w:pPr>
-      <w:r>
-        <w:rPr>
-          <w:rFonts w:cs="Arial"/>
-        </w:rPr>
-        <w:t xml:space="preserve">Listar todos os vendedores cujos </w:t>
-      </w:r>
-      <w:r>
-        <w:rPr>
-          <w:rFonts w:cs="Arial"/>
-        </w:rPr>
-        <w:t>os nomes</w:t>
-      </w:r>
-      <w:r>
-        <w:rPr>
-          <w:rFonts w:cs="Arial"/>
-        </w:rPr>
-        <w:t xml:space="preserve"> não comecem por 'A'.</w:t>
-      </w:r>
-    </w:p>
-    <w:p>
-      <w:pPr>
-        <w:rPr>
-          <w:rFonts w:cs="Arial"/>
-        </w:rPr>
-      </w:pPr>
-    </w:p>
-    <w:p>
-      <w:pPr>
-        <w:rPr>
-          <w:rFonts w:cs="Arial"/>
-        </w:rPr>
-      </w:pPr>
-      <w:r>
-        <w:rPr>
-          <w:rFonts w:cs="Arial"/>
-          <w:b/>
-          <w:bCs/>
+        <w:t>Problema 1:</w:t>
+      </w:r>
+    </w:p>
+    <w:p>
+      <w:r>
+        <w:t>Liste o código e a descrição dos produtos que tenham o valor unitário na faixa de R$ 0,10 a R$ 3,00.</w:t>
+      </w:r>
+    </w:p>
+    <w:p>
+      <w:pPr>
+        <w:ind w:firstLine="0"/>
+      </w:pPr>
+    </w:p>
+    <w:p>
+      <w:pPr>
+        <w:rPr>
+          <w:b/>
+        </w:rPr>
+      </w:pPr>
+      <w:r>
+        <w:rPr>
+          <w:b/>
         </w:rPr>
         <w:t>Código:</w:t>
       </w:r>
-      <w:r>
-        <w:rPr>
-          <w:rFonts w:cs="Arial"/>
-        </w:rPr>
-        <w:t xml:space="preserve"> </w:t>
-      </w:r>
-      <w:r>
-        <w:rPr>
-          <w:rFonts w:cs="Arial"/>
-        </w:rPr>
-        <w:t xml:space="preserve">SELECT * </w:t>
-      </w:r>
-    </w:p>
-    <w:p>
-      <w:pPr>
-        <w:rPr>
-          <w:rFonts w:cs="Arial"/>
-        </w:rPr>
-      </w:pPr>
-      <w:r>
-        <w:rPr>
-          <w:rFonts w:cs="Arial"/>
-        </w:rPr>
-        <w:t xml:space="preserve">FROM `cliente` </w:t>
-      </w:r>
-    </w:p>
-    <w:p>
-      <w:pPr>
-        <w:rPr>
-          <w:rFonts w:cs="Arial"/>
-        </w:rPr>
-      </w:pPr>
-      <w:r>
-        <w:rPr>
-          <w:rFonts w:cs="Arial"/>
-        </w:rPr>
+    </w:p>
+    <w:p>
+      <w:r>
+        <w:t xml:space="preserve">SELECT </w:t>
+      </w:r>
+      <w:proofErr w:type="spellStart"/>
+      <w:r>
+        <w:t>cod_</w:t>
+      </w:r>
+      <w:proofErr w:type="gramStart"/>
+      <w:r>
+        <w:t>prod,desc</w:t>
+      </w:r>
+      <w:proofErr w:type="gramEnd"/>
+      <w:r>
+        <w:t>_prod,val_unit</w:t>
+      </w:r>
+      <w:proofErr w:type="spellEnd"/>
+    </w:p>
+    <w:p>
+      <w:r>
+        <w:t>FROM `produto`</w:t>
+      </w:r>
+    </w:p>
+    <w:p>
+      <w:r>
         <w:t xml:space="preserve">WHERE </w:t>
       </w:r>
       <w:proofErr w:type="spellStart"/>
       <w:r>
-        <w:rPr>
-          <w:rFonts w:cs="Arial"/>
-        </w:rPr>
-        <w:t>nome_cli</w:t>
-      </w:r>
-      <w:proofErr w:type="spellEnd"/>
-      <w:r>
-        <w:rPr>
-          <w:rFonts w:cs="Arial"/>
-        </w:rPr>
-        <w:t xml:space="preserve"> </w:t>
-      </w:r>
-    </w:p>
-    <w:p>
-      <w:pPr>
-        <w:rPr>
-          <w:rFonts w:cs="Arial"/>
-        </w:rPr>
-      </w:pPr>
-      <w:r>
-        <w:rPr>
-          <w:rFonts w:cs="Arial"/>
-        </w:rPr>
-        <w:t>NOT LIKE</w:t>
-      </w:r>
-      <w:r>
-        <w:rPr>
-          <w:rFonts w:cs="Arial"/>
-        </w:rPr>
-        <w:t xml:space="preserve"> 'A%</w:t>
-      </w:r>
-      <w:r>
-        <w:rPr>
-          <w:rFonts w:cs="Arial"/>
-        </w:rPr>
-        <w:t>';</w:t>
-      </w:r>
-    </w:p>
-    <w:p>
-      <w:pPr>
-        <w:ind w:firstLine="0"/>
-        <w:rPr>
-          <w:rFonts w:cs="Arial"/>
-        </w:rPr>
-      </w:pPr>
+        <w:t>val_unit</w:t>
+      </w:r>
+      <w:proofErr w:type="spellEnd"/>
+      <w:r>
+        <w:t xml:space="preserve"> BETWEEN 0.10 AND 3.00;</w:t>
+      </w:r>
+    </w:p>
+    <w:p>
       <w:r>
         <w:rPr>
           <w:noProof/>
           <w:lang w:eastAsia="pt-BR"/>
         </w:rPr>
         <w:drawing>
-          <wp:inline distT="0" distB="0" distL="0" distR="0" wp14:anchorId="4CAF0245" wp14:editId="6F91D977">
-            <wp:extent cx="5400040" cy="3120390"/>
-            <wp:effectExtent l="0" t="0" r="0" b="3810"/>
-            <wp:docPr id="21" name="Imagem 21"/>
+          <wp:inline distT="0" distB="0" distL="0" distR="0" wp14:anchorId="3E06F99A" wp14:editId="2CA2615D">
+            <wp:extent cx="5400040" cy="2465705"/>
+            <wp:effectExtent l="0" t="0" r="0" b="0"/>
+            <wp:docPr id="19" name="Imagem 19"/>
             <wp:cNvGraphicFramePr>
               <a:graphicFrameLocks xmlns:a="http://schemas.openxmlformats.org/drawingml/2006/main" noChangeAspect="1"/>
             </wp:cNvGraphicFramePr>
@@ -6098,7 +5070,7 @@
                   <pic:spPr>
                     <a:xfrm>
                       <a:off x="0" y="0"/>
-                      <a:ext cx="5400040" cy="3120390"/>
+                      <a:ext cx="5400040" cy="2465705"/>
                     </a:xfrm>
                     <a:prstGeom prst="rect">
                       <a:avLst/>
@@ -6113,389 +5085,747 @@
     </w:p>
     <w:p>
       <w:pPr>
-        <w:spacing w:line="278" w:lineRule="auto"/>
+        <w:spacing w:after="0"/>
+      </w:pPr>
+    </w:p>
+    <w:p>
+      <w:pPr>
+        <w:rPr>
+          <w:rFonts w:eastAsiaTheme="majorEastAsia" w:cs="Arial"/>
+          <w:b/>
+        </w:rPr>
+      </w:pPr>
+      <w:r>
+        <w:br w:type="page"/>
+      </w:r>
+    </w:p>
+    <w:p>
+      <w:pPr>
+        <w:pStyle w:val="Ttulo1"/>
+      </w:pPr>
+      <w:bookmarkStart w:id="11" w:name="_Toc229483672"/>
+      <w:r>
+        <w:lastRenderedPageBreak/>
+        <w:t>Operadores LIKE e NOT LIKE</w:t>
+      </w:r>
+      <w:r>
+        <w:t xml:space="preserve"> </w:t>
+      </w:r>
+      <w:r>
+        <w:t>–</w:t>
+      </w:r>
+      <w:r>
+        <w:t xml:space="preserve"> </w:t>
+      </w:r>
+      <w:r>
+        <w:t>06.05.2026</w:t>
+      </w:r>
+      <w:bookmarkEnd w:id="11"/>
+    </w:p>
+    <w:p>
+      <w:pPr>
+        <w:jc w:val="center"/>
+        <w:rPr>
+          <w:rFonts w:cs="Arial"/>
+        </w:rPr>
+      </w:pPr>
+    </w:p>
+    <w:p>
+      <w:pPr>
+        <w:rPr>
+          <w:rFonts w:cs="Arial"/>
+        </w:rPr>
+      </w:pPr>
+      <w:r>
+        <w:rPr>
+          <w:rFonts w:cs="Arial"/>
+          <w:b/>
+          <w:bCs/>
+        </w:rPr>
+        <w:t xml:space="preserve">- </w:t>
+      </w:r>
+      <w:r>
+        <w:rPr>
+          <w:rFonts w:cs="Arial"/>
+          <w:b/>
+          <w:bCs/>
+        </w:rPr>
+        <w:t>WHERE</w:t>
+      </w:r>
+      <w:r>
+        <w:rPr>
+          <w:rFonts w:cs="Arial"/>
+        </w:rPr>
+        <w:t xml:space="preserve"> &lt;</w:t>
+      </w:r>
+      <w:proofErr w:type="spellStart"/>
+      <w:r>
+        <w:rPr>
+          <w:rFonts w:cs="Arial"/>
+        </w:rPr>
+        <w:t>nome_coluna</w:t>
+      </w:r>
+      <w:proofErr w:type="spellEnd"/>
+      <w:r>
+        <w:rPr>
+          <w:rFonts w:cs="Arial"/>
+        </w:rPr>
+        <w:t xml:space="preserve">&gt; </w:t>
+      </w:r>
+      <w:r>
+        <w:rPr>
+          <w:rFonts w:cs="Arial"/>
+          <w:b/>
+          <w:bCs/>
+        </w:rPr>
+        <w:t>LIKE</w:t>
+      </w:r>
+      <w:r>
+        <w:rPr>
+          <w:rFonts w:cs="Arial"/>
+        </w:rPr>
+        <w:t xml:space="preserve"> &lt;valor&gt;</w:t>
+      </w:r>
+    </w:p>
+    <w:p>
+      <w:pPr>
+        <w:rPr>
+          <w:rFonts w:cs="Arial"/>
+        </w:rPr>
+      </w:pPr>
+      <w:r>
+        <w:rPr>
+          <w:rFonts w:cs="Arial"/>
+          <w:b/>
+          <w:bCs/>
+        </w:rPr>
+        <w:t xml:space="preserve">- </w:t>
+      </w:r>
+      <w:r>
+        <w:rPr>
+          <w:rFonts w:cs="Arial"/>
+          <w:b/>
+          <w:bCs/>
+        </w:rPr>
+        <w:t>WHERE</w:t>
+      </w:r>
+      <w:r>
+        <w:rPr>
+          <w:rFonts w:cs="Arial"/>
+        </w:rPr>
+        <w:t xml:space="preserve"> &lt;</w:t>
+      </w:r>
+      <w:proofErr w:type="spellStart"/>
+      <w:r>
+        <w:rPr>
+          <w:rFonts w:cs="Arial"/>
+        </w:rPr>
+        <w:t>nome_coluna</w:t>
+      </w:r>
+      <w:proofErr w:type="spellEnd"/>
+      <w:r>
+        <w:rPr>
+          <w:rFonts w:cs="Arial"/>
+        </w:rPr>
+        <w:t xml:space="preserve">&gt; </w:t>
+      </w:r>
+      <w:r>
+        <w:rPr>
+          <w:rFonts w:cs="Arial"/>
+          <w:b/>
+          <w:bCs/>
+        </w:rPr>
+        <w:t>NOT LIKE</w:t>
+      </w:r>
+      <w:r>
+        <w:rPr>
+          <w:rFonts w:cs="Arial"/>
+        </w:rPr>
+        <w:t xml:space="preserve"> &lt;valor&gt;</w:t>
+      </w:r>
+    </w:p>
+    <w:p>
+      <w:pPr>
+        <w:rPr>
+          <w:rFonts w:cs="Arial"/>
+        </w:rPr>
+      </w:pPr>
+    </w:p>
+    <w:p>
+      <w:pPr>
+        <w:pStyle w:val="Ttulo2"/>
+      </w:pPr>
+      <w:bookmarkStart w:id="12" w:name="_Toc229483673"/>
+      <w:r>
+        <w:t>Explicação:</w:t>
+      </w:r>
+      <w:bookmarkEnd w:id="12"/>
+    </w:p>
+    <w:p>
+      <w:pPr>
+        <w:rPr>
+          <w:rFonts w:cs="Arial"/>
+        </w:rPr>
+      </w:pPr>
+      <w:r>
+        <w:rPr>
+          <w:rFonts w:cs="Arial"/>
+        </w:rPr>
+        <w:t>Aplicáveis apenas a colunas dos tipos CHAR e VARCHAR.</w:t>
+      </w:r>
+    </w:p>
+    <w:p>
+      <w:pPr>
+        <w:rPr>
+          <w:rFonts w:cs="Arial"/>
+        </w:rPr>
+      </w:pPr>
+      <w:r>
+        <w:rPr>
+          <w:rFonts w:cs="Arial"/>
+        </w:rPr>
+        <w:t>Funcionam de modo análogo aos operadores = e &lt;&gt;, porém o poder dos operadores LIKE e NOT LIKE está na utilização dos símbolos % e que podem fazer o papel de "coringa":</w:t>
+      </w:r>
+    </w:p>
+    <w:p>
+      <w:pPr>
+        <w:rPr>
+          <w:rFonts w:cs="Arial"/>
+        </w:rPr>
+      </w:pPr>
+    </w:p>
+    <w:tbl>
+      <w:tblPr>
+        <w:tblStyle w:val="Tabelacomgrade"/>
+        <w:tblW w:w="0" w:type="auto"/>
+        <w:tblLook w:val="04A0" w:firstRow="1" w:lastRow="0" w:firstColumn="1" w:lastColumn="0" w:noHBand="0" w:noVBand="1"/>
+      </w:tblPr>
+      <w:tblGrid>
+        <w:gridCol w:w="4247"/>
+        <w:gridCol w:w="4247"/>
+      </w:tblGrid>
+      <w:tr>
+        <w:tc>
+          <w:tcPr>
+            <w:tcW w:w="4247" w:type="dxa"/>
+            <w:shd w:val="clear" w:color="auto" w:fill="60CAF3" w:themeFill="accent4" w:themeFillTint="99"/>
+          </w:tcPr>
+          <w:p>
+            <w:pPr>
+              <w:rPr>
+                <w:rFonts w:cs="Arial"/>
+              </w:rPr>
+            </w:pPr>
+            <w:r>
+              <w:rPr>
+                <w:rFonts w:cs="Arial"/>
+              </w:rPr>
+              <w:t>Símbolo</w:t>
+            </w:r>
+          </w:p>
+        </w:tc>
+        <w:tc>
+          <w:tcPr>
+            <w:tcW w:w="4247" w:type="dxa"/>
+            <w:shd w:val="clear" w:color="auto" w:fill="60CAF3" w:themeFill="accent4" w:themeFillTint="99"/>
+          </w:tcPr>
+          <w:p>
+            <w:pPr>
+              <w:rPr>
+                <w:rFonts w:cs="Arial"/>
+              </w:rPr>
+            </w:pPr>
+            <w:r>
+              <w:rPr>
+                <w:rFonts w:cs="Arial"/>
+              </w:rPr>
+              <w:t>Descrição</w:t>
+            </w:r>
+          </w:p>
+        </w:tc>
+      </w:tr>
+      <w:tr>
+        <w:tc>
+          <w:tcPr>
+            <w:tcW w:w="4247" w:type="dxa"/>
+          </w:tcPr>
+          <w:p>
+            <w:pPr>
+              <w:rPr>
+                <w:rFonts w:cs="Arial"/>
+              </w:rPr>
+            </w:pPr>
+            <w:r>
+              <w:rPr>
+                <w:rFonts w:cs="Arial"/>
+              </w:rPr>
+              <w:t>%</w:t>
+            </w:r>
+          </w:p>
+        </w:tc>
+        <w:tc>
+          <w:tcPr>
+            <w:tcW w:w="4247" w:type="dxa"/>
+          </w:tcPr>
+          <w:p>
+            <w:pPr>
+              <w:rPr>
+                <w:rFonts w:cs="Arial"/>
+              </w:rPr>
+            </w:pPr>
+            <w:r>
+              <w:rPr>
+                <w:rFonts w:cs="Arial"/>
+              </w:rPr>
+              <w:t>substitui uma palavra</w:t>
+            </w:r>
+          </w:p>
+        </w:tc>
+      </w:tr>
+      <w:tr>
+        <w:tc>
+          <w:tcPr>
+            <w:tcW w:w="4247" w:type="dxa"/>
+          </w:tcPr>
+          <w:p>
+            <w:pPr>
+              <w:rPr>
+                <w:rFonts w:cs="Arial"/>
+              </w:rPr>
+            </w:pPr>
+            <w:r>
+              <w:rPr>
+                <w:rFonts w:cs="Arial"/>
+              </w:rPr>
+              <w:t>_ (</w:t>
+            </w:r>
+            <w:proofErr w:type="spellStart"/>
+            <w:r>
+              <w:rPr>
+                <w:rFonts w:cs="Arial"/>
+              </w:rPr>
+              <w:t>underline</w:t>
+            </w:r>
+            <w:proofErr w:type="spellEnd"/>
+            <w:r>
+              <w:rPr>
+                <w:rFonts w:cs="Arial"/>
+              </w:rPr>
+              <w:t>)</w:t>
+            </w:r>
+          </w:p>
+        </w:tc>
+        <w:tc>
+          <w:tcPr>
+            <w:tcW w:w="4247" w:type="dxa"/>
+          </w:tcPr>
+          <w:p>
+            <w:pPr>
+              <w:rPr>
+                <w:rFonts w:cs="Arial"/>
+              </w:rPr>
+            </w:pPr>
+            <w:r>
+              <w:rPr>
+                <w:rFonts w:cs="Arial"/>
+              </w:rPr>
+              <w:t xml:space="preserve">substitui um </w:t>
+            </w:r>
+            <w:proofErr w:type="spellStart"/>
+            <w:r>
+              <w:rPr>
+                <w:rFonts w:cs="Arial"/>
+              </w:rPr>
+              <w:t>caracter</w:t>
+            </w:r>
+            <w:proofErr w:type="spellEnd"/>
+            <w:r>
+              <w:rPr>
+                <w:rFonts w:cs="Arial"/>
+              </w:rPr>
+              <w:t xml:space="preserve"> qualquer</w:t>
+            </w:r>
+          </w:p>
+        </w:tc>
+      </w:tr>
+    </w:tbl>
+    <w:p>
+      <w:pPr>
+        <w:rPr>
+          <w:rFonts w:cs="Arial"/>
+        </w:rPr>
+      </w:pPr>
+    </w:p>
+    <w:p>
+      <w:pPr>
+        <w:rPr>
+          <w:rFonts w:cs="Arial"/>
+        </w:rPr>
+      </w:pPr>
+    </w:p>
+    <w:p>
+      <w:pPr>
+        <w:pStyle w:val="Ttulo2"/>
+      </w:pPr>
+      <w:bookmarkStart w:id="13" w:name="_Toc229483674"/>
+      <w:r>
+        <w:t>Exemplos:</w:t>
+      </w:r>
+      <w:bookmarkEnd w:id="13"/>
+    </w:p>
+    <w:p>
+      <w:pPr>
+        <w:rPr>
+          <w:rFonts w:cs="Arial"/>
+        </w:rPr>
+      </w:pPr>
+      <w:r>
+        <w:rPr>
+          <w:rFonts w:cs="Arial"/>
+          <w:i/>
+          <w:iCs/>
+        </w:rPr>
+        <w:t>'apis%'</w:t>
+      </w:r>
+      <w:r>
+        <w:rPr>
+          <w:rFonts w:cs="Arial"/>
+        </w:rPr>
+        <w:t xml:space="preserve"> se aplicaria às seguintes cadeias de caracteres:</w:t>
+      </w:r>
+    </w:p>
+    <w:p>
+      <w:pPr>
+        <w:rPr>
+          <w:rFonts w:cs="Arial"/>
+        </w:rPr>
+      </w:pPr>
+      <w:r>
+        <w:rPr>
+          <w:rFonts w:cs="Arial"/>
+        </w:rPr>
+        <w:t>'</w:t>
+      </w:r>
+      <w:proofErr w:type="spellStart"/>
+      <w:r>
+        <w:rPr>
+          <w:rFonts w:cs="Arial"/>
+        </w:rPr>
+        <w:t>lapis</w:t>
+      </w:r>
+      <w:proofErr w:type="spellEnd"/>
+      <w:r>
+        <w:rPr>
+          <w:rFonts w:cs="Arial"/>
+        </w:rPr>
+        <w:t xml:space="preserve"> preto'</w:t>
+      </w:r>
+    </w:p>
+    <w:p>
+      <w:pPr>
+        <w:rPr>
+          <w:rFonts w:cs="Arial"/>
+        </w:rPr>
+      </w:pPr>
+      <w:r>
+        <w:rPr>
+          <w:rFonts w:cs="Arial"/>
+        </w:rPr>
+        <w:t>‘</w:t>
+      </w:r>
+      <w:proofErr w:type="spellStart"/>
+      <w:r>
+        <w:rPr>
+          <w:rFonts w:cs="Arial"/>
+        </w:rPr>
+        <w:t>lapis</w:t>
+      </w:r>
+      <w:proofErr w:type="spellEnd"/>
+      <w:r>
+        <w:rPr>
+          <w:rFonts w:cs="Arial"/>
+        </w:rPr>
+        <w:t xml:space="preserve"> cera'</w:t>
+      </w:r>
+    </w:p>
+    <w:p>
+      <w:pPr>
+        <w:rPr>
+          <w:rFonts w:cs="Arial"/>
+        </w:rPr>
+      </w:pPr>
+      <w:r>
+        <w:rPr>
+          <w:rFonts w:cs="Arial"/>
+        </w:rPr>
+        <w:t>'</w:t>
+      </w:r>
+      <w:proofErr w:type="spellStart"/>
+      <w:r>
+        <w:rPr>
+          <w:rFonts w:cs="Arial"/>
+        </w:rPr>
+        <w:t>lapis</w:t>
+      </w:r>
+      <w:proofErr w:type="spellEnd"/>
+      <w:r>
+        <w:rPr>
+          <w:rFonts w:cs="Arial"/>
+        </w:rPr>
+        <w:t xml:space="preserve"> borracha'</w:t>
+      </w:r>
+    </w:p>
+    <w:p>
+      <w:pPr>
+        <w:rPr>
+          <w:rFonts w:cs="Arial"/>
+        </w:rPr>
+      </w:pPr>
+    </w:p>
+    <w:p>
+      <w:pPr>
+        <w:rPr>
+          <w:rFonts w:cs="Arial"/>
+        </w:rPr>
+      </w:pPr>
+      <w:r>
+        <w:rPr>
+          <w:rFonts w:cs="Arial"/>
+          <w:i/>
+          <w:iCs/>
+        </w:rPr>
+        <w:t>'broca n_</w:t>
+      </w:r>
+      <w:r>
+        <w:rPr>
+          <w:rFonts w:cs="Arial"/>
+        </w:rPr>
+        <w:t>' se aplicaria às seguintes cadeias de caractere</w:t>
+      </w:r>
+      <w:r>
+        <w:rPr>
+          <w:rFonts w:cs="Arial"/>
+        </w:rPr>
+        <w:t>s</w:t>
+      </w:r>
+      <w:r>
+        <w:rPr>
+          <w:rFonts w:cs="Arial"/>
+        </w:rPr>
+        <w:t>:</w:t>
+      </w:r>
+    </w:p>
+    <w:p>
+      <w:pPr>
+        <w:rPr>
+          <w:rFonts w:cs="Arial"/>
+        </w:rPr>
+      </w:pPr>
+      <w:r>
+        <w:rPr>
+          <w:rFonts w:cs="Arial"/>
+        </w:rPr>
+        <w:t>'broca n1'</w:t>
+      </w:r>
+    </w:p>
+    <w:p>
+      <w:pPr>
+        <w:rPr>
+          <w:rFonts w:cs="Arial"/>
+        </w:rPr>
+      </w:pPr>
+      <w:r>
+        <w:rPr>
+          <w:rFonts w:cs="Arial"/>
+        </w:rPr>
+        <w:t>'broca n9'</w:t>
+      </w:r>
+    </w:p>
+    <w:p>
+      <w:pPr>
+        <w:rPr>
+          <w:rFonts w:cs="Arial"/>
+        </w:rPr>
+      </w:pPr>
+      <w:r>
+        <w:rPr>
+          <w:rFonts w:cs="Arial"/>
+        </w:rPr>
+        <w:t>'broca n3'</w:t>
+      </w:r>
+    </w:p>
+    <w:p>
+      <w:pPr>
+        <w:pStyle w:val="Ttulo4"/>
+      </w:pPr>
+      <w:r>
+        <w:lastRenderedPageBreak/>
+        <w:t>Problema</w:t>
+      </w:r>
+      <w:r>
+        <w:t xml:space="preserve"> 1</w:t>
+      </w:r>
+      <w:r>
+        <w:t>:</w:t>
+      </w:r>
+    </w:p>
+    <w:p>
+      <w:pPr>
+        <w:rPr>
+          <w:rFonts w:cs="Arial"/>
+        </w:rPr>
+      </w:pPr>
+      <w:r>
+        <w:rPr>
+          <w:rFonts w:cs="Arial"/>
+        </w:rPr>
+        <w:t xml:space="preserve">Listar todos os produtos que tenham a sua unidade começando por k (lembre-se de que a coluna </w:t>
+      </w:r>
+      <w:proofErr w:type="spellStart"/>
+      <w:r>
+        <w:rPr>
+          <w:rFonts w:cs="Arial"/>
+        </w:rPr>
+        <w:t>unid_prod</w:t>
+      </w:r>
+      <w:proofErr w:type="spellEnd"/>
+      <w:r>
+        <w:rPr>
+          <w:rFonts w:cs="Arial"/>
+        </w:rPr>
+        <w:t xml:space="preserve"> foi definida como </w:t>
+      </w:r>
+      <w:proofErr w:type="gramStart"/>
+      <w:r>
+        <w:rPr>
+          <w:rFonts w:cs="Arial"/>
+        </w:rPr>
+        <w:t>char(</w:t>
+      </w:r>
+      <w:proofErr w:type="gramEnd"/>
+      <w:r>
+        <w:rPr>
+          <w:rFonts w:cs="Arial"/>
+        </w:rPr>
+        <w:t>03)).</w:t>
+      </w:r>
+    </w:p>
+    <w:p>
+      <w:pPr>
+        <w:rPr>
+          <w:rFonts w:cs="Arial"/>
+        </w:rPr>
+      </w:pPr>
+    </w:p>
+    <w:p>
+      <w:pPr>
+        <w:rPr>
+          <w:rFonts w:cs="Arial"/>
+          <w:b/>
+          <w:bCs/>
+        </w:rPr>
+      </w:pPr>
+      <w:r>
+        <w:rPr>
+          <w:rFonts w:cs="Arial"/>
+          <w:b/>
+          <w:bCs/>
+        </w:rPr>
+        <w:t>Código:</w:t>
+      </w:r>
+      <w:r>
+        <w:rPr>
+          <w:rFonts w:cs="Arial"/>
+          <w:b/>
+          <w:bCs/>
+        </w:rPr>
+        <w:t xml:space="preserve"> </w:t>
+      </w:r>
+    </w:p>
+    <w:p>
+      <w:pPr>
+        <w:rPr>
+          <w:rFonts w:cs="Arial"/>
+        </w:rPr>
+      </w:pPr>
+      <w:r>
+        <w:rPr>
+          <w:rFonts w:cs="Arial"/>
+        </w:rPr>
+        <w:t xml:space="preserve">SELECT * </w:t>
+      </w:r>
+    </w:p>
+    <w:p>
+      <w:pPr>
+        <w:rPr>
+          <w:rFonts w:cs="Arial"/>
+        </w:rPr>
+      </w:pPr>
+      <w:r>
+        <w:rPr>
+          <w:rFonts w:cs="Arial"/>
+        </w:rPr>
+        <w:t xml:space="preserve">FROM `produto` </w:t>
+      </w:r>
+    </w:p>
+    <w:p>
+      <w:pPr>
+        <w:rPr>
+          <w:rFonts w:cs="Arial"/>
+        </w:rPr>
+      </w:pPr>
+      <w:r>
+        <w:rPr>
+          <w:rFonts w:cs="Arial"/>
+        </w:rPr>
+        <w:t xml:space="preserve">WHERE </w:t>
+      </w:r>
+      <w:proofErr w:type="spellStart"/>
+      <w:r>
+        <w:rPr>
+          <w:rFonts w:cs="Arial"/>
+        </w:rPr>
+        <w:t>unid_prod</w:t>
+      </w:r>
+      <w:proofErr w:type="spellEnd"/>
+      <w:r>
+        <w:rPr>
+          <w:rFonts w:cs="Arial"/>
+        </w:rPr>
+        <w:t xml:space="preserve"> </w:t>
+      </w:r>
+    </w:p>
+    <w:p>
+      <w:pPr>
+        <w:rPr>
+          <w:rFonts w:cs="Arial"/>
+        </w:rPr>
+      </w:pPr>
+      <w:r>
+        <w:rPr>
+          <w:rFonts w:cs="Arial"/>
+        </w:rPr>
+        <w:t>LIKE 'k%';</w:t>
+      </w:r>
+    </w:p>
+    <w:p>
+      <w:pPr>
         <w:ind w:firstLine="0"/>
-        <w:jc w:val="left"/>
-        <w:rPr>
-          <w:rFonts w:eastAsiaTheme="majorEastAsia" w:cs="Arial"/>
-          <w:b/>
-        </w:rPr>
-      </w:pPr>
-      <w:r>
-        <w:br w:type="page"/>
-      </w:r>
-    </w:p>
-    <w:p>
-      <w:pPr>
-        <w:pStyle w:val="Ttulo1"/>
-      </w:pPr>
-      <w:bookmarkStart w:id="15" w:name="_Toc229483675"/>
-      <w:r>
-        <w:lastRenderedPageBreak/>
-        <w:t>Operadores IN e NOT IN</w:t>
-      </w:r>
-      <w:bookmarkEnd w:id="15"/>
-    </w:p>
-    <w:p>
-      <w:pPr>
-        <w:jc w:val="center"/>
-        <w:rPr>
-          <w:rFonts w:cs="Arial"/>
-          <w:b/>
-          <w:bCs/>
-        </w:rPr>
-      </w:pPr>
-    </w:p>
-    <w:p>
-      <w:pPr>
-        <w:rPr>
-          <w:rFonts w:cs="Arial"/>
-          <w:b/>
-          <w:bCs/>
-        </w:rPr>
-      </w:pPr>
-      <w:r>
-        <w:rPr>
-          <w:rFonts w:cs="Arial"/>
-          <w:b/>
-          <w:bCs/>
-        </w:rPr>
-        <w:t xml:space="preserve">WHERE </w:t>
-      </w:r>
-      <w:r>
-        <w:rPr>
-          <w:rFonts w:cs="Arial"/>
-        </w:rPr>
-        <w:t>&lt;</w:t>
-      </w:r>
-      <w:proofErr w:type="spellStart"/>
-      <w:r>
-        <w:rPr>
-          <w:rFonts w:cs="Arial"/>
-        </w:rPr>
-        <w:t>nome_coluna</w:t>
-      </w:r>
-      <w:proofErr w:type="spellEnd"/>
-      <w:r>
-        <w:rPr>
-          <w:rFonts w:cs="Arial"/>
-        </w:rPr>
-        <w:t>&gt;</w:t>
-      </w:r>
-      <w:r>
-        <w:rPr>
-          <w:rFonts w:cs="Arial"/>
-          <w:b/>
-          <w:bCs/>
-        </w:rPr>
-        <w:t xml:space="preserve"> IN </w:t>
-      </w:r>
-      <w:r>
-        <w:rPr>
-          <w:rFonts w:cs="Arial"/>
-        </w:rPr>
-        <w:t>&lt;</w:t>
-      </w:r>
-      <w:proofErr w:type="spellStart"/>
-      <w:r>
-        <w:rPr>
-          <w:rFonts w:cs="Arial"/>
-        </w:rPr>
-        <w:t>lista_de_valores</w:t>
-      </w:r>
-      <w:proofErr w:type="spellEnd"/>
-      <w:r>
-        <w:rPr>
-          <w:rFonts w:cs="Arial"/>
-        </w:rPr>
-        <w:t>&gt;</w:t>
-      </w:r>
-    </w:p>
-    <w:p>
-      <w:pPr>
-        <w:rPr>
-          <w:rFonts w:cs="Arial"/>
-        </w:rPr>
-      </w:pPr>
-      <w:r>
-        <w:rPr>
-          <w:rFonts w:cs="Arial"/>
-          <w:b/>
-          <w:bCs/>
-        </w:rPr>
-        <w:t>WHERE</w:t>
-      </w:r>
-      <w:r>
-        <w:rPr>
-          <w:rFonts w:cs="Arial"/>
-        </w:rPr>
-        <w:t xml:space="preserve"> &lt;</w:t>
-      </w:r>
-      <w:proofErr w:type="spellStart"/>
-      <w:r>
-        <w:rPr>
-          <w:rFonts w:cs="Arial"/>
-        </w:rPr>
-        <w:t>nome_coluna</w:t>
-      </w:r>
-      <w:proofErr w:type="spellEnd"/>
-      <w:r>
-        <w:rPr>
-          <w:rFonts w:cs="Arial"/>
-        </w:rPr>
-        <w:t>&gt;</w:t>
-      </w:r>
-      <w:r>
-        <w:rPr>
-          <w:rFonts w:cs="Arial"/>
-          <w:b/>
-          <w:bCs/>
-        </w:rPr>
-        <w:t xml:space="preserve"> NOT IN </w:t>
-      </w:r>
-      <w:r>
-        <w:rPr>
-          <w:rFonts w:cs="Arial"/>
-        </w:rPr>
-        <w:t>(&lt;</w:t>
-      </w:r>
-      <w:proofErr w:type="spellStart"/>
-      <w:r>
-        <w:rPr>
-          <w:rFonts w:cs="Arial"/>
-        </w:rPr>
-        <w:t>lista_de_valores</w:t>
-      </w:r>
-      <w:proofErr w:type="spellEnd"/>
-      <w:r>
-        <w:rPr>
-          <w:rFonts w:cs="Arial"/>
-        </w:rPr>
-        <w:t>&gt;)</w:t>
-      </w:r>
-    </w:p>
-    <w:p>
-      <w:pPr>
-        <w:rPr>
-          <w:rFonts w:cs="Arial"/>
-        </w:rPr>
-      </w:pPr>
-    </w:p>
-    <w:p>
-      <w:pPr>
-        <w:pStyle w:val="Ttulo2"/>
-      </w:pPr>
-      <w:bookmarkStart w:id="16" w:name="_Toc229483676"/>
-      <w:r>
-        <w:t>Explicação</w:t>
-      </w:r>
-      <w:bookmarkEnd w:id="16"/>
-    </w:p>
-    <w:p>
-      <w:pPr>
-        <w:rPr>
-          <w:rFonts w:cs="Arial"/>
-        </w:rPr>
-      </w:pPr>
-      <w:r>
-        <w:rPr>
-          <w:rFonts w:cs="Arial"/>
-        </w:rPr>
-        <w:t>Seleciona as linhas cujo o valor da coluna &lt;</w:t>
-      </w:r>
-      <w:proofErr w:type="spellStart"/>
-      <w:r>
-        <w:rPr>
-          <w:rFonts w:cs="Arial"/>
-        </w:rPr>
-        <w:t>nome_coluna</w:t>
-      </w:r>
-      <w:proofErr w:type="spellEnd"/>
-      <w:r>
-        <w:rPr>
-          <w:rFonts w:cs="Arial"/>
-        </w:rPr>
-        <w:t>&gt; pertença ao conjunto &lt;</w:t>
-      </w:r>
-      <w:proofErr w:type="spellStart"/>
-      <w:r>
-        <w:rPr>
-          <w:rFonts w:cs="Arial"/>
-        </w:rPr>
-        <w:t>lista_de_valores</w:t>
-      </w:r>
-      <w:proofErr w:type="spellEnd"/>
-      <w:r>
-        <w:rPr>
-          <w:rFonts w:cs="Arial"/>
-        </w:rPr>
-        <w:t>&gt;.</w:t>
-      </w:r>
-    </w:p>
-    <w:p>
-      <w:pPr>
-        <w:rPr>
-          <w:rFonts w:cs="Arial"/>
-        </w:rPr>
-      </w:pPr>
-    </w:p>
-    <w:p>
-      <w:pPr>
-        <w:pStyle w:val="Ttulo4"/>
-      </w:pPr>
-      <w:r>
-        <w:t>Problema</w:t>
-      </w:r>
-      <w:r>
-        <w:t xml:space="preserve"> 1</w:t>
-      </w:r>
-      <w:r>
-        <w:t>:</w:t>
-      </w:r>
-    </w:p>
-    <w:p>
-      <w:pPr>
-        <w:rPr>
-          <w:rFonts w:cs="Arial"/>
-        </w:rPr>
-      </w:pPr>
-      <w:r>
-        <w:rPr>
-          <w:rFonts w:cs="Arial"/>
-        </w:rPr>
-        <w:t>Listar todos os vendedores cujas as faixas de comissão sejam 'a' ou 'b'.</w:t>
-      </w:r>
-    </w:p>
-    <w:p>
-      <w:pPr>
-        <w:rPr>
-          <w:rFonts w:cs="Arial"/>
-        </w:rPr>
-      </w:pPr>
-    </w:p>
-    <w:p>
-      <w:pPr>
-        <w:rPr>
-          <w:rFonts w:cs="Arial"/>
-        </w:rPr>
-      </w:pPr>
-      <w:r>
-        <w:rPr>
-          <w:rFonts w:cs="Arial"/>
-          <w:b/>
-          <w:bCs/>
-        </w:rPr>
-        <w:t>Código:</w:t>
-      </w:r>
-      <w:r>
-        <w:rPr>
-          <w:rFonts w:cs="Arial"/>
-        </w:rPr>
-        <w:t xml:space="preserve"> </w:t>
-      </w:r>
-    </w:p>
-    <w:p>
-      <w:pPr>
-        <w:rPr>
-          <w:rFonts w:cs="Arial"/>
-        </w:rPr>
-      </w:pPr>
-      <w:r>
-        <w:rPr>
-          <w:rFonts w:cs="Arial"/>
-        </w:rPr>
-        <w:t xml:space="preserve">SELECT * </w:t>
-      </w:r>
-    </w:p>
-    <w:p>
-      <w:pPr>
-        <w:rPr>
-          <w:rFonts w:cs="Arial"/>
-        </w:rPr>
-      </w:pPr>
-      <w:r>
-        <w:rPr>
-          <w:rFonts w:cs="Arial"/>
-        </w:rPr>
-        <w:t xml:space="preserve">FROM `vendedor` </w:t>
-      </w:r>
-    </w:p>
-    <w:p>
-      <w:pPr>
-        <w:rPr>
-          <w:rFonts w:cs="Arial"/>
-        </w:rPr>
-      </w:pPr>
-      <w:r>
-        <w:rPr>
-          <w:rFonts w:cs="Arial"/>
-        </w:rPr>
-        <w:t xml:space="preserve">WHERE </w:t>
-      </w:r>
-      <w:proofErr w:type="spellStart"/>
-      <w:r>
-        <w:rPr>
-          <w:rFonts w:cs="Arial"/>
-        </w:rPr>
-        <w:t>faixa_comiss</w:t>
-      </w:r>
-      <w:proofErr w:type="spellEnd"/>
-      <w:r>
-        <w:rPr>
-          <w:rFonts w:cs="Arial"/>
-        </w:rPr>
-        <w:t xml:space="preserve"> </w:t>
-      </w:r>
-    </w:p>
-    <w:p>
-      <w:pPr>
-        <w:rPr>
-          <w:rFonts w:cs="Arial"/>
-        </w:rPr>
-      </w:pPr>
-      <w:r>
-        <w:rPr>
-          <w:rFonts w:cs="Arial"/>
-        </w:rPr>
-        <w:t>IN</w:t>
-      </w:r>
-      <w:r>
-        <w:rPr>
-          <w:rFonts w:cs="Arial"/>
-        </w:rPr>
-        <w:t xml:space="preserve"> ('a</w:t>
-      </w:r>
-      <w:proofErr w:type="gramStart"/>
-      <w:r>
-        <w:rPr>
-          <w:rFonts w:cs="Arial"/>
-        </w:rPr>
-        <w:t>' ,</w:t>
-      </w:r>
-      <w:proofErr w:type="gramEnd"/>
-      <w:r>
-        <w:rPr>
-          <w:rFonts w:cs="Arial"/>
-        </w:rPr>
-        <w:t xml:space="preserve"> 'b');</w:t>
-      </w:r>
-    </w:p>
-    <w:p>
-      <w:pPr>
-        <w:rPr>
-          <w:rFonts w:cs="Arial"/>
-        </w:rPr>
-      </w:pPr>
-      <w:r>
-        <w:rPr>
+        <w:rPr>
+          <w:rFonts w:cs="Arial"/>
+        </w:rPr>
+      </w:pPr>
+      <w:r>
+        <w:rPr>
+          <w:rFonts w:cs="Arial"/>
           <w:noProof/>
           <w:lang w:eastAsia="pt-BR"/>
         </w:rPr>
         <w:drawing>
-          <wp:inline distT="0" distB="0" distL="0" distR="0" wp14:anchorId="0ABDE5D4" wp14:editId="43AEFCB8">
-            <wp:extent cx="5400040" cy="2543175"/>
-            <wp:effectExtent l="0" t="0" r="0" b="9525"/>
-            <wp:docPr id="23" name="Imagem 23"/>
+          <wp:inline distT="0" distB="0" distL="0" distR="0" wp14:anchorId="602F1F10" wp14:editId="7AAD2A2B">
+            <wp:extent cx="5446043" cy="2330450"/>
+            <wp:effectExtent l="0" t="0" r="2540" b="0"/>
+            <wp:docPr id="1" name="Imagem 1"/>
             <wp:cNvGraphicFramePr>
               <a:graphicFrameLocks xmlns:a="http://schemas.openxmlformats.org/drawingml/2006/main" noChangeAspect="1"/>
             </wp:cNvGraphicFramePr>
@@ -6515,7 +5845,7 @@
                   <pic:spPr>
                     <a:xfrm>
                       <a:off x="0" y="0"/>
-                      <a:ext cx="5400040" cy="2543175"/>
+                      <a:ext cx="5464086" cy="2338171"/>
                     </a:xfrm>
                     <a:prstGeom prst="rect">
                       <a:avLst/>
@@ -6544,249 +5874,175 @@
     </w:p>
     <w:p>
       <w:pPr>
-        <w:pStyle w:val="Ttulo1"/>
-      </w:pPr>
-      <w:bookmarkStart w:id="17" w:name="_Toc229483677"/>
-      <w:r>
-        <w:t>Operadores IS NULL e IS NOT NULL</w:t>
-      </w:r>
-      <w:bookmarkEnd w:id="17"/>
-    </w:p>
-    <w:p>
-      <w:pPr>
-        <w:jc w:val="center"/>
+        <w:spacing w:line="278" w:lineRule="auto"/>
+        <w:ind w:firstLine="0"/>
+        <w:jc w:val="left"/>
+        <w:rPr>
+          <w:rFonts w:eastAsia="Arial" w:cstheme="majorBidi"/>
+          <w:b/>
+          <w:iCs/>
+        </w:rPr>
+      </w:pPr>
+      <w:r>
+        <w:br w:type="page"/>
+      </w:r>
+    </w:p>
+    <w:p>
+      <w:pPr>
+        <w:pStyle w:val="Ttulo4"/>
+      </w:pPr>
+      <w:r>
+        <w:lastRenderedPageBreak/>
+        <w:t>Problema</w:t>
+      </w:r>
+      <w:r>
+        <w:t xml:space="preserve"> 2</w:t>
+      </w:r>
+      <w:r>
+        <w:t>:</w:t>
+      </w:r>
+    </w:p>
+    <w:p>
+      <w:pPr>
+        <w:rPr>
+          <w:rFonts w:cs="Arial"/>
+        </w:rPr>
+      </w:pPr>
+      <w:r>
+        <w:rPr>
+          <w:rFonts w:cs="Arial"/>
+        </w:rPr>
+        <w:t xml:space="preserve">Listar todos os vendedores cujos </w:t>
+      </w:r>
+      <w:r>
+        <w:rPr>
+          <w:rFonts w:cs="Arial"/>
+        </w:rPr>
+        <w:t>os nomes</w:t>
+      </w:r>
+      <w:r>
+        <w:rPr>
+          <w:rFonts w:cs="Arial"/>
+        </w:rPr>
+        <w:t xml:space="preserve"> não comecem por 'A'.</w:t>
+      </w:r>
+    </w:p>
+    <w:p>
+      <w:pPr>
+        <w:rPr>
+          <w:rFonts w:cs="Arial"/>
+        </w:rPr>
+      </w:pPr>
+    </w:p>
+    <w:p>
+      <w:pPr>
+        <w:rPr>
+          <w:rFonts w:cs="Arial"/>
+        </w:rPr>
+      </w:pPr>
+      <w:r>
         <w:rPr>
           <w:rFonts w:cs="Arial"/>
           <w:b/>
           <w:bCs/>
         </w:rPr>
-      </w:pPr>
-    </w:p>
-    <w:p>
-      <w:pPr>
-        <w:rPr>
-          <w:rFonts w:cs="Arial"/>
-        </w:rPr>
-      </w:pPr>
-      <w:r>
-        <w:rPr>
-          <w:rFonts w:cs="Arial"/>
-          <w:b/>
-          <w:bCs/>
-        </w:rPr>
-        <w:t>WHERE</w:t>
-      </w:r>
-      <w:r>
-        <w:rPr>
-          <w:rFonts w:cs="Arial"/>
-        </w:rPr>
-        <w:t xml:space="preserve"> &lt;</w:t>
-      </w:r>
-      <w:proofErr w:type="spellStart"/>
-      <w:r>
-        <w:rPr>
-          <w:rFonts w:cs="Arial"/>
-        </w:rPr>
-        <w:t>nome_coluna</w:t>
-      </w:r>
-      <w:proofErr w:type="spellEnd"/>
-      <w:r>
-        <w:rPr>
-          <w:rFonts w:cs="Arial"/>
-        </w:rPr>
-        <w:t xml:space="preserve">&gt; </w:t>
-      </w:r>
-      <w:r>
-        <w:rPr>
-          <w:rFonts w:cs="Arial"/>
-          <w:b/>
-          <w:bCs/>
-        </w:rPr>
-        <w:t>IS NULL</w:t>
-      </w:r>
-    </w:p>
-    <w:p>
-      <w:pPr>
-        <w:rPr>
-          <w:rFonts w:cs="Arial"/>
-          <w:b/>
-          <w:bCs/>
-        </w:rPr>
-      </w:pPr>
-      <w:r>
-        <w:rPr>
-          <w:rFonts w:cs="Arial"/>
-          <w:b/>
-          <w:bCs/>
-        </w:rPr>
-        <w:t>WHERE</w:t>
-      </w:r>
-      <w:r>
-        <w:rPr>
-          <w:rFonts w:cs="Arial"/>
-        </w:rPr>
-        <w:t xml:space="preserve"> &lt;</w:t>
-      </w:r>
-      <w:proofErr w:type="spellStart"/>
-      <w:r>
-        <w:rPr>
-          <w:rFonts w:cs="Arial"/>
-        </w:rPr>
-        <w:t>nome_coluna</w:t>
-      </w:r>
-      <w:proofErr w:type="spellEnd"/>
-      <w:r>
-        <w:rPr>
-          <w:rFonts w:cs="Arial"/>
-        </w:rPr>
-        <w:t xml:space="preserve">&gt; </w:t>
-      </w:r>
-      <w:r>
-        <w:rPr>
-          <w:rFonts w:cs="Arial"/>
-          <w:b/>
-          <w:bCs/>
-        </w:rPr>
-        <w:t>IS NOT NULL</w:t>
-      </w:r>
-    </w:p>
-    <w:p>
-      <w:pPr>
-        <w:rPr>
-          <w:rFonts w:cs="Arial"/>
-          <w:b/>
-          <w:bCs/>
-        </w:rPr>
-      </w:pPr>
-    </w:p>
-    <w:p>
-      <w:pPr>
-        <w:pStyle w:val="Ttulo2"/>
-      </w:pPr>
-      <w:bookmarkStart w:id="18" w:name="_Toc229483678"/>
-      <w:r>
-        <w:t>Explicação:</w:t>
-      </w:r>
-      <w:bookmarkEnd w:id="18"/>
-    </w:p>
-    <w:p>
-      <w:pPr>
-        <w:rPr>
-          <w:rFonts w:cs="Arial"/>
-        </w:rPr>
-      </w:pPr>
-      <w:r>
-        <w:rPr>
-          <w:rFonts w:cs="Arial"/>
-        </w:rPr>
-        <w:t>A utilização do valor nulo (NULL) é problemática, pois as diversas implementações da linguagem SQL podem adotar qualquer representação para o valor nulo.</w:t>
-      </w:r>
-    </w:p>
-    <w:p>
-      <w:pPr>
-        <w:rPr>
-          <w:rFonts w:cs="Arial"/>
-        </w:rPr>
-      </w:pPr>
-    </w:p>
-    <w:p>
-      <w:pPr>
-        <w:pStyle w:val="Ttulo4"/>
-      </w:pPr>
-      <w:r>
-        <w:t>Problema</w:t>
-      </w:r>
-      <w:r>
-        <w:t xml:space="preserve"> 1</w:t>
-      </w:r>
-      <w:r>
-        <w:t>:</w:t>
-      </w:r>
-    </w:p>
-    <w:p>
-      <w:pPr>
-        <w:rPr>
-          <w:rFonts w:cs="Arial"/>
-        </w:rPr>
-      </w:pPr>
-      <w:r>
-        <w:rPr>
-          <w:rFonts w:cs="Arial"/>
-        </w:rPr>
-        <w:t>Mostrar os clientes que não tenham endereço cadastrado.</w:t>
-      </w:r>
-    </w:p>
-    <w:p>
-      <w:pPr>
-        <w:rPr>
-          <w:rFonts w:cs="Arial"/>
-          <w:b/>
-        </w:rPr>
-      </w:pPr>
-      <w:r>
-        <w:rPr>
-          <w:rFonts w:cs="Arial"/>
-          <w:b/>
-        </w:rPr>
         <w:t>Código:</w:t>
       </w:r>
-    </w:p>
-    <w:p>
-      <w:r>
-        <w:t xml:space="preserve">SELECT </w:t>
-      </w:r>
-      <w:proofErr w:type="spellStart"/>
-      <w:r>
+      <w:r>
+        <w:rPr>
+          <w:rFonts w:cs="Arial"/>
+        </w:rPr>
+        <w:t xml:space="preserve"> </w:t>
+      </w:r>
+      <w:r>
+        <w:rPr>
+          <w:rFonts w:cs="Arial"/>
+        </w:rPr>
+        <w:t xml:space="preserve">SELECT * </w:t>
+      </w:r>
+    </w:p>
+    <w:p>
+      <w:pPr>
+        <w:rPr>
+          <w:rFonts w:cs="Arial"/>
+        </w:rPr>
+      </w:pPr>
+      <w:r>
+        <w:rPr>
+          <w:rFonts w:cs="Arial"/>
+        </w:rPr>
+        <w:t xml:space="preserve">FROM `cliente` </w:t>
+      </w:r>
+    </w:p>
+    <w:p>
+      <w:pPr>
+        <w:rPr>
+          <w:rFonts w:cs="Arial"/>
+        </w:rPr>
+      </w:pPr>
+      <w:r>
+        <w:rPr>
+          <w:rFonts w:cs="Arial"/>
+        </w:rPr>
+        <w:t xml:space="preserve">WHERE </w:t>
+      </w:r>
+      <w:proofErr w:type="spellStart"/>
+      <w:r>
+        <w:rPr>
+          <w:rFonts w:cs="Arial"/>
+        </w:rPr>
         <w:t>nome_cli</w:t>
       </w:r>
       <w:proofErr w:type="spellEnd"/>
       <w:r>
-        <w:t xml:space="preserve">, </w:t>
-      </w:r>
-      <w:proofErr w:type="spellStart"/>
-      <w:r>
-        <w:t>endereco</w:t>
-      </w:r>
-      <w:proofErr w:type="spellEnd"/>
-    </w:p>
-    <w:p>
-      <w:r>
-        <w:t>FROM `cliente`</w:t>
-      </w:r>
-    </w:p>
-    <w:p>
-      <w:r>
-        <w:t xml:space="preserve">WHERE </w:t>
-      </w:r>
-      <w:proofErr w:type="spellStart"/>
-      <w:r>
-        <w:rPr>
-          <w:u w:val="single"/>
-        </w:rPr>
-        <w:t>endereco</w:t>
-      </w:r>
-      <w:proofErr w:type="spellEnd"/>
-      <w:r>
-        <w:t xml:space="preserve"> IS NULL;</w:t>
-      </w:r>
-    </w:p>
-    <w:p>
-      <w:pPr>
-        <w:rPr>
-          <w:rFonts w:cs="Arial"/>
-        </w:rPr>
-      </w:pPr>
-      <w:r>
-        <w:rPr>
-          <w:rFonts w:cs="Arial"/>
+        <w:rPr>
+          <w:rFonts w:cs="Arial"/>
+        </w:rPr>
+        <w:t xml:space="preserve"> </w:t>
+      </w:r>
+    </w:p>
+    <w:p>
+      <w:pPr>
+        <w:rPr>
+          <w:rFonts w:cs="Arial"/>
+        </w:rPr>
+      </w:pPr>
+      <w:r>
+        <w:rPr>
+          <w:rFonts w:cs="Arial"/>
+        </w:rPr>
+        <w:t>NOT LIKE</w:t>
+      </w:r>
+      <w:r>
+        <w:rPr>
+          <w:rFonts w:cs="Arial"/>
+        </w:rPr>
+        <w:t xml:space="preserve"> 'A%</w:t>
+      </w:r>
+      <w:r>
+        <w:rPr>
+          <w:rFonts w:cs="Arial"/>
+        </w:rPr>
+        <w:t>';</w:t>
+      </w:r>
+    </w:p>
+    <w:p>
+      <w:pPr>
+        <w:ind w:firstLine="0"/>
+        <w:rPr>
+          <w:rFonts w:cs="Arial"/>
+        </w:rPr>
+      </w:pPr>
+      <w:r>
+        <w:rPr>
           <w:noProof/>
           <w:lang w:eastAsia="pt-BR"/>
         </w:rPr>
         <w:drawing>
-          <wp:inline distT="0" distB="0" distL="0" distR="0" wp14:anchorId="1D6A1C1E" wp14:editId="0AC56FC3">
-            <wp:extent cx="5068007" cy="1533739"/>
-            <wp:effectExtent l="0" t="0" r="0" b="9525"/>
-            <wp:docPr id="4" name="Imagem 4"/>
+          <wp:inline distT="0" distB="0" distL="0" distR="0" wp14:anchorId="4CAF0245" wp14:editId="6F91D977">
+            <wp:extent cx="5400040" cy="3120390"/>
+            <wp:effectExtent l="0" t="0" r="0" b="3810"/>
+            <wp:docPr id="21" name="Imagem 21"/>
             <wp:cNvGraphicFramePr>
               <a:graphicFrameLocks xmlns:a="http://schemas.openxmlformats.org/drawingml/2006/main" noChangeAspect="1"/>
             </wp:cNvGraphicFramePr>
@@ -6806,7 +6062,7 @@
                   <pic:spPr>
                     <a:xfrm>
                       <a:off x="0" y="0"/>
-                      <a:ext cx="5068007" cy="1533739"/>
+                      <a:ext cx="5400040" cy="3120390"/>
                     </a:xfrm>
                     <a:prstGeom prst="rect">
                       <a:avLst/>
@@ -6821,391 +6077,12 @@
     </w:p>
     <w:p>
       <w:pPr>
-        <w:rPr>
-          <w:rFonts w:cs="Arial"/>
-        </w:rPr>
-      </w:pPr>
-    </w:p>
-    <w:p>
-      <w:pPr>
-        <w:rPr>
-          <w:rFonts w:cs="Arial"/>
-          <w:b/>
-          <w:bCs/>
-        </w:rPr>
-      </w:pPr>
-      <w:r>
-        <w:rPr>
-          <w:rFonts w:cs="Arial"/>
-          <w:b/>
-          <w:bCs/>
-        </w:rPr>
-        <w:br w:type="page"/>
-      </w:r>
-    </w:p>
-    <w:p>
-      <w:pPr>
-        <w:pStyle w:val="Ttulo1"/>
-      </w:pPr>
-      <w:bookmarkStart w:id="19" w:name="_Toc229483679"/>
-      <w:r>
-        <w:lastRenderedPageBreak/>
-        <w:t xml:space="preserve">Ordenando os Dados </w:t>
-      </w:r>
-      <w:r>
-        <w:t>Selecionados</w:t>
-      </w:r>
-      <w:bookmarkEnd w:id="19"/>
-    </w:p>
-    <w:p/>
-    <w:p>
-      <w:pPr>
-        <w:rPr>
-          <w:rFonts w:cs="Arial"/>
-        </w:rPr>
-      </w:pPr>
-      <w:r>
-        <w:rPr>
-          <w:rFonts w:cs="Arial"/>
-        </w:rPr>
-        <w:t>SELECT &lt;</w:t>
-      </w:r>
-      <w:proofErr w:type="spellStart"/>
-      <w:r>
-        <w:rPr>
-          <w:rFonts w:cs="Arial"/>
-        </w:rPr>
-        <w:t>lista_de_colunas</w:t>
-      </w:r>
-      <w:proofErr w:type="spellEnd"/>
-      <w:r>
-        <w:rPr>
-          <w:rFonts w:cs="Arial"/>
-        </w:rPr>
-        <w:t>&gt;</w:t>
-      </w:r>
-    </w:p>
-    <w:p>
-      <w:pPr>
-        <w:rPr>
-          <w:rFonts w:cs="Arial"/>
-        </w:rPr>
-      </w:pPr>
-      <w:r>
-        <w:rPr>
-          <w:rFonts w:cs="Arial"/>
-        </w:rPr>
-        <w:t>FROM &lt;</w:t>
-      </w:r>
-      <w:proofErr w:type="spellStart"/>
-      <w:r>
-        <w:rPr>
-          <w:rFonts w:cs="Arial"/>
-        </w:rPr>
-        <w:t>nome_tabela</w:t>
-      </w:r>
-      <w:proofErr w:type="spellEnd"/>
-      <w:r>
-        <w:rPr>
-          <w:rFonts w:cs="Arial"/>
-        </w:rPr>
-        <w:t>&gt;</w:t>
-      </w:r>
-    </w:p>
-    <w:p>
-      <w:pPr>
-        <w:rPr>
-          <w:rFonts w:cs="Arial"/>
-        </w:rPr>
-      </w:pPr>
-      <w:r>
-        <w:rPr>
-          <w:rFonts w:cs="Arial"/>
-        </w:rPr>
-        <w:t>WHERE &lt;</w:t>
-      </w:r>
-      <w:proofErr w:type="spellStart"/>
-      <w:r>
-        <w:rPr>
-          <w:rFonts w:cs="Arial"/>
-        </w:rPr>
-        <w:t>condição_de_seleção</w:t>
-      </w:r>
-      <w:proofErr w:type="spellEnd"/>
-      <w:r>
-        <w:rPr>
-          <w:rFonts w:cs="Arial"/>
-        </w:rPr>
-        <w:t>&gt;</w:t>
-      </w:r>
-    </w:p>
-    <w:p>
-      <w:pPr>
-        <w:rPr>
-          <w:rFonts w:cs="Arial"/>
-        </w:rPr>
-      </w:pPr>
-      <w:r>
-        <w:rPr>
-          <w:rFonts w:cs="Arial"/>
-        </w:rPr>
-        <w:t>ORDER BY {&lt;</w:t>
-      </w:r>
-      <w:proofErr w:type="spellStart"/>
-      <w:r>
-        <w:rPr>
-          <w:rFonts w:cs="Arial"/>
-        </w:rPr>
-        <w:t>nome_coluna</w:t>
-      </w:r>
-      <w:proofErr w:type="spellEnd"/>
-      <w:r>
-        <w:rPr>
-          <w:rFonts w:cs="Arial"/>
-        </w:rPr>
-        <w:t>&gt;</w:t>
-      </w:r>
-      <w:r>
-        <w:rPr>
-          <w:rFonts w:cs="Arial"/>
-        </w:rPr>
-        <w:t xml:space="preserve"> </w:t>
-      </w:r>
-      <w:r>
-        <w:rPr>
-          <w:rFonts w:cs="Arial"/>
-        </w:rPr>
-        <w:t>|</w:t>
-      </w:r>
-      <w:r>
-        <w:rPr>
-          <w:rFonts w:cs="Arial"/>
-        </w:rPr>
-        <w:t xml:space="preserve"> </w:t>
-      </w:r>
-      <w:r>
-        <w:rPr>
-          <w:rFonts w:cs="Arial"/>
-        </w:rPr>
-        <w:t>&lt;</w:t>
-      </w:r>
-      <w:proofErr w:type="spellStart"/>
-      <w:r>
-        <w:rPr>
-          <w:rFonts w:cs="Arial"/>
-        </w:rPr>
-        <w:t>num_col</w:t>
-      </w:r>
-      <w:proofErr w:type="spellEnd"/>
-      <w:r>
-        <w:rPr>
-          <w:rFonts w:cs="Arial"/>
-        </w:rPr>
-        <w:t>&gt; [ASC</w:t>
-      </w:r>
-      <w:r>
-        <w:rPr>
-          <w:rFonts w:cs="Arial"/>
-        </w:rPr>
-        <w:t xml:space="preserve"> </w:t>
-      </w:r>
-      <w:r>
-        <w:rPr>
-          <w:rFonts w:cs="Arial"/>
-        </w:rPr>
-        <w:t>|</w:t>
-      </w:r>
-      <w:r>
-        <w:rPr>
-          <w:rFonts w:cs="Arial"/>
-        </w:rPr>
-        <w:t xml:space="preserve"> </w:t>
-      </w:r>
-      <w:r>
-        <w:rPr>
-          <w:rFonts w:cs="Arial"/>
-        </w:rPr>
-        <w:t>DESC]}</w:t>
-      </w:r>
-    </w:p>
-    <w:p>
-      <w:pPr>
-        <w:rPr>
-          <w:rFonts w:cs="Arial"/>
-        </w:rPr>
-      </w:pPr>
-    </w:p>
-    <w:p>
-      <w:pPr>
-        <w:pStyle w:val="Ttulo2"/>
-        <w:rPr>
-          <w:rFonts w:cs="Arial"/>
-          <w:b/>
-          <w:bCs/>
-        </w:rPr>
-      </w:pPr>
-      <w:bookmarkStart w:id="20" w:name="_Toc229483680"/>
-      <w:r>
-        <w:rPr>
-          <w:rStyle w:val="Ttulo3Char"/>
-        </w:rPr>
-        <w:t>Explicação</w:t>
-      </w:r>
-      <w:r>
-        <w:rPr>
-          <w:rFonts w:cs="Arial"/>
-          <w:b/>
-          <w:bCs/>
-        </w:rPr>
-        <w:t>:</w:t>
-      </w:r>
-      <w:bookmarkEnd w:id="20"/>
-    </w:p>
-    <w:p>
-      <w:pPr>
-        <w:rPr>
-          <w:rFonts w:cs="Arial"/>
-        </w:rPr>
-      </w:pPr>
-      <w:r>
-        <w:rPr>
-          <w:rFonts w:cs="Arial"/>
-        </w:rPr>
-        <w:t>Onde &lt;</w:t>
-      </w:r>
-      <w:proofErr w:type="spellStart"/>
-      <w:r>
-        <w:rPr>
-          <w:rFonts w:cs="Arial"/>
-        </w:rPr>
-        <w:t>nome_coluna</w:t>
-      </w:r>
-      <w:proofErr w:type="spellEnd"/>
-      <w:r>
-        <w:rPr>
-          <w:rFonts w:cs="Arial"/>
-        </w:rPr>
-        <w:t>&gt; se refere à coluna segundo a qual as linhas serão ordenadas, e &lt;</w:t>
-      </w:r>
-      <w:proofErr w:type="spellStart"/>
-      <w:r>
-        <w:rPr>
-          <w:rFonts w:cs="Arial"/>
-        </w:rPr>
-        <w:t>num_col</w:t>
-      </w:r>
-      <w:proofErr w:type="spellEnd"/>
-      <w:r>
-        <w:rPr>
-          <w:rFonts w:cs="Arial"/>
-        </w:rPr>
-        <w:t>&gt; se refere à posição relativa da coluna na &lt;</w:t>
-      </w:r>
-      <w:proofErr w:type="spellStart"/>
-      <w:r>
-        <w:rPr>
-          <w:rFonts w:cs="Arial"/>
-        </w:rPr>
-        <w:t>lista_de_colunas</w:t>
-      </w:r>
-      <w:proofErr w:type="spellEnd"/>
-      <w:r>
-        <w:rPr>
-          <w:rFonts w:cs="Arial"/>
-        </w:rPr>
-        <w:t>&gt; projetadas, contada da esquerda para a direita, e não à posição na tabela original.</w:t>
-      </w:r>
-    </w:p>
-    <w:p>
-      <w:pPr>
-        <w:rPr>
-          <w:rFonts w:cs="Arial"/>
-        </w:rPr>
-      </w:pPr>
-    </w:p>
-    <w:p>
-      <w:pPr>
-        <w:rPr>
-          <w:rFonts w:cs="Arial"/>
-        </w:rPr>
-      </w:pPr>
-      <w:r>
-        <w:rPr>
-          <w:rFonts w:cs="Arial"/>
-        </w:rPr>
-        <w:t xml:space="preserve">As cláusulas </w:t>
-      </w:r>
-      <w:r>
-        <w:rPr>
-          <w:rFonts w:cs="Arial"/>
-          <w:b/>
-          <w:bCs/>
-        </w:rPr>
-        <w:t>ASC</w:t>
-      </w:r>
-      <w:r>
-        <w:rPr>
-          <w:rFonts w:cs="Arial"/>
-        </w:rPr>
-        <w:t xml:space="preserve"> e </w:t>
-      </w:r>
-      <w:r>
-        <w:rPr>
-          <w:rFonts w:cs="Arial"/>
-          <w:b/>
-          <w:bCs/>
-        </w:rPr>
-        <w:t>DESC</w:t>
-      </w:r>
-      <w:r>
-        <w:rPr>
-          <w:rFonts w:cs="Arial"/>
-        </w:rPr>
-        <w:t xml:space="preserve"> denotam ordenação </w:t>
-      </w:r>
-      <w:r>
-        <w:rPr>
-          <w:rFonts w:cs="Arial"/>
-          <w:u w:val="single"/>
-        </w:rPr>
-        <w:t>ascendente</w:t>
-      </w:r>
-      <w:r>
-        <w:rPr>
-          <w:rFonts w:cs="Arial"/>
-        </w:rPr>
-        <w:t xml:space="preserve"> e </w:t>
-      </w:r>
-      <w:r>
-        <w:rPr>
-          <w:rFonts w:cs="Arial"/>
-          <w:u w:val="single"/>
-        </w:rPr>
-        <w:t>descendente</w:t>
-      </w:r>
-      <w:r>
-        <w:rPr>
-          <w:rFonts w:cs="Arial"/>
-        </w:rPr>
-        <w:t xml:space="preserve"> respectivamente. A forma ascendente de ordenação é assumida caso nenhuma opção seja informada explicitamente.</w:t>
-      </w:r>
-    </w:p>
-    <w:p>
-      <w:pPr>
-        <w:rPr>
-          <w:rFonts w:cs="Arial"/>
-        </w:rPr>
-      </w:pPr>
-    </w:p>
-    <w:p>
-      <w:pPr>
         <w:spacing w:line="278" w:lineRule="auto"/>
         <w:ind w:firstLine="0"/>
         <w:jc w:val="left"/>
         <w:rPr>
-          <w:rFonts w:eastAsia="Arial" w:cstheme="majorBidi"/>
-          <w:b/>
-          <w:iCs/>
+          <w:rFonts w:eastAsiaTheme="majorEastAsia" w:cs="Arial"/>
+          <w:b/>
         </w:rPr>
       </w:pPr>
       <w:r>
@@ -7214,10 +6091,229 @@
     </w:p>
     <w:p>
       <w:pPr>
+        <w:pStyle w:val="Ttulo1"/>
+      </w:pPr>
+      <w:bookmarkStart w:id="14" w:name="_Toc229483675"/>
+      <w:r>
+        <w:lastRenderedPageBreak/>
+        <w:t>Operadores IN e NOT IN</w:t>
+      </w:r>
+      <w:bookmarkEnd w:id="14"/>
+    </w:p>
+    <w:p>
+      <w:pPr>
+        <w:jc w:val="center"/>
+        <w:rPr>
+          <w:rFonts w:cs="Arial"/>
+          <w:b/>
+          <w:bCs/>
+        </w:rPr>
+      </w:pPr>
+    </w:p>
+    <w:p>
+      <w:pPr>
+        <w:rPr>
+          <w:rFonts w:cs="Arial"/>
+          <w:b/>
+          <w:bCs/>
+        </w:rPr>
+      </w:pPr>
+      <w:r>
+        <w:rPr>
+          <w:rFonts w:cs="Arial"/>
+          <w:b/>
+          <w:bCs/>
+        </w:rPr>
+        <w:t xml:space="preserve">WHERE </w:t>
+      </w:r>
+      <w:r>
+        <w:rPr>
+          <w:rFonts w:cs="Arial"/>
+        </w:rPr>
+        <w:t>&lt;</w:t>
+      </w:r>
+      <w:proofErr w:type="spellStart"/>
+      <w:r>
+        <w:rPr>
+          <w:rFonts w:cs="Arial"/>
+        </w:rPr>
+        <w:t>nome_coluna</w:t>
+      </w:r>
+      <w:proofErr w:type="spellEnd"/>
+      <w:r>
+        <w:rPr>
+          <w:rFonts w:cs="Arial"/>
+        </w:rPr>
+        <w:t>&gt;</w:t>
+      </w:r>
+      <w:r>
+        <w:rPr>
+          <w:rFonts w:cs="Arial"/>
+          <w:b/>
+          <w:bCs/>
+        </w:rPr>
+        <w:t xml:space="preserve"> IN </w:t>
+      </w:r>
+      <w:r>
+        <w:rPr>
+          <w:rFonts w:cs="Arial"/>
+        </w:rPr>
+        <w:t>&lt;</w:t>
+      </w:r>
+      <w:proofErr w:type="spellStart"/>
+      <w:r>
+        <w:rPr>
+          <w:rFonts w:cs="Arial"/>
+        </w:rPr>
+        <w:t>lista_de_valores</w:t>
+      </w:r>
+      <w:proofErr w:type="spellEnd"/>
+      <w:r>
+        <w:rPr>
+          <w:rFonts w:cs="Arial"/>
+        </w:rPr>
+        <w:t>&gt;</w:t>
+      </w:r>
+    </w:p>
+    <w:p>
+      <w:pPr>
+        <w:rPr>
+          <w:rFonts w:cs="Arial"/>
+        </w:rPr>
+      </w:pPr>
+      <w:r>
+        <w:rPr>
+          <w:rFonts w:cs="Arial"/>
+          <w:b/>
+          <w:bCs/>
+        </w:rPr>
+        <w:t>WHERE</w:t>
+      </w:r>
+      <w:r>
+        <w:rPr>
+          <w:rFonts w:cs="Arial"/>
+        </w:rPr>
+        <w:t xml:space="preserve"> &lt;</w:t>
+      </w:r>
+      <w:proofErr w:type="spellStart"/>
+      <w:r>
+        <w:rPr>
+          <w:rFonts w:cs="Arial"/>
+        </w:rPr>
+        <w:t>nome_coluna</w:t>
+      </w:r>
+      <w:proofErr w:type="spellEnd"/>
+      <w:r>
+        <w:rPr>
+          <w:rFonts w:cs="Arial"/>
+        </w:rPr>
+        <w:t>&gt;</w:t>
+      </w:r>
+      <w:r>
+        <w:rPr>
+          <w:rFonts w:cs="Arial"/>
+          <w:b/>
+          <w:bCs/>
+        </w:rPr>
+        <w:t xml:space="preserve"> NOT IN </w:t>
+      </w:r>
+      <w:r>
+        <w:rPr>
+          <w:rFonts w:cs="Arial"/>
+        </w:rPr>
+        <w:t>(&lt;</w:t>
+      </w:r>
+      <w:proofErr w:type="spellStart"/>
+      <w:r>
+        <w:rPr>
+          <w:rFonts w:cs="Arial"/>
+        </w:rPr>
+        <w:t>lista_de_valores</w:t>
+      </w:r>
+      <w:proofErr w:type="spellEnd"/>
+      <w:r>
+        <w:rPr>
+          <w:rFonts w:cs="Arial"/>
+        </w:rPr>
+        <w:t>&gt;)</w:t>
+      </w:r>
+    </w:p>
+    <w:p>
+      <w:pPr>
+        <w:rPr>
+          <w:rFonts w:cs="Arial"/>
+        </w:rPr>
+      </w:pPr>
+    </w:p>
+    <w:p>
+      <w:pPr>
+        <w:pStyle w:val="Ttulo2"/>
+        <w:rPr>
+          <w:color w:val="auto"/>
+        </w:rPr>
+      </w:pPr>
+      <w:bookmarkStart w:id="15" w:name="_Toc229483676"/>
+      <w:r>
+        <w:rPr>
+          <w:color w:val="auto"/>
+        </w:rPr>
+        <w:t>Explicação</w:t>
+      </w:r>
+      <w:bookmarkEnd w:id="15"/>
+    </w:p>
+    <w:p>
+      <w:pPr>
+        <w:rPr>
+          <w:rFonts w:cs="Arial"/>
+        </w:rPr>
+      </w:pPr>
+      <w:r>
+        <w:rPr>
+          <w:rFonts w:cs="Arial"/>
+        </w:rPr>
+        <w:t>Seleciona as linhas cujo o valor da coluna &lt;</w:t>
+      </w:r>
+      <w:proofErr w:type="spellStart"/>
+      <w:r>
+        <w:rPr>
+          <w:rFonts w:cs="Arial"/>
+        </w:rPr>
+        <w:t>nome_coluna</w:t>
+      </w:r>
+      <w:proofErr w:type="spellEnd"/>
+      <w:r>
+        <w:rPr>
+          <w:rFonts w:cs="Arial"/>
+        </w:rPr>
+        <w:t>&gt; pertença ao conjunto &lt;</w:t>
+      </w:r>
+      <w:proofErr w:type="spellStart"/>
+      <w:r>
+        <w:rPr>
+          <w:rFonts w:cs="Arial"/>
+        </w:rPr>
+        <w:t>lista_de_valores</w:t>
+      </w:r>
+      <w:proofErr w:type="spellEnd"/>
+      <w:r>
+        <w:rPr>
+          <w:rFonts w:cs="Arial"/>
+        </w:rPr>
+        <w:t>&gt;.</w:t>
+      </w:r>
+    </w:p>
+    <w:p>
+      <w:pPr>
+        <w:rPr>
+          <w:rFonts w:cs="Arial"/>
+        </w:rPr>
+      </w:pPr>
+    </w:p>
+    <w:p>
+      <w:pPr>
         <w:pStyle w:val="Ttulo4"/>
       </w:pPr>
       <w:r>
-        <w:lastRenderedPageBreak/>
         <w:t>Problema</w:t>
       </w:r>
       <w:r>
@@ -7237,37 +6333,33 @@
         <w:rPr>
           <w:rFonts w:cs="Arial"/>
         </w:rPr>
-        <w:t>Mostrar em ordem alfabética a lista de vendedores e seus respectivos salários fixos.</w:t>
-      </w:r>
-    </w:p>
-    <w:p>
-      <w:pPr>
-        <w:rPr>
-          <w:rFonts w:cs="Arial"/>
-        </w:rPr>
-      </w:pPr>
-    </w:p>
-    <w:p>
-      <w:pPr>
+        <w:t>Listar todos os vendedores cujas as faixas de comissão sejam 'a' ou 'b'.</w:t>
+      </w:r>
+    </w:p>
+    <w:p>
+      <w:pPr>
+        <w:rPr>
+          <w:rFonts w:cs="Arial"/>
+        </w:rPr>
+      </w:pPr>
+    </w:p>
+    <w:p>
+      <w:pPr>
+        <w:rPr>
+          <w:rFonts w:cs="Arial"/>
+        </w:rPr>
+      </w:pPr>
+      <w:r>
         <w:rPr>
           <w:rFonts w:cs="Arial"/>
           <w:b/>
           <w:bCs/>
         </w:rPr>
-      </w:pPr>
-      <w:r>
-        <w:rPr>
-          <w:rFonts w:cs="Arial"/>
-          <w:b/>
-          <w:bCs/>
-        </w:rPr>
         <w:t>Código:</w:t>
       </w:r>
       <w:r>
         <w:rPr>
           <w:rFonts w:cs="Arial"/>
-          <w:b/>
-          <w:bCs/>
         </w:rPr>
         <w:t xml:space="preserve"> </w:t>
       </w:r>
@@ -7282,28 +6374,40 @@
         <w:rPr>
           <w:rFonts w:cs="Arial"/>
         </w:rPr>
-        <w:t xml:space="preserve">SELECT </w:t>
-      </w:r>
-      <w:proofErr w:type="spellStart"/>
-      <w:r>
-        <w:rPr>
-          <w:rFonts w:cs="Arial"/>
-        </w:rPr>
-        <w:t>nome_vend</w:t>
-      </w:r>
-      <w:proofErr w:type="spellEnd"/>
-      <w:r>
-        <w:rPr>
-          <w:rFonts w:cs="Arial"/>
-        </w:rPr>
-        <w:t xml:space="preserve">, </w:t>
-      </w:r>
-      <w:proofErr w:type="spellStart"/>
-      <w:r>
-        <w:rPr>
-          <w:rFonts w:cs="Arial"/>
-        </w:rPr>
-        <w:t>sal_fixo</w:t>
+        <w:t xml:space="preserve">SELECT * </w:t>
+      </w:r>
+    </w:p>
+    <w:p>
+      <w:pPr>
+        <w:rPr>
+          <w:rFonts w:cs="Arial"/>
+        </w:rPr>
+      </w:pPr>
+      <w:r>
+        <w:rPr>
+          <w:rFonts w:cs="Arial"/>
+        </w:rPr>
+        <w:t xml:space="preserve">FROM `vendedor` </w:t>
+      </w:r>
+    </w:p>
+    <w:p>
+      <w:pPr>
+        <w:rPr>
+          <w:rFonts w:cs="Arial"/>
+        </w:rPr>
+      </w:pPr>
+      <w:r>
+        <w:rPr>
+          <w:rFonts w:cs="Arial"/>
+        </w:rPr>
+        <w:t xml:space="preserve">WHERE </w:t>
+      </w:r>
+      <w:proofErr w:type="spellStart"/>
+      <w:r>
+        <w:rPr>
+          <w:rFonts w:cs="Arial"/>
+        </w:rPr>
+        <w:t>faixa_comiss</w:t>
       </w:r>
       <w:proofErr w:type="spellEnd"/>
       <w:r>
@@ -7323,74 +6427,45 @@
         <w:rPr>
           <w:rFonts w:cs="Arial"/>
         </w:rPr>
-        <w:t xml:space="preserve">FROM vendedor </w:t>
-      </w:r>
-    </w:p>
-    <w:p>
-      <w:pPr>
-        <w:rPr>
-          <w:rFonts w:cs="Arial"/>
-        </w:rPr>
-      </w:pPr>
-      <w:r>
-        <w:rPr>
-          <w:rFonts w:cs="Arial"/>
-        </w:rPr>
-        <w:t xml:space="preserve">WHERE </w:t>
-      </w:r>
-      <w:proofErr w:type="spellStart"/>
-      <w:r>
-        <w:rPr>
-          <w:rFonts w:cs="Arial"/>
-        </w:rPr>
-        <w:t>sal_fixo</w:t>
-      </w:r>
-      <w:proofErr w:type="spellEnd"/>
-    </w:p>
-    <w:p>
-      <w:pPr>
-        <w:rPr>
-          <w:rFonts w:cs="Arial"/>
-        </w:rPr>
-      </w:pPr>
-      <w:r>
-        <w:rPr>
-          <w:rFonts w:cs="Arial"/>
-        </w:rPr>
-        <w:t xml:space="preserve"> ORDER BY </w:t>
-      </w:r>
-      <w:proofErr w:type="spellStart"/>
-      <w:r>
-        <w:rPr>
-          <w:rFonts w:cs="Arial"/>
-        </w:rPr>
-        <w:t>nome_vend</w:t>
-      </w:r>
-      <w:proofErr w:type="spellEnd"/>
-      <w:r>
-        <w:rPr>
-          <w:rFonts w:cs="Arial"/>
-        </w:rPr>
-        <w:t xml:space="preserve"> ASC;</w:t>
-      </w:r>
-    </w:p>
-    <w:p>
-      <w:pPr>
-        <w:rPr>
-          <w:rFonts w:cs="Arial"/>
-        </w:rPr>
-      </w:pPr>
-      <w:r>
-        <w:rPr>
-          <w:rFonts w:cs="Arial"/>
+        <w:t>IN</w:t>
+      </w:r>
+      <w:r>
+        <w:rPr>
+          <w:rFonts w:cs="Arial"/>
+        </w:rPr>
+        <w:t xml:space="preserve"> ('a</w:t>
+      </w:r>
+      <w:proofErr w:type="gramStart"/>
+      <w:r>
+        <w:rPr>
+          <w:rFonts w:cs="Arial"/>
+        </w:rPr>
+        <w:t>' ,</w:t>
+      </w:r>
+      <w:proofErr w:type="gramEnd"/>
+      <w:r>
+        <w:rPr>
+          <w:rFonts w:cs="Arial"/>
+        </w:rPr>
+        <w:t xml:space="preserve"> 'b');</w:t>
+      </w:r>
+    </w:p>
+    <w:p>
+      <w:pPr>
+        <w:rPr>
+          <w:rFonts w:cs="Arial"/>
+        </w:rPr>
+      </w:pPr>
+      <w:r>
+        <w:rPr>
           <w:noProof/>
           <w:lang w:eastAsia="pt-BR"/>
         </w:rPr>
         <w:drawing>
-          <wp:inline distT="0" distB="0" distL="0" distR="0" wp14:anchorId="44EF53CA" wp14:editId="295F2250">
-            <wp:extent cx="4305300" cy="2431098"/>
-            <wp:effectExtent l="0" t="0" r="0" b="7620"/>
-            <wp:docPr id="5" name="Imagem 5"/>
+          <wp:inline distT="0" distB="0" distL="0" distR="0" wp14:anchorId="0ABDE5D4" wp14:editId="43AEFCB8">
+            <wp:extent cx="5400040" cy="2543175"/>
+            <wp:effectExtent l="0" t="0" r="0" b="9525"/>
+            <wp:docPr id="23" name="Imagem 23"/>
             <wp:cNvGraphicFramePr>
               <a:graphicFrameLocks xmlns:a="http://schemas.openxmlformats.org/drawingml/2006/main" noChangeAspect="1"/>
             </wp:cNvGraphicFramePr>
@@ -7410,6 +6485,888 @@
                   <pic:spPr>
                     <a:xfrm>
                       <a:off x="0" y="0"/>
+                      <a:ext cx="5400040" cy="2543175"/>
+                    </a:xfrm>
+                    <a:prstGeom prst="rect">
+                      <a:avLst/>
+                    </a:prstGeom>
+                  </pic:spPr>
+                </pic:pic>
+              </a:graphicData>
+            </a:graphic>
+          </wp:inline>
+        </w:drawing>
+      </w:r>
+    </w:p>
+    <w:p>
+      <w:pPr>
+        <w:pStyle w:val="Ttulo1"/>
+      </w:pPr>
+      <w:bookmarkStart w:id="16" w:name="_Toc229483677"/>
+      <w:r>
+        <w:lastRenderedPageBreak/>
+        <w:t>Operadores IS NULL e IS NOT NULL</w:t>
+      </w:r>
+      <w:bookmarkEnd w:id="16"/>
+    </w:p>
+    <w:p>
+      <w:pPr>
+        <w:jc w:val="center"/>
+        <w:rPr>
+          <w:rFonts w:cs="Arial"/>
+          <w:b/>
+          <w:bCs/>
+        </w:rPr>
+      </w:pPr>
+    </w:p>
+    <w:p>
+      <w:pPr>
+        <w:rPr>
+          <w:rFonts w:cs="Arial"/>
+        </w:rPr>
+      </w:pPr>
+      <w:r>
+        <w:rPr>
+          <w:rFonts w:cs="Arial"/>
+          <w:b/>
+          <w:bCs/>
+        </w:rPr>
+        <w:t>WHERE</w:t>
+      </w:r>
+      <w:r>
+        <w:rPr>
+          <w:rFonts w:cs="Arial"/>
+        </w:rPr>
+        <w:t xml:space="preserve"> &lt;</w:t>
+      </w:r>
+      <w:proofErr w:type="spellStart"/>
+      <w:r>
+        <w:rPr>
+          <w:rFonts w:cs="Arial"/>
+        </w:rPr>
+        <w:t>nome_coluna</w:t>
+      </w:r>
+      <w:proofErr w:type="spellEnd"/>
+      <w:r>
+        <w:rPr>
+          <w:rFonts w:cs="Arial"/>
+        </w:rPr>
+        <w:t xml:space="preserve">&gt; </w:t>
+      </w:r>
+      <w:r>
+        <w:rPr>
+          <w:rFonts w:cs="Arial"/>
+          <w:b/>
+          <w:bCs/>
+        </w:rPr>
+        <w:t>IS NULL</w:t>
+      </w:r>
+    </w:p>
+    <w:p>
+      <w:pPr>
+        <w:rPr>
+          <w:rFonts w:cs="Arial"/>
+          <w:b/>
+          <w:bCs/>
+        </w:rPr>
+      </w:pPr>
+      <w:r>
+        <w:rPr>
+          <w:rFonts w:cs="Arial"/>
+          <w:b/>
+          <w:bCs/>
+        </w:rPr>
+        <w:t>WHERE</w:t>
+      </w:r>
+      <w:r>
+        <w:rPr>
+          <w:rFonts w:cs="Arial"/>
+        </w:rPr>
+        <w:t xml:space="preserve"> &lt;</w:t>
+      </w:r>
+      <w:proofErr w:type="spellStart"/>
+      <w:r>
+        <w:rPr>
+          <w:rFonts w:cs="Arial"/>
+        </w:rPr>
+        <w:t>nome_coluna</w:t>
+      </w:r>
+      <w:proofErr w:type="spellEnd"/>
+      <w:r>
+        <w:rPr>
+          <w:rFonts w:cs="Arial"/>
+        </w:rPr>
+        <w:t xml:space="preserve">&gt; </w:t>
+      </w:r>
+      <w:r>
+        <w:rPr>
+          <w:rFonts w:cs="Arial"/>
+          <w:b/>
+          <w:bCs/>
+        </w:rPr>
+        <w:t>IS NOT NULL</w:t>
+      </w:r>
+    </w:p>
+    <w:p>
+      <w:pPr>
+        <w:rPr>
+          <w:rFonts w:cs="Arial"/>
+          <w:b/>
+          <w:bCs/>
+        </w:rPr>
+      </w:pPr>
+    </w:p>
+    <w:p>
+      <w:pPr>
+        <w:pStyle w:val="Ttulo2"/>
+      </w:pPr>
+      <w:bookmarkStart w:id="17" w:name="_Toc229483678"/>
+      <w:r>
+        <w:t>Explicação:</w:t>
+      </w:r>
+      <w:bookmarkEnd w:id="17"/>
+    </w:p>
+    <w:p>
+      <w:pPr>
+        <w:rPr>
+          <w:rFonts w:cs="Arial"/>
+        </w:rPr>
+      </w:pPr>
+      <w:r>
+        <w:rPr>
+          <w:rFonts w:cs="Arial"/>
+        </w:rPr>
+        <w:t>A utilização do valor nulo (NULL) é problemática, pois as diversas implementações da linguagem SQL podem adotar qualquer representação para o valor nulo.</w:t>
+      </w:r>
+    </w:p>
+    <w:p>
+      <w:pPr>
+        <w:rPr>
+          <w:rFonts w:cs="Arial"/>
+        </w:rPr>
+      </w:pPr>
+    </w:p>
+    <w:p>
+      <w:pPr>
+        <w:pStyle w:val="Ttulo4"/>
+      </w:pPr>
+      <w:r>
+        <w:t>Problema</w:t>
+      </w:r>
+      <w:r>
+        <w:t xml:space="preserve"> 1</w:t>
+      </w:r>
+      <w:r>
+        <w:t>:</w:t>
+      </w:r>
+    </w:p>
+    <w:p>
+      <w:pPr>
+        <w:rPr>
+          <w:rFonts w:cs="Arial"/>
+        </w:rPr>
+      </w:pPr>
+      <w:r>
+        <w:rPr>
+          <w:rFonts w:cs="Arial"/>
+        </w:rPr>
+        <w:t>Mostrar os clientes que não tenham endereço cadastrado.</w:t>
+      </w:r>
+    </w:p>
+    <w:p>
+      <w:pPr>
+        <w:rPr>
+          <w:rFonts w:cs="Arial"/>
+          <w:b/>
+        </w:rPr>
+      </w:pPr>
+      <w:r>
+        <w:rPr>
+          <w:rFonts w:cs="Arial"/>
+          <w:b/>
+        </w:rPr>
+        <w:t>Código:</w:t>
+      </w:r>
+    </w:p>
+    <w:p>
+      <w:r>
+        <w:t xml:space="preserve">SELECT </w:t>
+      </w:r>
+      <w:proofErr w:type="spellStart"/>
+      <w:r>
+        <w:t>nome_cli</w:t>
+      </w:r>
+      <w:proofErr w:type="spellEnd"/>
+      <w:r>
+        <w:t xml:space="preserve">, </w:t>
+      </w:r>
+      <w:proofErr w:type="spellStart"/>
+      <w:r>
+        <w:t>endereco</w:t>
+      </w:r>
+      <w:proofErr w:type="spellEnd"/>
+    </w:p>
+    <w:p>
+      <w:r>
+        <w:t>FROM `cliente`</w:t>
+      </w:r>
+    </w:p>
+    <w:p>
+      <w:r>
+        <w:t xml:space="preserve">WHERE </w:t>
+      </w:r>
+      <w:proofErr w:type="spellStart"/>
+      <w:r>
+        <w:rPr>
+          <w:u w:val="single"/>
+        </w:rPr>
+        <w:t>endereco</w:t>
+      </w:r>
+      <w:proofErr w:type="spellEnd"/>
+      <w:r>
+        <w:t xml:space="preserve"> IS NULL;</w:t>
+      </w:r>
+    </w:p>
+    <w:p>
+      <w:pPr>
+        <w:rPr>
+          <w:rFonts w:cs="Arial"/>
+        </w:rPr>
+      </w:pPr>
+      <w:r>
+        <w:rPr>
+          <w:rFonts w:cs="Arial"/>
+          <w:noProof/>
+          <w:lang w:eastAsia="pt-BR"/>
+        </w:rPr>
+        <w:drawing>
+          <wp:inline distT="0" distB="0" distL="0" distR="0" wp14:anchorId="1D6A1C1E" wp14:editId="0AC56FC3">
+            <wp:extent cx="5068007" cy="1533739"/>
+            <wp:effectExtent l="0" t="0" r="0" b="9525"/>
+            <wp:docPr id="4" name="Imagem 4"/>
+            <wp:cNvGraphicFramePr>
+              <a:graphicFrameLocks xmlns:a="http://schemas.openxmlformats.org/drawingml/2006/main" noChangeAspect="1"/>
+            </wp:cNvGraphicFramePr>
+            <a:graphic xmlns:a="http://schemas.openxmlformats.org/drawingml/2006/main">
+              <a:graphicData uri="http://schemas.openxmlformats.org/drawingml/2006/picture">
+                <pic:pic xmlns:pic="http://schemas.openxmlformats.org/drawingml/2006/picture">
+                  <pic:nvPicPr>
+                    <pic:cNvPr id="1" name=""/>
+                    <pic:cNvPicPr/>
+                  </pic:nvPicPr>
+                  <pic:blipFill>
+                    <a:blip r:embed="rId49"/>
+                    <a:stretch>
+                      <a:fillRect/>
+                    </a:stretch>
+                  </pic:blipFill>
+                  <pic:spPr>
+                    <a:xfrm>
+                      <a:off x="0" y="0"/>
+                      <a:ext cx="5068007" cy="1533739"/>
+                    </a:xfrm>
+                    <a:prstGeom prst="rect">
+                      <a:avLst/>
+                    </a:prstGeom>
+                  </pic:spPr>
+                </pic:pic>
+              </a:graphicData>
+            </a:graphic>
+          </wp:inline>
+        </w:drawing>
+      </w:r>
+    </w:p>
+    <w:p>
+      <w:pPr>
+        <w:rPr>
+          <w:rFonts w:cs="Arial"/>
+        </w:rPr>
+      </w:pPr>
+    </w:p>
+    <w:p>
+      <w:pPr>
+        <w:rPr>
+          <w:rFonts w:cs="Arial"/>
+          <w:b/>
+          <w:bCs/>
+        </w:rPr>
+      </w:pPr>
+      <w:r>
+        <w:rPr>
+          <w:rFonts w:cs="Arial"/>
+          <w:b/>
+          <w:bCs/>
+        </w:rPr>
+        <w:br w:type="page"/>
+      </w:r>
+    </w:p>
+    <w:p>
+      <w:pPr>
+        <w:pStyle w:val="Ttulo1"/>
+      </w:pPr>
+      <w:bookmarkStart w:id="18" w:name="_Toc229483679"/>
+      <w:r>
+        <w:lastRenderedPageBreak/>
+        <w:t xml:space="preserve">Ordenando os Dados </w:t>
+      </w:r>
+      <w:r>
+        <w:t>Selecionados</w:t>
+      </w:r>
+      <w:bookmarkEnd w:id="18"/>
+    </w:p>
+    <w:p/>
+    <w:p>
+      <w:pPr>
+        <w:rPr>
+          <w:rFonts w:cs="Arial"/>
+        </w:rPr>
+      </w:pPr>
+      <w:r>
+        <w:rPr>
+          <w:rFonts w:cs="Arial"/>
+        </w:rPr>
+        <w:t>SELECT &lt;</w:t>
+      </w:r>
+      <w:proofErr w:type="spellStart"/>
+      <w:r>
+        <w:rPr>
+          <w:rFonts w:cs="Arial"/>
+        </w:rPr>
+        <w:t>lista_de_colunas</w:t>
+      </w:r>
+      <w:proofErr w:type="spellEnd"/>
+      <w:r>
+        <w:rPr>
+          <w:rFonts w:cs="Arial"/>
+        </w:rPr>
+        <w:t>&gt;</w:t>
+      </w:r>
+    </w:p>
+    <w:p>
+      <w:pPr>
+        <w:rPr>
+          <w:rFonts w:cs="Arial"/>
+        </w:rPr>
+      </w:pPr>
+      <w:r>
+        <w:rPr>
+          <w:rFonts w:cs="Arial"/>
+        </w:rPr>
+        <w:t>FROM &lt;</w:t>
+      </w:r>
+      <w:proofErr w:type="spellStart"/>
+      <w:r>
+        <w:rPr>
+          <w:rFonts w:cs="Arial"/>
+        </w:rPr>
+        <w:t>nome_tabela</w:t>
+      </w:r>
+      <w:proofErr w:type="spellEnd"/>
+      <w:r>
+        <w:rPr>
+          <w:rFonts w:cs="Arial"/>
+        </w:rPr>
+        <w:t>&gt;</w:t>
+      </w:r>
+    </w:p>
+    <w:p>
+      <w:pPr>
+        <w:rPr>
+          <w:rFonts w:cs="Arial"/>
+        </w:rPr>
+      </w:pPr>
+      <w:r>
+        <w:rPr>
+          <w:rFonts w:cs="Arial"/>
+        </w:rPr>
+        <w:t>WHERE &lt;</w:t>
+      </w:r>
+      <w:proofErr w:type="spellStart"/>
+      <w:r>
+        <w:rPr>
+          <w:rFonts w:cs="Arial"/>
+        </w:rPr>
+        <w:t>condição_de_seleção</w:t>
+      </w:r>
+      <w:proofErr w:type="spellEnd"/>
+      <w:r>
+        <w:rPr>
+          <w:rFonts w:cs="Arial"/>
+        </w:rPr>
+        <w:t>&gt;</w:t>
+      </w:r>
+    </w:p>
+    <w:p>
+      <w:pPr>
+        <w:rPr>
+          <w:rFonts w:cs="Arial"/>
+        </w:rPr>
+      </w:pPr>
+      <w:r>
+        <w:rPr>
+          <w:rFonts w:cs="Arial"/>
+        </w:rPr>
+        <w:t>ORDER BY {&lt;</w:t>
+      </w:r>
+      <w:proofErr w:type="spellStart"/>
+      <w:r>
+        <w:rPr>
+          <w:rFonts w:cs="Arial"/>
+        </w:rPr>
+        <w:t>nome_coluna</w:t>
+      </w:r>
+      <w:proofErr w:type="spellEnd"/>
+      <w:r>
+        <w:rPr>
+          <w:rFonts w:cs="Arial"/>
+        </w:rPr>
+        <w:t>&gt;</w:t>
+      </w:r>
+      <w:r>
+        <w:rPr>
+          <w:rFonts w:cs="Arial"/>
+        </w:rPr>
+        <w:t xml:space="preserve"> </w:t>
+      </w:r>
+      <w:r>
+        <w:rPr>
+          <w:rFonts w:cs="Arial"/>
+        </w:rPr>
+        <w:t>|</w:t>
+      </w:r>
+      <w:r>
+        <w:rPr>
+          <w:rFonts w:cs="Arial"/>
+        </w:rPr>
+        <w:t xml:space="preserve"> </w:t>
+      </w:r>
+      <w:r>
+        <w:rPr>
+          <w:rFonts w:cs="Arial"/>
+        </w:rPr>
+        <w:t>&lt;</w:t>
+      </w:r>
+      <w:proofErr w:type="spellStart"/>
+      <w:r>
+        <w:rPr>
+          <w:rFonts w:cs="Arial"/>
+        </w:rPr>
+        <w:t>num_col</w:t>
+      </w:r>
+      <w:proofErr w:type="spellEnd"/>
+      <w:r>
+        <w:rPr>
+          <w:rFonts w:cs="Arial"/>
+        </w:rPr>
+        <w:t>&gt; [ASC</w:t>
+      </w:r>
+      <w:r>
+        <w:rPr>
+          <w:rFonts w:cs="Arial"/>
+        </w:rPr>
+        <w:t xml:space="preserve"> </w:t>
+      </w:r>
+      <w:r>
+        <w:rPr>
+          <w:rFonts w:cs="Arial"/>
+        </w:rPr>
+        <w:t>|</w:t>
+      </w:r>
+      <w:r>
+        <w:rPr>
+          <w:rFonts w:cs="Arial"/>
+        </w:rPr>
+        <w:t xml:space="preserve"> </w:t>
+      </w:r>
+      <w:r>
+        <w:rPr>
+          <w:rFonts w:cs="Arial"/>
+        </w:rPr>
+        <w:t>DESC]}</w:t>
+      </w:r>
+    </w:p>
+    <w:p>
+      <w:pPr>
+        <w:rPr>
+          <w:rFonts w:cs="Arial"/>
+        </w:rPr>
+      </w:pPr>
+    </w:p>
+    <w:p>
+      <w:pPr>
+        <w:pStyle w:val="Ttulo2"/>
+        <w:rPr>
+          <w:rFonts w:cs="Arial"/>
+          <w:b/>
+          <w:bCs/>
+        </w:rPr>
+      </w:pPr>
+      <w:bookmarkStart w:id="19" w:name="_Toc229483680"/>
+      <w:r>
+        <w:rPr>
+          <w:rStyle w:val="Ttulo3Char"/>
+        </w:rPr>
+        <w:t>Explicação</w:t>
+      </w:r>
+      <w:r>
+        <w:rPr>
+          <w:rFonts w:cs="Arial"/>
+          <w:b/>
+          <w:bCs/>
+        </w:rPr>
+        <w:t>:</w:t>
+      </w:r>
+      <w:bookmarkEnd w:id="19"/>
+    </w:p>
+    <w:p>
+      <w:pPr>
+        <w:rPr>
+          <w:rFonts w:cs="Arial"/>
+        </w:rPr>
+      </w:pPr>
+      <w:r>
+        <w:rPr>
+          <w:rFonts w:cs="Arial"/>
+        </w:rPr>
+        <w:t>Onde &lt;</w:t>
+      </w:r>
+      <w:proofErr w:type="spellStart"/>
+      <w:r>
+        <w:rPr>
+          <w:rFonts w:cs="Arial"/>
+        </w:rPr>
+        <w:t>nome_coluna</w:t>
+      </w:r>
+      <w:proofErr w:type="spellEnd"/>
+      <w:r>
+        <w:rPr>
+          <w:rFonts w:cs="Arial"/>
+        </w:rPr>
+        <w:t>&gt; se refere à coluna segundo a qual as linhas serão ordenadas, e &lt;</w:t>
+      </w:r>
+      <w:proofErr w:type="spellStart"/>
+      <w:r>
+        <w:rPr>
+          <w:rFonts w:cs="Arial"/>
+        </w:rPr>
+        <w:t>num_col</w:t>
+      </w:r>
+      <w:proofErr w:type="spellEnd"/>
+      <w:r>
+        <w:rPr>
+          <w:rFonts w:cs="Arial"/>
+        </w:rPr>
+        <w:t>&gt; se refere à posição relativa da coluna na &lt;</w:t>
+      </w:r>
+      <w:proofErr w:type="spellStart"/>
+      <w:r>
+        <w:rPr>
+          <w:rFonts w:cs="Arial"/>
+        </w:rPr>
+        <w:t>lista_de_colunas</w:t>
+      </w:r>
+      <w:proofErr w:type="spellEnd"/>
+      <w:r>
+        <w:rPr>
+          <w:rFonts w:cs="Arial"/>
+        </w:rPr>
+        <w:t>&gt; projetadas, contada da esquerda para a direita, e não à posição na tabela original.</w:t>
+      </w:r>
+    </w:p>
+    <w:p>
+      <w:pPr>
+        <w:rPr>
+          <w:rFonts w:cs="Arial"/>
+        </w:rPr>
+      </w:pPr>
+    </w:p>
+    <w:p>
+      <w:pPr>
+        <w:rPr>
+          <w:rFonts w:cs="Arial"/>
+        </w:rPr>
+      </w:pPr>
+      <w:r>
+        <w:rPr>
+          <w:rFonts w:cs="Arial"/>
+        </w:rPr>
+        <w:t xml:space="preserve">As cláusulas </w:t>
+      </w:r>
+      <w:r>
+        <w:rPr>
+          <w:rFonts w:cs="Arial"/>
+          <w:b/>
+          <w:bCs/>
+        </w:rPr>
+        <w:t>ASC</w:t>
+      </w:r>
+      <w:r>
+        <w:rPr>
+          <w:rFonts w:cs="Arial"/>
+        </w:rPr>
+        <w:t xml:space="preserve"> e </w:t>
+      </w:r>
+      <w:r>
+        <w:rPr>
+          <w:rFonts w:cs="Arial"/>
+          <w:b/>
+          <w:bCs/>
+        </w:rPr>
+        <w:t>DESC</w:t>
+      </w:r>
+      <w:r>
+        <w:rPr>
+          <w:rFonts w:cs="Arial"/>
+        </w:rPr>
+        <w:t xml:space="preserve"> denotam ordenação </w:t>
+      </w:r>
+      <w:r>
+        <w:rPr>
+          <w:rFonts w:cs="Arial"/>
+          <w:u w:val="single"/>
+        </w:rPr>
+        <w:t>ascendente</w:t>
+      </w:r>
+      <w:r>
+        <w:rPr>
+          <w:rFonts w:cs="Arial"/>
+        </w:rPr>
+        <w:t xml:space="preserve"> e </w:t>
+      </w:r>
+      <w:r>
+        <w:rPr>
+          <w:rFonts w:cs="Arial"/>
+          <w:u w:val="single"/>
+        </w:rPr>
+        <w:t>descendente</w:t>
+      </w:r>
+      <w:r>
+        <w:rPr>
+          <w:rFonts w:cs="Arial"/>
+        </w:rPr>
+        <w:t xml:space="preserve"> respectivamente. A forma ascendente de ordenação é assumida caso nenhuma opção seja informada explicitamente.</w:t>
+      </w:r>
+    </w:p>
+    <w:p>
+      <w:pPr>
+        <w:rPr>
+          <w:rFonts w:cs="Arial"/>
+        </w:rPr>
+      </w:pPr>
+    </w:p>
+    <w:p>
+      <w:pPr>
+        <w:spacing w:line="278" w:lineRule="auto"/>
+        <w:ind w:firstLine="0"/>
+        <w:jc w:val="left"/>
+        <w:rPr>
+          <w:rFonts w:eastAsia="Arial" w:cstheme="majorBidi"/>
+          <w:b/>
+          <w:iCs/>
+        </w:rPr>
+      </w:pPr>
+      <w:r>
+        <w:br w:type="page"/>
+      </w:r>
+    </w:p>
+    <w:p>
+      <w:pPr>
+        <w:pStyle w:val="Ttulo4"/>
+      </w:pPr>
+      <w:r>
+        <w:lastRenderedPageBreak/>
+        <w:t>Problema</w:t>
+      </w:r>
+      <w:r>
+        <w:t xml:space="preserve"> 1</w:t>
+      </w:r>
+      <w:r>
+        <w:t>:</w:t>
+      </w:r>
+    </w:p>
+    <w:p>
+      <w:pPr>
+        <w:rPr>
+          <w:rFonts w:cs="Arial"/>
+        </w:rPr>
+      </w:pPr>
+      <w:r>
+        <w:rPr>
+          <w:rFonts w:cs="Arial"/>
+        </w:rPr>
+        <w:t>Mostrar em ordem alfabética a lista de vendedores e seus respectivos salários fixos.</w:t>
+      </w:r>
+    </w:p>
+    <w:p>
+      <w:pPr>
+        <w:rPr>
+          <w:rFonts w:cs="Arial"/>
+        </w:rPr>
+      </w:pPr>
+    </w:p>
+    <w:p>
+      <w:pPr>
+        <w:rPr>
+          <w:rFonts w:cs="Arial"/>
+          <w:b/>
+          <w:bCs/>
+        </w:rPr>
+      </w:pPr>
+      <w:r>
+        <w:rPr>
+          <w:rFonts w:cs="Arial"/>
+          <w:b/>
+          <w:bCs/>
+        </w:rPr>
+        <w:t>Código:</w:t>
+      </w:r>
+      <w:r>
+        <w:rPr>
+          <w:rFonts w:cs="Arial"/>
+          <w:b/>
+          <w:bCs/>
+        </w:rPr>
+        <w:t xml:space="preserve"> </w:t>
+      </w:r>
+    </w:p>
+    <w:p>
+      <w:pPr>
+        <w:rPr>
+          <w:rFonts w:cs="Arial"/>
+        </w:rPr>
+      </w:pPr>
+      <w:r>
+        <w:rPr>
+          <w:rFonts w:cs="Arial"/>
+        </w:rPr>
+        <w:t xml:space="preserve">SELECT </w:t>
+      </w:r>
+      <w:proofErr w:type="spellStart"/>
+      <w:r>
+        <w:rPr>
+          <w:rFonts w:cs="Arial"/>
+        </w:rPr>
+        <w:t>nome_vend</w:t>
+      </w:r>
+      <w:proofErr w:type="spellEnd"/>
+      <w:r>
+        <w:rPr>
+          <w:rFonts w:cs="Arial"/>
+        </w:rPr>
+        <w:t xml:space="preserve">, </w:t>
+      </w:r>
+      <w:proofErr w:type="spellStart"/>
+      <w:r>
+        <w:rPr>
+          <w:rFonts w:cs="Arial"/>
+        </w:rPr>
+        <w:t>sal_fixo</w:t>
+      </w:r>
+      <w:proofErr w:type="spellEnd"/>
+      <w:r>
+        <w:rPr>
+          <w:rFonts w:cs="Arial"/>
+        </w:rPr>
+        <w:t xml:space="preserve"> </w:t>
+      </w:r>
+    </w:p>
+    <w:p>
+      <w:pPr>
+        <w:rPr>
+          <w:rFonts w:cs="Arial"/>
+        </w:rPr>
+      </w:pPr>
+      <w:r>
+        <w:rPr>
+          <w:rFonts w:cs="Arial"/>
+        </w:rPr>
+        <w:t xml:space="preserve">FROM vendedor </w:t>
+      </w:r>
+    </w:p>
+    <w:p>
+      <w:pPr>
+        <w:rPr>
+          <w:rFonts w:cs="Arial"/>
+        </w:rPr>
+      </w:pPr>
+      <w:r>
+        <w:rPr>
+          <w:rFonts w:cs="Arial"/>
+        </w:rPr>
+        <w:t xml:space="preserve">WHERE </w:t>
+      </w:r>
+      <w:proofErr w:type="spellStart"/>
+      <w:r>
+        <w:rPr>
+          <w:rFonts w:cs="Arial"/>
+        </w:rPr>
+        <w:t>sal_fixo</w:t>
+      </w:r>
+      <w:proofErr w:type="spellEnd"/>
+    </w:p>
+    <w:p>
+      <w:pPr>
+        <w:rPr>
+          <w:rFonts w:cs="Arial"/>
+        </w:rPr>
+      </w:pPr>
+      <w:r>
+        <w:rPr>
+          <w:rFonts w:cs="Arial"/>
+        </w:rPr>
+        <w:t xml:space="preserve"> ORDER BY </w:t>
+      </w:r>
+      <w:proofErr w:type="spellStart"/>
+      <w:r>
+        <w:rPr>
+          <w:rFonts w:cs="Arial"/>
+        </w:rPr>
+        <w:t>nome_vend</w:t>
+      </w:r>
+      <w:proofErr w:type="spellEnd"/>
+      <w:r>
+        <w:rPr>
+          <w:rFonts w:cs="Arial"/>
+        </w:rPr>
+        <w:t xml:space="preserve"> ASC;</w:t>
+      </w:r>
+    </w:p>
+    <w:p>
+      <w:pPr>
+        <w:rPr>
+          <w:rFonts w:cs="Arial"/>
+        </w:rPr>
+      </w:pPr>
+      <w:r>
+        <w:rPr>
+          <w:rFonts w:cs="Arial"/>
+          <w:noProof/>
+          <w:lang w:eastAsia="pt-BR"/>
+        </w:rPr>
+        <w:drawing>
+          <wp:inline distT="0" distB="0" distL="0" distR="0" wp14:anchorId="44EF53CA" wp14:editId="295F2250">
+            <wp:extent cx="4305300" cy="2431098"/>
+            <wp:effectExtent l="0" t="0" r="0" b="7620"/>
+            <wp:docPr id="5" name="Imagem 5"/>
+            <wp:cNvGraphicFramePr>
+              <a:graphicFrameLocks xmlns:a="http://schemas.openxmlformats.org/drawingml/2006/main" noChangeAspect="1"/>
+            </wp:cNvGraphicFramePr>
+            <a:graphic xmlns:a="http://schemas.openxmlformats.org/drawingml/2006/main">
+              <a:graphicData uri="http://schemas.openxmlformats.org/drawingml/2006/picture">
+                <pic:pic xmlns:pic="http://schemas.openxmlformats.org/drawingml/2006/picture">
+                  <pic:nvPicPr>
+                    <pic:cNvPr id="1" name=""/>
+                    <pic:cNvPicPr/>
+                  </pic:nvPicPr>
+                  <pic:blipFill>
+                    <a:blip r:embed="rId50"/>
+                    <a:stretch>
+                      <a:fillRect/>
+                    </a:stretch>
+                  </pic:blipFill>
+                  <pic:spPr>
+                    <a:xfrm>
+                      <a:off x="0" y="0"/>
                       <a:ext cx="4329600" cy="2444820"/>
                     </a:xfrm>
                     <a:prstGeom prst="rect">
@@ -7425,6 +7382,1199 @@
     </w:p>
     <w:p>
       <w:pPr>
+        <w:ind w:firstLine="0"/>
+        <w:rPr>
+          <w:rFonts w:cs="Arial"/>
+        </w:rPr>
+      </w:pPr>
+    </w:p>
+    <w:p>
+      <w:pPr>
+        <w:spacing w:line="278" w:lineRule="auto"/>
+        <w:ind w:firstLine="0"/>
+        <w:jc w:val="left"/>
+        <w:rPr>
+          <w:rFonts w:cs="Arial"/>
+          <w:b/>
+          <w:bCs/>
+        </w:rPr>
+      </w:pPr>
+      <w:r>
+        <w:rPr>
+          <w:rFonts w:cs="Arial"/>
+          <w:b/>
+          <w:bCs/>
+        </w:rPr>
+        <w:br w:type="page"/>
+      </w:r>
+    </w:p>
+    <w:p>
+      <w:pPr>
+        <w:rPr>
+          <w:rFonts w:cs="Arial"/>
+          <w:b/>
+          <w:bCs/>
+        </w:rPr>
+      </w:pPr>
+      <w:r>
+        <w:rPr>
+          <w:rFonts w:cs="Arial"/>
+          <w:b/>
+          <w:bCs/>
+        </w:rPr>
+        <w:lastRenderedPageBreak/>
+        <w:t>Problema</w:t>
+      </w:r>
+      <w:r>
+        <w:rPr>
+          <w:rFonts w:cs="Arial"/>
+          <w:b/>
+          <w:bCs/>
+        </w:rPr>
+        <w:t xml:space="preserve"> 2</w:t>
+      </w:r>
+      <w:r>
+        <w:rPr>
+          <w:rFonts w:cs="Arial"/>
+          <w:b/>
+          <w:bCs/>
+        </w:rPr>
+        <w:t>:</w:t>
+      </w:r>
+    </w:p>
+    <w:p>
+      <w:pPr>
+        <w:rPr>
+          <w:rFonts w:cs="Arial"/>
+        </w:rPr>
+      </w:pPr>
+      <w:r>
+        <w:rPr>
+          <w:rFonts w:cs="Arial"/>
+        </w:rPr>
+        <w:t>Listar os nomes, as cidades e os estados de todos os clientes, ordenados por estado e cidade de forma descendente.</w:t>
+      </w:r>
+    </w:p>
+    <w:p>
+      <w:pPr>
+        <w:rPr>
+          <w:rFonts w:cs="Arial"/>
+        </w:rPr>
+      </w:pPr>
+      <w:r>
+        <w:rPr>
+          <w:rFonts w:cs="Arial"/>
+          <w:b/>
+          <w:bCs/>
+        </w:rPr>
+        <w:t>Código</w:t>
+      </w:r>
+      <w:r>
+        <w:rPr>
+          <w:rFonts w:cs="Arial"/>
+        </w:rPr>
+        <w:t xml:space="preserve">: </w:t>
+      </w:r>
+    </w:p>
+    <w:p>
+      <w:pPr>
+        <w:rPr>
+          <w:rFonts w:cs="Arial"/>
+        </w:rPr>
+      </w:pPr>
+      <w:r>
+        <w:rPr>
+          <w:rFonts w:cs="Arial"/>
+        </w:rPr>
+        <w:t xml:space="preserve">SELECT * </w:t>
+      </w:r>
+    </w:p>
+    <w:p>
+      <w:pPr>
+        <w:rPr>
+          <w:rFonts w:cs="Arial"/>
+        </w:rPr>
+      </w:pPr>
+      <w:r>
+        <w:rPr>
+          <w:rFonts w:cs="Arial"/>
+        </w:rPr>
+        <w:t xml:space="preserve">FROM `cliente` </w:t>
+      </w:r>
+    </w:p>
+    <w:p>
+      <w:pPr>
+        <w:rPr>
+          <w:rFonts w:cs="Arial"/>
+        </w:rPr>
+      </w:pPr>
+      <w:r>
+        <w:rPr>
+          <w:rFonts w:cs="Arial"/>
+        </w:rPr>
+        <w:t>ORDER BY `</w:t>
+      </w:r>
+      <w:proofErr w:type="spellStart"/>
+      <w:r>
+        <w:rPr>
+          <w:rFonts w:cs="Arial"/>
+        </w:rPr>
+        <w:t>endereco</w:t>
+      </w:r>
+      <w:proofErr w:type="spellEnd"/>
+      <w:proofErr w:type="gramStart"/>
+      <w:r>
+        <w:rPr>
+          <w:rFonts w:cs="Arial"/>
+        </w:rPr>
+        <w:t>`,`</w:t>
+      </w:r>
+      <w:proofErr w:type="gramEnd"/>
+      <w:r>
+        <w:rPr>
+          <w:rFonts w:cs="Arial"/>
+        </w:rPr>
+        <w:t xml:space="preserve">uf` </w:t>
+      </w:r>
+    </w:p>
+    <w:p>
+      <w:pPr>
+        <w:rPr>
+          <w:rFonts w:cs="Arial"/>
+        </w:rPr>
+      </w:pPr>
+      <w:r>
+        <w:rPr>
+          <w:rFonts w:cs="Arial"/>
+        </w:rPr>
+        <w:t>DESC;</w:t>
+      </w:r>
+    </w:p>
+    <w:p>
+      <w:pPr>
+        <w:rPr>
+          <w:rFonts w:cs="Arial"/>
+        </w:rPr>
+      </w:pPr>
+    </w:p>
+    <w:p>
+      <w:pPr>
+        <w:ind w:firstLine="0"/>
+        <w:rPr>
+          <w:rFonts w:cs="Arial"/>
+        </w:rPr>
+      </w:pPr>
+      <w:r>
+        <w:rPr>
+          <w:rFonts w:cs="Arial"/>
+        </w:rPr>
+        <w:drawing>
+          <wp:inline distT="0" distB="0" distL="0" distR="0" wp14:anchorId="669CADF7" wp14:editId="61582D8E">
+            <wp:extent cx="5400040" cy="3143250"/>
+            <wp:effectExtent l="0" t="0" r="0" b="0"/>
+            <wp:docPr id="2" name="Imagem 2"/>
+            <wp:cNvGraphicFramePr>
+              <a:graphicFrameLocks xmlns:a="http://schemas.openxmlformats.org/drawingml/2006/main" noChangeAspect="1"/>
+            </wp:cNvGraphicFramePr>
+            <a:graphic xmlns:a="http://schemas.openxmlformats.org/drawingml/2006/main">
+              <a:graphicData uri="http://schemas.openxmlformats.org/drawingml/2006/picture">
+                <pic:pic xmlns:pic="http://schemas.openxmlformats.org/drawingml/2006/picture">
+                  <pic:nvPicPr>
+                    <pic:cNvPr id="1" name=""/>
+                    <pic:cNvPicPr/>
+                  </pic:nvPicPr>
+                  <pic:blipFill>
+                    <a:blip r:embed="rId51"/>
+                    <a:stretch>
+                      <a:fillRect/>
+                    </a:stretch>
+                  </pic:blipFill>
+                  <pic:spPr>
+                    <a:xfrm>
+                      <a:off x="0" y="0"/>
+                      <a:ext cx="5400040" cy="3143250"/>
+                    </a:xfrm>
+                    <a:prstGeom prst="rect">
+                      <a:avLst/>
+                    </a:prstGeom>
+                  </pic:spPr>
+                </pic:pic>
+              </a:graphicData>
+            </a:graphic>
+          </wp:inline>
+        </w:drawing>
+      </w:r>
+    </w:p>
+    <w:p>
+      <w:pPr>
+        <w:spacing w:line="278" w:lineRule="auto"/>
+        <w:ind w:firstLine="0"/>
+        <w:jc w:val="left"/>
+        <w:rPr>
+          <w:rFonts w:cs="Arial"/>
+        </w:rPr>
+      </w:pPr>
+      <w:r>
+        <w:rPr>
+          <w:rFonts w:cs="Arial"/>
+        </w:rPr>
+        <w:br w:type="page"/>
+      </w:r>
+    </w:p>
+    <w:p>
+      <w:pPr>
+        <w:ind w:firstLine="0"/>
+        <w:rPr>
+          <w:rFonts w:cs="Arial"/>
+          <w:b/>
+          <w:bCs/>
+        </w:rPr>
+      </w:pPr>
+      <w:r>
+        <w:rPr>
+          <w:rFonts w:cs="Arial"/>
+          <w:b/>
+          <w:bCs/>
+        </w:rPr>
+        <w:lastRenderedPageBreak/>
+        <w:t>Problema</w:t>
+      </w:r>
+      <w:r>
+        <w:rPr>
+          <w:rFonts w:cs="Arial"/>
+          <w:b/>
+          <w:bCs/>
+        </w:rPr>
+        <w:t xml:space="preserve"> 17</w:t>
+      </w:r>
+      <w:r>
+        <w:rPr>
+          <w:rFonts w:cs="Arial"/>
+          <w:b/>
+          <w:bCs/>
+        </w:rPr>
+        <w:t>:</w:t>
+      </w:r>
+    </w:p>
+    <w:p>
+      <w:pPr>
+        <w:ind w:firstLine="0"/>
+        <w:rPr>
+          <w:rFonts w:cs="Arial"/>
+        </w:rPr>
+      </w:pPr>
+      <w:r>
+        <w:rPr>
+          <w:rFonts w:cs="Arial"/>
+        </w:rPr>
+        <w:t>Mostrar a descrição e o valor unitário de todos os produtos que tenham</w:t>
+      </w:r>
+      <w:r>
+        <w:rPr>
+          <w:rFonts w:cs="Arial"/>
+        </w:rPr>
+        <w:t xml:space="preserve"> </w:t>
+      </w:r>
+      <w:r>
+        <w:rPr>
+          <w:rFonts w:cs="Arial"/>
+        </w:rPr>
+        <w:t>unidade 'kg' em ordem ascendente de valor unitário</w:t>
+      </w:r>
+      <w:r>
+        <w:rPr>
+          <w:rFonts w:cs="Arial"/>
+        </w:rPr>
+        <w:t>.</w:t>
+      </w:r>
+    </w:p>
+    <w:p>
+      <w:pPr>
+        <w:ind w:firstLine="0"/>
+        <w:rPr>
+          <w:rFonts w:cs="Arial"/>
+        </w:rPr>
+      </w:pPr>
+    </w:p>
+    <w:p>
+      <w:pPr>
+        <w:ind w:firstLine="0"/>
+        <w:rPr>
+          <w:rFonts w:cs="Arial"/>
+          <w:b/>
+          <w:bCs/>
+        </w:rPr>
+      </w:pPr>
+      <w:r>
+        <w:rPr>
+          <w:rFonts w:cs="Arial"/>
+          <w:b/>
+          <w:bCs/>
+        </w:rPr>
+        <w:t>Código:</w:t>
+      </w:r>
+    </w:p>
+    <w:p>
+      <w:pPr>
+        <w:ind w:firstLine="0"/>
+        <w:rPr>
+          <w:rFonts w:cs="Arial"/>
+        </w:rPr>
+      </w:pPr>
+      <w:r>
+        <w:rPr>
+          <w:rFonts w:cs="Arial"/>
+        </w:rPr>
+        <w:t xml:space="preserve">SELECT </w:t>
+      </w:r>
+      <w:proofErr w:type="spellStart"/>
+      <w:r>
+        <w:rPr>
+          <w:rFonts w:cs="Arial"/>
+        </w:rPr>
+        <w:t>desc_prod</w:t>
+      </w:r>
+      <w:proofErr w:type="spellEnd"/>
+      <w:r>
+        <w:rPr>
+          <w:rFonts w:cs="Arial"/>
+        </w:rPr>
+        <w:t xml:space="preserve">, </w:t>
+      </w:r>
+      <w:proofErr w:type="spellStart"/>
+      <w:r>
+        <w:rPr>
+          <w:rFonts w:cs="Arial"/>
+        </w:rPr>
+        <w:t>val_unit</w:t>
+      </w:r>
+      <w:proofErr w:type="spellEnd"/>
+      <w:r>
+        <w:rPr>
+          <w:rFonts w:cs="Arial"/>
+        </w:rPr>
+        <w:t xml:space="preserve"> </w:t>
+      </w:r>
+    </w:p>
+    <w:p>
+      <w:pPr>
+        <w:ind w:firstLine="0"/>
+        <w:rPr>
+          <w:rFonts w:cs="Arial"/>
+        </w:rPr>
+      </w:pPr>
+      <w:r>
+        <w:rPr>
+          <w:rFonts w:cs="Arial"/>
+        </w:rPr>
+        <w:t xml:space="preserve">FROM produto </w:t>
+      </w:r>
+    </w:p>
+    <w:p>
+      <w:pPr>
+        <w:ind w:firstLine="0"/>
+        <w:rPr>
+          <w:rFonts w:cs="Arial"/>
+        </w:rPr>
+      </w:pPr>
+      <w:r>
+        <w:rPr>
+          <w:rFonts w:cs="Arial"/>
+        </w:rPr>
+        <w:t xml:space="preserve">WHERE </w:t>
+      </w:r>
+      <w:proofErr w:type="spellStart"/>
+      <w:r>
+        <w:rPr>
+          <w:rFonts w:cs="Arial"/>
+        </w:rPr>
+        <w:t>unid_prod</w:t>
+      </w:r>
+      <w:proofErr w:type="spellEnd"/>
+      <w:r>
+        <w:rPr>
+          <w:rFonts w:cs="Arial"/>
+        </w:rPr>
+        <w:t xml:space="preserve"> = 'kg' </w:t>
+      </w:r>
+    </w:p>
+    <w:p>
+      <w:pPr>
+        <w:ind w:firstLine="0"/>
+        <w:rPr>
+          <w:rFonts w:cs="Arial"/>
+        </w:rPr>
+      </w:pPr>
+      <w:r>
+        <w:rPr>
+          <w:rFonts w:cs="Arial"/>
+        </w:rPr>
+        <w:t xml:space="preserve">ORDER BY </w:t>
+      </w:r>
+      <w:proofErr w:type="spellStart"/>
+      <w:r>
+        <w:rPr>
+          <w:rFonts w:cs="Arial"/>
+        </w:rPr>
+        <w:t>val_unit</w:t>
+      </w:r>
+      <w:proofErr w:type="spellEnd"/>
+      <w:r>
+        <w:rPr>
+          <w:rFonts w:cs="Arial"/>
+        </w:rPr>
+        <w:t xml:space="preserve"> ASC;</w:t>
+      </w:r>
+    </w:p>
+    <w:p>
+      <w:pPr>
+        <w:ind w:firstLine="0"/>
+        <w:rPr>
+          <w:rFonts w:cs="Arial"/>
+        </w:rPr>
+      </w:pPr>
+      <w:r>
+        <w:rPr>
+          <w:rFonts w:cs="Arial"/>
+        </w:rPr>
+        <w:drawing>
+          <wp:inline distT="0" distB="0" distL="0" distR="0" wp14:anchorId="4014C593" wp14:editId="5AA52D85">
+            <wp:extent cx="5400040" cy="2769235"/>
+            <wp:effectExtent l="0" t="0" r="0" b="0"/>
+            <wp:docPr id="3" name="Imagem 3"/>
+            <wp:cNvGraphicFramePr>
+              <a:graphicFrameLocks xmlns:a="http://schemas.openxmlformats.org/drawingml/2006/main" noChangeAspect="1"/>
+            </wp:cNvGraphicFramePr>
+            <a:graphic xmlns:a="http://schemas.openxmlformats.org/drawingml/2006/main">
+              <a:graphicData uri="http://schemas.openxmlformats.org/drawingml/2006/picture">
+                <pic:pic xmlns:pic="http://schemas.openxmlformats.org/drawingml/2006/picture">
+                  <pic:nvPicPr>
+                    <pic:cNvPr id="1" name=""/>
+                    <pic:cNvPicPr/>
+                  </pic:nvPicPr>
+                  <pic:blipFill>
+                    <a:blip r:embed="rId52"/>
+                    <a:stretch>
+                      <a:fillRect/>
+                    </a:stretch>
+                  </pic:blipFill>
+                  <pic:spPr>
+                    <a:xfrm>
+                      <a:off x="0" y="0"/>
+                      <a:ext cx="5400040" cy="2769235"/>
+                    </a:xfrm>
+                    <a:prstGeom prst="rect">
+                      <a:avLst/>
+                    </a:prstGeom>
+                  </pic:spPr>
+                </pic:pic>
+              </a:graphicData>
+            </a:graphic>
+          </wp:inline>
+        </w:drawing>
+      </w:r>
+    </w:p>
+    <w:p>
+      <w:pPr>
+        <w:ind w:firstLine="0"/>
+        <w:rPr>
+          <w:rFonts w:cs="Arial"/>
+        </w:rPr>
+      </w:pPr>
+    </w:p>
+    <w:p>
+      <w:pPr>
+        <w:spacing w:line="278" w:lineRule="auto"/>
+        <w:ind w:firstLine="0"/>
+        <w:jc w:val="left"/>
+        <w:rPr>
+          <w:rFonts w:cs="Arial"/>
+          <w:b/>
+          <w:bCs/>
+        </w:rPr>
+      </w:pPr>
+      <w:r>
+        <w:rPr>
+          <w:rFonts w:cs="Arial"/>
+          <w:b/>
+          <w:bCs/>
+        </w:rPr>
+        <w:br w:type="page"/>
+      </w:r>
+    </w:p>
+    <w:p>
+      <w:pPr>
+        <w:ind w:firstLine="0"/>
+        <w:rPr>
+          <w:rFonts w:cs="Arial"/>
+          <w:b/>
+          <w:bCs/>
+        </w:rPr>
+      </w:pPr>
+      <w:r>
+        <w:rPr>
+          <w:rFonts w:cs="Arial"/>
+          <w:b/>
+          <w:bCs/>
+        </w:rPr>
+        <w:lastRenderedPageBreak/>
+        <w:t>Realizando Cálculos sobre a Informação Selecionada</w:t>
+      </w:r>
+      <w:r>
+        <w:rPr>
+          <w:rFonts w:cs="Arial"/>
+          <w:b/>
+          <w:bCs/>
+        </w:rPr>
+        <w:t xml:space="preserve"> </w:t>
+      </w:r>
+    </w:p>
+    <w:p>
+      <w:pPr>
+        <w:ind w:firstLine="0"/>
+        <w:rPr>
+          <w:rFonts w:cs="Arial"/>
+        </w:rPr>
+      </w:pPr>
+      <w:r>
+        <w:rPr>
+          <w:rFonts w:cs="Arial"/>
+        </w:rPr>
+        <w:t>Podemos criar dinamicamente um campo que não pertença à tabela original</w:t>
+      </w:r>
+      <w:r>
+        <w:rPr>
+          <w:rFonts w:cs="Arial"/>
+        </w:rPr>
+        <w:t xml:space="preserve"> </w:t>
+      </w:r>
+      <w:r>
+        <w:rPr>
+          <w:rFonts w:cs="Arial"/>
+        </w:rPr>
+        <w:t>através de operações executadas sobre os campos projetados.</w:t>
+      </w:r>
+    </w:p>
+    <w:p>
+      <w:pPr>
+        <w:ind w:firstLine="0"/>
+        <w:rPr>
+          <w:rFonts w:cs="Arial"/>
+          <w:b/>
+          <w:bCs/>
+        </w:rPr>
+      </w:pPr>
+    </w:p>
+    <w:p>
+      <w:pPr>
+        <w:ind w:firstLine="0"/>
+        <w:rPr>
+          <w:rFonts w:cs="Arial"/>
+          <w:b/>
+          <w:bCs/>
+        </w:rPr>
+      </w:pPr>
+      <w:r>
+        <w:rPr>
+          <w:rFonts w:cs="Arial"/>
+          <w:b/>
+          <w:bCs/>
+        </w:rPr>
+        <w:t>Problema</w:t>
+      </w:r>
+      <w:r>
+        <w:rPr>
+          <w:rFonts w:cs="Arial"/>
+          <w:b/>
+          <w:bCs/>
+        </w:rPr>
+        <w:t xml:space="preserve"> 18</w:t>
+      </w:r>
+      <w:r>
+        <w:rPr>
+          <w:rFonts w:cs="Arial"/>
+          <w:b/>
+          <w:bCs/>
+        </w:rPr>
+        <w:t>:</w:t>
+      </w:r>
+    </w:p>
+    <w:p>
+      <w:pPr>
+        <w:ind w:firstLine="0"/>
+        <w:rPr>
+          <w:rFonts w:cs="Arial"/>
+        </w:rPr>
+      </w:pPr>
+      <w:r>
+        <w:rPr>
+          <w:rFonts w:cs="Arial"/>
+        </w:rPr>
+        <w:t>Exibir o novo salário fixo dos vendedores da faixa de comissão 'C', calculado</w:t>
+      </w:r>
+      <w:r>
+        <w:rPr>
+          <w:rFonts w:cs="Arial"/>
+        </w:rPr>
+        <w:t xml:space="preserve"> </w:t>
+      </w:r>
+      <w:r>
+        <w:rPr>
+          <w:rFonts w:cs="Arial"/>
+        </w:rPr>
+        <w:t>com base no reajuste de 75% sobre o salário atual acrescido de R$ 120,00 de</w:t>
+      </w:r>
+      <w:r>
+        <w:rPr>
+          <w:rFonts w:cs="Arial"/>
+        </w:rPr>
+        <w:t xml:space="preserve"> </w:t>
+      </w:r>
+      <w:r>
+        <w:rPr>
+          <w:rFonts w:cs="Arial"/>
+        </w:rPr>
+        <w:t>bonificação. Ordene a relação resultante pelo nome do vendedor</w:t>
+      </w:r>
+    </w:p>
+    <w:p>
+      <w:pPr>
+        <w:ind w:firstLine="0"/>
+        <w:rPr>
+          <w:rFonts w:cs="Arial"/>
+        </w:rPr>
+      </w:pPr>
+    </w:p>
+    <w:p>
+      <w:pPr>
+        <w:ind w:firstLine="0"/>
+        <w:rPr>
+          <w:rFonts w:cs="Arial"/>
+          <w:b/>
+          <w:bCs/>
+        </w:rPr>
+      </w:pPr>
+      <w:r>
+        <w:rPr>
+          <w:rFonts w:cs="Arial"/>
+          <w:b/>
+          <w:bCs/>
+        </w:rPr>
+        <w:t>Código:</w:t>
+      </w:r>
+    </w:p>
+    <w:p>
+      <w:pPr>
+        <w:ind w:firstLine="0"/>
+        <w:rPr>
+          <w:rFonts w:cs="Arial"/>
+        </w:rPr>
+      </w:pPr>
+      <w:r>
+        <w:rPr>
+          <w:rFonts w:cs="Arial"/>
+        </w:rPr>
+        <w:t xml:space="preserve">SELECT </w:t>
+      </w:r>
+      <w:proofErr w:type="spellStart"/>
+      <w:r>
+        <w:rPr>
+          <w:rFonts w:cs="Arial"/>
+        </w:rPr>
+        <w:t>nome_vend</w:t>
+      </w:r>
+      <w:proofErr w:type="spellEnd"/>
+      <w:r>
+        <w:rPr>
+          <w:rFonts w:cs="Arial"/>
+        </w:rPr>
+        <w:t>, (</w:t>
+      </w:r>
+      <w:proofErr w:type="spellStart"/>
+      <w:r>
+        <w:rPr>
+          <w:rFonts w:cs="Arial"/>
+        </w:rPr>
+        <w:t>sal_fixo</w:t>
+      </w:r>
+      <w:proofErr w:type="spellEnd"/>
+      <w:r>
+        <w:rPr>
+          <w:rFonts w:cs="Arial"/>
+        </w:rPr>
+        <w:t xml:space="preserve"> * 0.75) + 120.00 </w:t>
+      </w:r>
+    </w:p>
+    <w:p>
+      <w:pPr>
+        <w:ind w:firstLine="0"/>
+        <w:rPr>
+          <w:rFonts w:cs="Arial"/>
+        </w:rPr>
+      </w:pPr>
+      <w:r>
+        <w:rPr>
+          <w:rFonts w:cs="Arial"/>
+        </w:rPr>
+        <w:t xml:space="preserve">AS </w:t>
+      </w:r>
+      <w:proofErr w:type="spellStart"/>
+      <w:r>
+        <w:rPr>
+          <w:rFonts w:cs="Arial"/>
+        </w:rPr>
+        <w:t>novo_</w:t>
+      </w:r>
+      <w:proofErr w:type="gramStart"/>
+      <w:r>
+        <w:rPr>
+          <w:rFonts w:cs="Arial"/>
+        </w:rPr>
+        <w:t>salario</w:t>
+      </w:r>
+      <w:proofErr w:type="spellEnd"/>
+      <w:proofErr w:type="gramEnd"/>
+      <w:r>
+        <w:rPr>
+          <w:rFonts w:cs="Arial"/>
+        </w:rPr>
+        <w:t xml:space="preserve"> </w:t>
+      </w:r>
+    </w:p>
+    <w:p>
+      <w:pPr>
+        <w:ind w:firstLine="0"/>
+        <w:rPr>
+          <w:rFonts w:cs="Arial"/>
+        </w:rPr>
+      </w:pPr>
+      <w:r>
+        <w:rPr>
+          <w:rFonts w:cs="Arial"/>
+        </w:rPr>
+        <w:t xml:space="preserve">FROM vendedor </w:t>
+      </w:r>
+    </w:p>
+    <w:p>
+      <w:pPr>
+        <w:ind w:firstLine="0"/>
+        <w:rPr>
+          <w:rFonts w:cs="Arial"/>
+        </w:rPr>
+      </w:pPr>
+      <w:r>
+        <w:rPr>
+          <w:rFonts w:cs="Arial"/>
+        </w:rPr>
+        <w:t xml:space="preserve">WHERE </w:t>
+      </w:r>
+      <w:proofErr w:type="spellStart"/>
+      <w:r>
+        <w:rPr>
+          <w:rFonts w:cs="Arial"/>
+        </w:rPr>
+        <w:t>faixa_comiss</w:t>
+      </w:r>
+      <w:proofErr w:type="spellEnd"/>
+      <w:r>
+        <w:rPr>
+          <w:rFonts w:cs="Arial"/>
+        </w:rPr>
+        <w:t xml:space="preserve"> = 'c' </w:t>
+      </w:r>
+    </w:p>
+    <w:p>
+      <w:pPr>
+        <w:ind w:firstLine="0"/>
+        <w:rPr>
+          <w:rFonts w:cs="Arial"/>
+        </w:rPr>
+      </w:pPr>
+      <w:r>
+        <w:rPr>
+          <w:rFonts w:cs="Arial"/>
+        </w:rPr>
+        <w:t xml:space="preserve">ORDER BY </w:t>
+      </w:r>
+      <w:proofErr w:type="spellStart"/>
+      <w:r>
+        <w:rPr>
+          <w:rFonts w:cs="Arial"/>
+        </w:rPr>
+        <w:t>nome_vend</w:t>
+      </w:r>
+      <w:proofErr w:type="spellEnd"/>
+      <w:r>
+        <w:rPr>
+          <w:rFonts w:cs="Arial"/>
+        </w:rPr>
+        <w:t xml:space="preserve"> ASC;</w:t>
+      </w:r>
+    </w:p>
+    <w:p>
+      <w:pPr>
+        <w:ind w:firstLine="0"/>
+        <w:rPr>
+          <w:rFonts w:cs="Arial"/>
+          <w:b/>
+          <w:bCs/>
+        </w:rPr>
+      </w:pPr>
+      <w:r>
+        <w:rPr>
+          <w:rFonts w:cs="Arial"/>
+          <w:b/>
+          <w:bCs/>
+        </w:rPr>
+        <w:drawing>
+          <wp:inline distT="0" distB="0" distL="0" distR="0" wp14:anchorId="174B286D" wp14:editId="2CC6B04F">
+            <wp:extent cx="5400040" cy="2013585"/>
+            <wp:effectExtent l="0" t="0" r="0" b="5715"/>
+            <wp:docPr id="10" name="Imagem 10"/>
+            <wp:cNvGraphicFramePr>
+              <a:graphicFrameLocks xmlns:a="http://schemas.openxmlformats.org/drawingml/2006/main" noChangeAspect="1"/>
+            </wp:cNvGraphicFramePr>
+            <a:graphic xmlns:a="http://schemas.openxmlformats.org/drawingml/2006/main">
+              <a:graphicData uri="http://schemas.openxmlformats.org/drawingml/2006/picture">
+                <pic:pic xmlns:pic="http://schemas.openxmlformats.org/drawingml/2006/picture">
+                  <pic:nvPicPr>
+                    <pic:cNvPr id="1" name=""/>
+                    <pic:cNvPicPr/>
+                  </pic:nvPicPr>
+                  <pic:blipFill>
+                    <a:blip r:embed="rId53"/>
+                    <a:stretch>
+                      <a:fillRect/>
+                    </a:stretch>
+                  </pic:blipFill>
+                  <pic:spPr>
+                    <a:xfrm>
+                      <a:off x="0" y="0"/>
+                      <a:ext cx="5400040" cy="2013585"/>
+                    </a:xfrm>
+                    <a:prstGeom prst="rect">
+                      <a:avLst/>
+                    </a:prstGeom>
+                  </pic:spPr>
+                </pic:pic>
+              </a:graphicData>
+            </a:graphic>
+          </wp:inline>
+        </w:drawing>
+      </w:r>
+    </w:p>
+    <w:p>
+      <w:pPr>
+        <w:ind w:firstLine="0"/>
+        <w:rPr>
+          <w:rFonts w:cs="Arial"/>
+        </w:rPr>
+      </w:pPr>
+    </w:p>
+    <w:p>
+      <w:pPr>
+        <w:spacing w:line="278" w:lineRule="auto"/>
+        <w:ind w:firstLine="0"/>
+        <w:jc w:val="left"/>
+        <w:rPr>
+          <w:rFonts w:cs="Arial"/>
+          <w:b/>
+          <w:bCs/>
+        </w:rPr>
+      </w:pPr>
+      <w:r>
+        <w:rPr>
+          <w:rFonts w:cs="Arial"/>
+          <w:b/>
+          <w:bCs/>
+        </w:rPr>
+        <w:br w:type="page"/>
+      </w:r>
+    </w:p>
+    <w:p>
+      <w:pPr>
+        <w:ind w:firstLine="0"/>
+        <w:rPr>
+          <w:rFonts w:cs="Arial"/>
+          <w:b/>
+          <w:bCs/>
+        </w:rPr>
+      </w:pPr>
+      <w:r>
+        <w:rPr>
+          <w:rFonts w:cs="Arial"/>
+          <w:b/>
+          <w:bCs/>
+        </w:rPr>
+        <w:lastRenderedPageBreak/>
+        <w:t>Problema 19:</w:t>
+      </w:r>
+    </w:p>
+    <w:p>
+      <w:pPr>
+        <w:ind w:firstLine="0"/>
+        <w:rPr>
+          <w:rFonts w:cs="Arial"/>
+        </w:rPr>
+      </w:pPr>
+      <w:r>
+        <w:rPr>
+          <w:rFonts w:cs="Arial"/>
+        </w:rPr>
+        <w:t xml:space="preserve">Máximos (MAX) </w:t>
+      </w:r>
+      <w:proofErr w:type="gramStart"/>
+      <w:r>
+        <w:rPr>
+          <w:rFonts w:cs="Arial"/>
+        </w:rPr>
+        <w:t>e Mínimos</w:t>
+      </w:r>
+      <w:proofErr w:type="gramEnd"/>
+      <w:r>
+        <w:rPr>
+          <w:rFonts w:cs="Arial"/>
+        </w:rPr>
+        <w:t xml:space="preserve"> (MIN)</w:t>
+      </w:r>
+    </w:p>
+    <w:p>
+      <w:pPr>
+        <w:ind w:firstLine="0"/>
+        <w:rPr>
+          <w:rFonts w:cs="Arial"/>
+        </w:rPr>
+      </w:pPr>
+      <w:r>
+        <w:rPr>
+          <w:rFonts w:cs="Arial"/>
+        </w:rPr>
+        <w:t>Mostrar o menor e o maior salário entre os vendedore</w:t>
+      </w:r>
+      <w:r>
+        <w:rPr>
+          <w:rFonts w:cs="Arial"/>
+        </w:rPr>
+        <w:t>s.</w:t>
+      </w:r>
+    </w:p>
+    <w:p>
+      <w:pPr>
+        <w:ind w:firstLine="0"/>
+        <w:rPr>
+          <w:rFonts w:cs="Arial"/>
+        </w:rPr>
+      </w:pPr>
+    </w:p>
+    <w:p>
+      <w:pPr>
+        <w:ind w:firstLine="0"/>
+        <w:rPr>
+          <w:rFonts w:cs="Arial"/>
+          <w:b/>
+          <w:bCs/>
+        </w:rPr>
+      </w:pPr>
+      <w:r>
+        <w:rPr>
+          <w:rFonts w:cs="Arial"/>
+          <w:b/>
+          <w:bCs/>
+        </w:rPr>
+        <w:t>Código:</w:t>
+      </w:r>
+    </w:p>
+    <w:p>
+      <w:pPr>
+        <w:ind w:firstLine="0"/>
+        <w:rPr>
+          <w:rFonts w:cs="Arial"/>
+        </w:rPr>
+      </w:pPr>
+      <w:r>
+        <w:rPr>
+          <w:rFonts w:cs="Arial"/>
+        </w:rPr>
+        <w:t xml:space="preserve">SELECT </w:t>
+      </w:r>
+      <w:proofErr w:type="gramStart"/>
+      <w:r>
+        <w:rPr>
+          <w:rFonts w:cs="Arial"/>
+        </w:rPr>
+        <w:t>MIN(</w:t>
+      </w:r>
+      <w:proofErr w:type="spellStart"/>
+      <w:proofErr w:type="gramEnd"/>
+      <w:r>
+        <w:rPr>
+          <w:rFonts w:cs="Arial"/>
+        </w:rPr>
+        <w:t>sal_fixo</w:t>
+      </w:r>
+      <w:proofErr w:type="spellEnd"/>
+      <w:r>
+        <w:rPr>
+          <w:rFonts w:cs="Arial"/>
+        </w:rPr>
+        <w:t>), Max(</w:t>
+      </w:r>
+      <w:proofErr w:type="spellStart"/>
+      <w:r>
+        <w:rPr>
+          <w:rFonts w:cs="Arial"/>
+        </w:rPr>
+        <w:t>sal_fixo</w:t>
+      </w:r>
+      <w:proofErr w:type="spellEnd"/>
+      <w:r>
+        <w:rPr>
+          <w:rFonts w:cs="Arial"/>
+        </w:rPr>
+        <w:t xml:space="preserve">) </w:t>
+      </w:r>
+    </w:p>
+    <w:p>
+      <w:pPr>
+        <w:ind w:firstLine="0"/>
+        <w:rPr>
+          <w:rFonts w:cs="Arial"/>
+        </w:rPr>
+      </w:pPr>
+      <w:proofErr w:type="spellStart"/>
+      <w:r>
+        <w:rPr>
+          <w:rFonts w:cs="Arial"/>
+        </w:rPr>
+        <w:t>from</w:t>
+      </w:r>
+      <w:proofErr w:type="spellEnd"/>
+      <w:r>
+        <w:rPr>
+          <w:rFonts w:cs="Arial"/>
+        </w:rPr>
+        <w:t xml:space="preserve"> vendedor;</w:t>
+      </w:r>
+    </w:p>
+    <w:p>
+      <w:pPr>
+        <w:ind w:firstLine="0"/>
+        <w:rPr>
+          <w:rFonts w:cs="Arial"/>
+        </w:rPr>
+      </w:pPr>
+      <w:r>
+        <w:rPr>
+          <w:rFonts w:cs="Arial"/>
+        </w:rPr>
+        <w:drawing>
+          <wp:inline distT="0" distB="0" distL="0" distR="0" wp14:anchorId="39A7AB81" wp14:editId="22F404D6">
+            <wp:extent cx="5400040" cy="3653155"/>
+            <wp:effectExtent l="0" t="0" r="0" b="4445"/>
+            <wp:docPr id="12" name="Imagem 12"/>
+            <wp:cNvGraphicFramePr>
+              <a:graphicFrameLocks xmlns:a="http://schemas.openxmlformats.org/drawingml/2006/main" noChangeAspect="1"/>
+            </wp:cNvGraphicFramePr>
+            <a:graphic xmlns:a="http://schemas.openxmlformats.org/drawingml/2006/main">
+              <a:graphicData uri="http://schemas.openxmlformats.org/drawingml/2006/picture">
+                <pic:pic xmlns:pic="http://schemas.openxmlformats.org/drawingml/2006/picture">
+                  <pic:nvPicPr>
+                    <pic:cNvPr id="1" name=""/>
+                    <pic:cNvPicPr/>
+                  </pic:nvPicPr>
+                  <pic:blipFill>
+                    <a:blip r:embed="rId54"/>
+                    <a:stretch>
+                      <a:fillRect/>
+                    </a:stretch>
+                  </pic:blipFill>
+                  <pic:spPr>
+                    <a:xfrm>
+                      <a:off x="0" y="0"/>
+                      <a:ext cx="5400040" cy="3653155"/>
+                    </a:xfrm>
+                    <a:prstGeom prst="rect">
+                      <a:avLst/>
+                    </a:prstGeom>
+                  </pic:spPr>
+                </pic:pic>
+              </a:graphicData>
+            </a:graphic>
+          </wp:inline>
+        </w:drawing>
+      </w:r>
+    </w:p>
+    <w:p>
+      <w:pPr>
+        <w:ind w:firstLine="0"/>
+        <w:rPr>
+          <w:rFonts w:cs="Arial"/>
+        </w:rPr>
+      </w:pPr>
+    </w:p>
+    <w:p>
+      <w:pPr>
+        <w:ind w:firstLine="0"/>
+        <w:rPr>
+          <w:rFonts w:cs="Arial"/>
+          <w:b/>
+          <w:bCs/>
+        </w:rPr>
+      </w:pPr>
+      <w:r>
+        <w:rPr>
+          <w:rFonts w:cs="Arial"/>
+          <w:b/>
+          <w:bCs/>
+        </w:rPr>
+        <w:t>Problema 20:</w:t>
+      </w:r>
+    </w:p>
+    <w:p>
+      <w:pPr>
+        <w:ind w:firstLine="0"/>
+        <w:rPr>
+          <w:rFonts w:cs="Arial"/>
+        </w:rPr>
+      </w:pPr>
+      <w:r>
+        <w:rPr>
+          <w:rFonts w:cs="Arial"/>
+        </w:rPr>
+        <w:t>Totalizando Colunas (SUM)</w:t>
+      </w:r>
+    </w:p>
+    <w:p>
+      <w:pPr>
+        <w:ind w:firstLine="0"/>
+        <w:rPr>
+          <w:rFonts w:cs="Arial"/>
+        </w:rPr>
+      </w:pPr>
+      <w:r>
+        <w:rPr>
+          <w:rFonts w:cs="Arial"/>
+        </w:rPr>
+        <w:t>Problema:</w:t>
+      </w:r>
+    </w:p>
+    <w:p>
+      <w:pPr>
+        <w:ind w:firstLine="0"/>
+        <w:rPr>
+          <w:rFonts w:cs="Arial"/>
+        </w:rPr>
+      </w:pPr>
+      <w:r>
+        <w:rPr>
+          <w:rFonts w:cs="Arial"/>
+        </w:rPr>
+        <w:t>Mostrar a quantidade total pedida para o produto cimento, de código 200</w:t>
+      </w:r>
+    </w:p>
+    <w:p>
+      <w:pPr>
+        <w:ind w:firstLine="0"/>
         <w:rPr>
           <w:rFonts w:cs="Arial"/>
         </w:rPr>
@@ -7440,8 +8590,58 @@
 </w:document>
 </file>
 
+<file path=word/endnotes.xml><?xml version="1.0" encoding="utf-8"?>
+<w:endnotes xmlns:wpc="http://schemas.microsoft.com/office/word/2010/wordprocessingCanvas" xmlns:cx="http://schemas.microsoft.com/office/drawing/2014/chartex" xmlns:cx1="http://schemas.microsoft.com/office/drawing/2015/9/8/chartex" xmlns:cx2="http://schemas.microsoft.com/office/drawing/2015/10/21/chartex" xmlns:cx3="http://schemas.microsoft.com/office/drawing/2016/5/9/chartex" xmlns:cx4="http://schemas.microsoft.com/office/drawing/2016/5/10/chartex" xmlns:cx5="http://schemas.microsoft.com/office/drawing/2016/5/11/chartex" xmlns:cx6="http://schemas.microsoft.com/office/drawing/2016/5/12/chartex" xmlns:cx7="http://schemas.microsoft.com/office/drawing/2016/5/13/chartex" xmlns:cx8="http://schemas.microsoft.com/office/drawing/2016/5/14/chartex" xmlns:mc="http://schemas.openxmlformats.org/markup-compatibility/2006" xmlns:aink="http://schemas.microsoft.com/office/drawing/2016/ink" xmlns:am3d="http://schemas.microsoft.com/office/drawing/2017/model3d" xmlns:o="urn:schemas-microsoft-com:office:office" xmlns:oel="http://schemas.microsoft.com/office/2019/extlst" xmlns:r="http://schemas.openxmlformats.org/officeDocument/2006/relationships" xmlns:m="http://schemas.openxmlformats.org/officeDocument/2006/math" xmlns:v="urn:schemas-microsoft-com:vml" xmlns:wp14="http://schemas.microsoft.com/office/word/2010/wordprocessingDrawing" xmlns:wp="http://schemas.openxmlformats.org/drawingml/2006/wordprocessingDrawing" xmlns:w10="urn:schemas-microsoft-com:office:word" xmlns:w="http://schemas.openxmlformats.org/wordprocessingml/2006/main" xmlns:w14="http://schemas.microsoft.com/office/word/2010/wordml" xmlns:w15="http://schemas.microsoft.com/office/word/2012/wordml" xmlns:w16cex="http://schemas.microsoft.com/office/word/2018/wordml/cex" xmlns:w16cid="http://schemas.microsoft.com/office/word/2016/wordml/cid" xmlns:w16="http://schemas.microsoft.com/office/word/2018/wordml" xmlns:w16sdtdh="http://schemas.microsoft.com/office/word/2020/wordml/sdtdatahash" xmlns:w16se="http://schemas.microsoft.com/office/word/2015/wordml/symex" xmlns:wpg="http://schemas.microsoft.com/office/word/2010/wordprocessingGroup" xmlns:wpi="http://schemas.microsoft.com/office/word/2010/wordprocessingInk" xmlns:wne="http://schemas.microsoft.com/office/word/2006/wordml" xmlns:wps="http://schemas.microsoft.com/office/word/2010/wordprocessingShape" mc:Ignorable="w14 w15 w16se w16cid w16 w16cex w16sdtdh wp14">
+  <w:endnote w:type="separator" w:id="-1">
+    <w:p>
+      <w:pPr>
+        <w:spacing w:after="0" w:line="240" w:lineRule="auto"/>
+      </w:pPr>
+      <w:r>
+        <w:separator/>
+      </w:r>
+    </w:p>
+  </w:endnote>
+  <w:endnote w:type="continuationSeparator" w:id="0">
+    <w:p>
+      <w:pPr>
+        <w:spacing w:after="0" w:line="240" w:lineRule="auto"/>
+      </w:pPr>
+      <w:r>
+        <w:continuationSeparator/>
+      </w:r>
+    </w:p>
+  </w:endnote>
+</w:endnotes>
+</file>
+
+<file path=word/footnotes.xml><?xml version="1.0" encoding="utf-8"?>
+<w:footnotes xmlns:wpc="http://schemas.microsoft.com/office/word/2010/wordprocessingCanvas" xmlns:cx="http://schemas.microsoft.com/office/drawing/2014/chartex" xmlns:cx1="http://schemas.microsoft.com/office/drawing/2015/9/8/chartex" xmlns:cx2="http://schemas.microsoft.com/office/drawing/2015/10/21/chartex" xmlns:cx3="http://schemas.microsoft.com/office/drawing/2016/5/9/chartex" xmlns:cx4="http://schemas.microsoft.com/office/drawing/2016/5/10/chartex" xmlns:cx5="http://schemas.microsoft.com/office/drawing/2016/5/11/chartex" xmlns:cx6="http://schemas.microsoft.com/office/drawing/2016/5/12/chartex" xmlns:cx7="http://schemas.microsoft.com/office/drawing/2016/5/13/chartex" xmlns:cx8="http://schemas.microsoft.com/office/drawing/2016/5/14/chartex" xmlns:mc="http://schemas.openxmlformats.org/markup-compatibility/2006" xmlns:aink="http://schemas.microsoft.com/office/drawing/2016/ink" xmlns:am3d="http://schemas.microsoft.com/office/drawing/2017/model3d" xmlns:o="urn:schemas-microsoft-com:office:office" xmlns:oel="http://schemas.microsoft.com/office/2019/extlst" xmlns:r="http://schemas.openxmlformats.org/officeDocument/2006/relationships" xmlns:m="http://schemas.openxmlformats.org/officeDocument/2006/math" xmlns:v="urn:schemas-microsoft-com:vml" xmlns:wp14="http://schemas.microsoft.com/office/word/2010/wordprocessingDrawing" xmlns:wp="http://schemas.openxmlformats.org/drawingml/2006/wordprocessingDrawing" xmlns:w10="urn:schemas-microsoft-com:office:word" xmlns:w="http://schemas.openxmlformats.org/wordprocessingml/2006/main" xmlns:w14="http://schemas.microsoft.com/office/word/2010/wordml" xmlns:w15="http://schemas.microsoft.com/office/word/2012/wordml" xmlns:w16cex="http://schemas.microsoft.com/office/word/2018/wordml/cex" xmlns:w16cid="http://schemas.microsoft.com/office/word/2016/wordml/cid" xmlns:w16="http://schemas.microsoft.com/office/word/2018/wordml" xmlns:w16sdtdh="http://schemas.microsoft.com/office/word/2020/wordml/sdtdatahash" xmlns:w16se="http://schemas.microsoft.com/office/word/2015/wordml/symex" xmlns:wpg="http://schemas.microsoft.com/office/word/2010/wordprocessingGroup" xmlns:wpi="http://schemas.microsoft.com/office/word/2010/wordprocessingInk" xmlns:wne="http://schemas.microsoft.com/office/word/2006/wordml" xmlns:wps="http://schemas.microsoft.com/office/word/2010/wordprocessingShape" mc:Ignorable="w14 w15 w16se w16cid w16 w16cex w16sdtdh wp14">
+  <w:footnote w:type="separator" w:id="-1">
+    <w:p>
+      <w:pPr>
+        <w:spacing w:after="0" w:line="240" w:lineRule="auto"/>
+      </w:pPr>
+      <w:r>
+        <w:separator/>
+      </w:r>
+    </w:p>
+  </w:footnote>
+  <w:footnote w:type="continuationSeparator" w:id="0">
+    <w:p>
+      <w:pPr>
+        <w:spacing w:after="0" w:line="240" w:lineRule="auto"/>
+      </w:pPr>
+      <w:r>
+        <w:continuationSeparator/>
+      </w:r>
+    </w:p>
+  </w:footnote>
+</w:footnotes>
+</file>
+
 <file path=word/numbering.xml><?xml version="1.0" encoding="utf-8"?>
-<w:numbering xmlns:wpc="http://schemas.microsoft.com/office/word/2010/wordprocessingCanvas" xmlns:cx="http://schemas.microsoft.com/office/drawing/2014/chartex" xmlns:cx1="http://schemas.microsoft.com/office/drawing/2015/9/8/chartex" xmlns:mc="http://schemas.openxmlformats.org/markup-compatibility/2006" xmlns:o="urn:schemas-microsoft-com:office:office" xmlns:r="http://schemas.openxmlformats.org/officeDocument/2006/relationships" xmlns:m="http://schemas.openxmlformats.org/officeDocument/2006/math" xmlns:v="urn:schemas-microsoft-com:vml" xmlns:wp14="http://schemas.microsoft.com/office/word/2010/wordprocessingDrawing" xmlns:wp="http://schemas.openxmlformats.org/drawingml/2006/wordprocessingDrawing" xmlns:w10="urn:schemas-microsoft-com:office:word" xmlns:w="http://schemas.openxmlformats.org/wordprocessingml/2006/main" xmlns:w14="http://schemas.microsoft.com/office/word/2010/wordml" xmlns:w15="http://schemas.microsoft.com/office/word/2012/wordml" xmlns:w16se="http://schemas.microsoft.com/office/word/2015/wordml/symex" xmlns:wpg="http://schemas.microsoft.com/office/word/2010/wordprocessingGroup" xmlns:wpi="http://schemas.microsoft.com/office/word/2010/wordprocessingInk" xmlns:wne="http://schemas.microsoft.com/office/word/2006/wordml" xmlns:wps="http://schemas.microsoft.com/office/word/2010/wordprocessingShape" mc:Ignorable="w14 w15 w16se wp14">
+<w:numbering xmlns:wpc="http://schemas.microsoft.com/office/word/2010/wordprocessingCanvas" xmlns:cx="http://schemas.microsoft.com/office/drawing/2014/chartex" xmlns:cx1="http://schemas.microsoft.com/office/drawing/2015/9/8/chartex" xmlns:cx2="http://schemas.microsoft.com/office/drawing/2015/10/21/chartex" xmlns:cx3="http://schemas.microsoft.com/office/drawing/2016/5/9/chartex" xmlns:cx4="http://schemas.microsoft.com/office/drawing/2016/5/10/chartex" xmlns:cx5="http://schemas.microsoft.com/office/drawing/2016/5/11/chartex" xmlns:cx6="http://schemas.microsoft.com/office/drawing/2016/5/12/chartex" xmlns:cx7="http://schemas.microsoft.com/office/drawing/2016/5/13/chartex" xmlns:cx8="http://schemas.microsoft.com/office/drawing/2016/5/14/chartex" xmlns:mc="http://schemas.openxmlformats.org/markup-compatibility/2006" xmlns:aink="http://schemas.microsoft.com/office/drawing/2016/ink" xmlns:am3d="http://schemas.microsoft.com/office/drawing/2017/model3d" xmlns:o="urn:schemas-microsoft-com:office:office" xmlns:oel="http://schemas.microsoft.com/office/2019/extlst" xmlns:r="http://schemas.openxmlformats.org/officeDocument/2006/relationships" xmlns:m="http://schemas.openxmlformats.org/officeDocument/2006/math" xmlns:v="urn:schemas-microsoft-com:vml" xmlns:wp14="http://schemas.microsoft.com/office/word/2010/wordprocessingDrawing" xmlns:wp="http://schemas.openxmlformats.org/drawingml/2006/wordprocessingDrawing" xmlns:w10="urn:schemas-microsoft-com:office:word" xmlns:w="http://schemas.openxmlformats.org/wordprocessingml/2006/main" xmlns:w14="http://schemas.microsoft.com/office/word/2010/wordml" xmlns:w15="http://schemas.microsoft.com/office/word/2012/wordml" xmlns:w16cex="http://schemas.microsoft.com/office/word/2018/wordml/cex" xmlns:w16cid="http://schemas.microsoft.com/office/word/2016/wordml/cid" xmlns:w16="http://schemas.microsoft.com/office/word/2018/wordml" xmlns:w16sdtdh="http://schemas.microsoft.com/office/word/2020/wordml/sdtdatahash" xmlns:w16se="http://schemas.microsoft.com/office/word/2015/wordml/symex" xmlns:wpg="http://schemas.microsoft.com/office/word/2010/wordprocessingGroup" xmlns:wpi="http://schemas.microsoft.com/office/word/2010/wordprocessingInk" xmlns:wne="http://schemas.microsoft.com/office/word/2006/wordml" xmlns:wps="http://schemas.microsoft.com/office/word/2010/wordprocessingShape" mc:Ignorable="w14 w15 w16se w16cid w16 w16cex w16sdtdh wp14">
   <w:abstractNum w:abstractNumId="0" w15:restartNumberingAfterBreak="0">
     <w:nsid w:val="08C93109"/>
     <w:multiLevelType w:val="hybridMultilevel"/>
@@ -7531,14 +8731,14 @@
       </w:pPr>
     </w:lvl>
   </w:abstractNum>
-  <w:num w:numId="1">
+  <w:num w:numId="1" w16cid:durableId="962809365">
     <w:abstractNumId w:val="0"/>
   </w:num>
 </w:numbering>
 </file>
 
 <file path=word/styles.xml><?xml version="1.0" encoding="utf-8"?>
-<w:styles xmlns:mc="http://schemas.openxmlformats.org/markup-compatibility/2006" xmlns:r="http://schemas.openxmlformats.org/officeDocument/2006/relationships" xmlns:w="http://schemas.openxmlformats.org/wordprocessingml/2006/main" xmlns:w14="http://schemas.microsoft.com/office/word/2010/wordml" xmlns:w15="http://schemas.microsoft.com/office/word/2012/wordml" xmlns:w16se="http://schemas.microsoft.com/office/word/2015/wordml/symex" mc:Ignorable="w14 w15 w16se">
+<w:styles xmlns:mc="http://schemas.openxmlformats.org/markup-compatibility/2006" xmlns:r="http://schemas.openxmlformats.org/officeDocument/2006/relationships" xmlns:w="http://schemas.openxmlformats.org/wordprocessingml/2006/main" xmlns:w14="http://schemas.microsoft.com/office/word/2010/wordml" xmlns:w15="http://schemas.microsoft.com/office/word/2012/wordml" xmlns:w16cex="http://schemas.microsoft.com/office/word/2018/wordml/cex" xmlns:w16cid="http://schemas.microsoft.com/office/word/2016/wordml/cid" xmlns:w16="http://schemas.microsoft.com/office/word/2018/wordml" xmlns:w16sdtdh="http://schemas.microsoft.com/office/word/2020/wordml/sdtdatahash" xmlns:w16se="http://schemas.microsoft.com/office/word/2015/wordml/symex" mc:Ignorable="w14 w15 w16se w16cid w16 w16cex w16sdtdh">
   <w:docDefaults>
     <w:rPrDefault>
       <w:rPr>
@@ -7556,7 +8756,7 @@
       </w:pPr>
     </w:pPrDefault>
   </w:docDefaults>
-  <w:latentStyles w:defLockedState="0" w:defUIPriority="99" w:defSemiHidden="0" w:defUnhideWhenUsed="0" w:defQFormat="0" w:count="371">
+  <w:latentStyles w:defLockedState="0" w:defUIPriority="99" w:defSemiHidden="0" w:defUnhideWhenUsed="0" w:defQFormat="0" w:count="376">
     <w:lsdException w:name="Normal" w:uiPriority="0" w:qFormat="1"/>
     <w:lsdException w:name="heading 1" w:uiPriority="9" w:qFormat="1"/>
     <w:lsdException w:name="heading 2" w:semiHidden="1" w:uiPriority="9" w:unhideWhenUsed="1" w:qFormat="1"/>
@@ -7928,12 +9128,17 @@
     <w:lsdException w:name="List Table 5 Dark Accent 6" w:uiPriority="50"/>
     <w:lsdException w:name="List Table 6 Colorful Accent 6" w:uiPriority="51"/>
     <w:lsdException w:name="List Table 7 Colorful Accent 6" w:uiPriority="52"/>
+    <w:lsdException w:name="Mention" w:semiHidden="1" w:unhideWhenUsed="1"/>
+    <w:lsdException w:name="Smart Hyperlink" w:semiHidden="1" w:unhideWhenUsed="1"/>
+    <w:lsdException w:name="Hashtag" w:semiHidden="1" w:unhideWhenUsed="1"/>
+    <w:lsdException w:name="Unresolved Mention" w:semiHidden="1" w:unhideWhenUsed="1"/>
+    <w:lsdException w:name="Smart Link" w:semiHidden="1" w:unhideWhenUsed="1"/>
   </w:latentStyles>
   <w:style w:type="paragraph" w:default="1" w:styleId="Normal">
     <w:name w:val="Normal"/>
     <w:aliases w:val="parágrafo"/>
     <w:qFormat/>
-    <w:rsid w:val="00EE5D3E"/>
+    <w:rsid w:val="005E7E67"/>
     <w:pPr>
       <w:spacing w:line="360" w:lineRule="auto"/>
       <w:ind w:firstLine="709"/>
@@ -8476,8 +9681,8 @@
       <w:u w:val="single"/>
     </w:rPr>
   </w:style>
-  <w:style w:type="character" w:customStyle="1" w:styleId="UnresolvedMention">
-    <w:name w:val="Unresolved Mention"/>
+  <w:style w:type="character" w:customStyle="1" w:styleId="MenoPendente1">
+    <w:name w:val="Menção Pendente1"/>
     <w:basedOn w:val="Fontepargpadro"/>
     <w:uiPriority w:val="99"/>
     <w:semiHidden/>
@@ -8556,6 +9761,68 @@
       <w:ind w:firstLine="709"/>
       <w:jc w:val="both"/>
     </w:pPr>
+    <w:rPr>
+      <w:rFonts w:ascii="Arial" w:hAnsi="Arial"/>
+    </w:rPr>
+  </w:style>
+  <w:style w:type="character" w:styleId="MenoPendente">
+    <w:name w:val="Unresolved Mention"/>
+    <w:basedOn w:val="Fontepargpadro"/>
+    <w:uiPriority w:val="99"/>
+    <w:semiHidden/>
+    <w:unhideWhenUsed/>
+    <w:rsid w:val="005E7E67"/>
+    <w:rPr>
+      <w:color w:val="605E5C"/>
+      <w:shd w:val="clear" w:color="auto" w:fill="E1DFDD"/>
+    </w:rPr>
+  </w:style>
+  <w:style w:type="paragraph" w:styleId="Cabealho">
+    <w:name w:val="header"/>
+    <w:basedOn w:val="Normal"/>
+    <w:link w:val="CabealhoChar"/>
+    <w:uiPriority w:val="99"/>
+    <w:unhideWhenUsed/>
+    <w:rsid w:val="005E7E67"/>
+    <w:pPr>
+      <w:tabs>
+        <w:tab w:val="center" w:pos="4252"/>
+        <w:tab w:val="right" w:pos="8504"/>
+      </w:tabs>
+      <w:spacing w:after="0" w:line="240" w:lineRule="auto"/>
+    </w:pPr>
+  </w:style>
+  <w:style w:type="character" w:customStyle="1" w:styleId="CabealhoChar">
+    <w:name w:val="Cabeçalho Char"/>
+    <w:basedOn w:val="Fontepargpadro"/>
+    <w:link w:val="Cabealho"/>
+    <w:uiPriority w:val="99"/>
+    <w:rsid w:val="005E7E67"/>
+    <w:rPr>
+      <w:rFonts w:ascii="Arial" w:hAnsi="Arial"/>
+    </w:rPr>
+  </w:style>
+  <w:style w:type="paragraph" w:styleId="Rodap">
+    <w:name w:val="footer"/>
+    <w:basedOn w:val="Normal"/>
+    <w:link w:val="RodapChar"/>
+    <w:uiPriority w:val="99"/>
+    <w:unhideWhenUsed/>
+    <w:rsid w:val="005E7E67"/>
+    <w:pPr>
+      <w:tabs>
+        <w:tab w:val="center" w:pos="4252"/>
+        <w:tab w:val="right" w:pos="8504"/>
+      </w:tabs>
+      <w:spacing w:after="0" w:line="240" w:lineRule="auto"/>
+    </w:pPr>
+  </w:style>
+  <w:style w:type="character" w:customStyle="1" w:styleId="RodapChar">
+    <w:name w:val="Rodapé Char"/>
+    <w:basedOn w:val="Fontepargpadro"/>
+    <w:link w:val="Rodap"/>
+    <w:uiPriority w:val="99"/>
+    <w:rsid w:val="005E7E67"/>
     <w:rPr>
       <w:rFonts w:ascii="Arial" w:hAnsi="Arial"/>
     </w:rPr>
